--- a/핸즈업버스/000. 업무 분석/001. 버스입찰 업무 기본 분석.docx
+++ b/핸즈업버스/000. 업무 분석/001. 버스입찰 업무 기본 분석.docx
@@ -1,6 +1,6 @@
 
 <file path=word/document.xml><?xml version="1.0" encoding="utf-8"?>
-<w:document xmlns:wpc="http://schemas.microsoft.com/office/word/2010/wordprocessingCanvas" xmlns:cx="http://schemas.microsoft.com/office/drawing/2014/chartex" xmlns:cx1="http://schemas.microsoft.com/office/drawing/2015/9/8/chartex" xmlns:cx2="http://schemas.microsoft.com/office/drawing/2015/10/21/chartex" xmlns:cx3="http://schemas.microsoft.com/office/drawing/2016/5/9/chartex" xmlns:cx4="http://schemas.microsoft.com/office/drawing/2016/5/10/chartex" xmlns:cx5="http://schemas.microsoft.com/office/drawing/2016/5/11/chartex" xmlns:cx6="http://schemas.microsoft.com/office/drawing/2016/5/12/chartex" xmlns:cx7="http://schemas.microsoft.com/office/drawing/2016/5/13/chartex" xmlns:cx8="http://schemas.microsoft.com/office/drawing/2016/5/14/chartex" xmlns:mc="http://schemas.openxmlformats.org/markup-compatibility/2006" xmlns:aink="http://schemas.microsoft.com/office/drawing/2016/ink" xmlns:am3d="http://schemas.microsoft.com/office/drawing/2017/model3d" xmlns:o="urn:schemas-microsoft-com:office:office" xmlns:oel="http://schemas.microsoft.com/office/2019/extlst" xmlns:r="http://schemas.openxmlformats.org/officeDocument/2006/relationships" xmlns:m="http://schemas.openxmlformats.org/officeDocument/2006/math" xmlns:v="urn:schemas-microsoft-com:vml" xmlns:wp14="http://schemas.microsoft.com/office/word/2010/wordprocessingDrawing" xmlns:wp="http://schemas.openxmlformats.org/drawingml/2006/wordprocessingDrawing" xmlns:w10="urn:schemas-microsoft-com:office:word" xmlns:w="http://schemas.openxmlformats.org/wordprocessingml/2006/main" xmlns:w14="http://schemas.microsoft.com/office/word/2010/wordml" xmlns:w15="http://schemas.microsoft.com/office/word/2012/wordml" xmlns:w16cex="http://schemas.microsoft.com/office/word/2018/wordml/cex" xmlns:w16cid="http://schemas.microsoft.com/office/word/2016/wordml/cid" xmlns:w16="http://schemas.microsoft.com/office/word/2018/wordml" xmlns:w16sdtdh="http://schemas.microsoft.com/office/word/2020/wordml/sdtdatahash" xmlns:w16se="http://schemas.microsoft.com/office/word/2015/wordml/symex" xmlns:wpg="http://schemas.microsoft.com/office/word/2010/wordprocessingGroup" xmlns:wpi="http://schemas.microsoft.com/office/word/2010/wordprocessingInk" xmlns:wne="http://schemas.microsoft.com/office/word/2006/wordml" xmlns:wps="http://schemas.microsoft.com/office/word/2010/wordprocessingShape" mc:Ignorable="w14 w15 w16se w16cid w16 w16cex w16sdtdh wp14">
+<w:document xmlns:wpc="http://schemas.microsoft.com/office/word/2010/wordprocessingCanvas" xmlns:cx="http://schemas.microsoft.com/office/drawing/2014/chartex" xmlns:cx1="http://schemas.microsoft.com/office/drawing/2015/9/8/chartex" xmlns:cx2="http://schemas.microsoft.com/office/drawing/2015/10/21/chartex" xmlns:cx3="http://schemas.microsoft.com/office/drawing/2016/5/9/chartex" xmlns:cx4="http://schemas.microsoft.com/office/drawing/2016/5/10/chartex" xmlns:cx5="http://schemas.microsoft.com/office/drawing/2016/5/11/chartex" xmlns:cx6="http://schemas.microsoft.com/office/drawing/2016/5/12/chartex" xmlns:cx7="http://schemas.microsoft.com/office/drawing/2016/5/13/chartex" xmlns:cx8="http://schemas.microsoft.com/office/drawing/2016/5/14/chartex" xmlns:mc="http://schemas.openxmlformats.org/markup-compatibility/2006" xmlns:aink="http://schemas.microsoft.com/office/drawing/2016/ink" xmlns:am3d="http://schemas.microsoft.com/office/drawing/2017/model3d" xmlns:o="urn:schemas-microsoft-com:office:office" xmlns:oel="http://schemas.microsoft.com/office/2019/extlst" xmlns:r="http://schemas.openxmlformats.org/officeDocument/2006/relationships" xmlns:m="http://schemas.openxmlformats.org/officeDocument/2006/math" xmlns:v="urn:schemas-microsoft-com:vml" xmlns:wp14="http://schemas.microsoft.com/office/word/2010/wordprocessingDrawing" xmlns:wp="http://schemas.openxmlformats.org/drawingml/2006/wordprocessingDrawing" xmlns:w10="urn:schemas-microsoft-com:office:word" xmlns:w="http://schemas.openxmlformats.org/wordprocessingml/2006/main" xmlns:w14="http://schemas.microsoft.com/office/word/2010/wordml" xmlns:w15="http://schemas.microsoft.com/office/word/2012/wordml" xmlns:w16cex="http://schemas.microsoft.com/office/word/2018/wordml/cex" xmlns:w16cid="http://schemas.microsoft.com/office/word/2016/wordml/cid" xmlns:w16="http://schemas.microsoft.com/office/word/2018/wordml" xmlns:w16du="http://schemas.microsoft.com/office/word/2023/wordml/word16du" xmlns:w16sdtdh="http://schemas.microsoft.com/office/word/2020/wordml/sdtdatahash" xmlns:w16se="http://schemas.microsoft.com/office/word/2015/wordml/symex" xmlns:wpg="http://schemas.microsoft.com/office/word/2010/wordprocessingGroup" xmlns:wpi="http://schemas.microsoft.com/office/word/2010/wordprocessingInk" xmlns:wne="http://schemas.microsoft.com/office/word/2006/wordml" xmlns:wps="http://schemas.microsoft.com/office/word/2010/wordprocessingShape" mc:Ignorable="w14 w15 w16se w16cid w16 w16cex w16sdtdh w16du wp14">
   <w:body>
     <w:p>
       <w:pPr>
@@ -14,496 +14,127 @@
           <w:b/>
           <w:bCs/>
         </w:rPr>
-        <w:t>버스</w:t>
-      </w:r>
-      <w:r>
+        <w:t>버스 입찰 서비스 플랫폼: 핸즈업버스(HandsUpBus)</w:t>
+      </w:r>
+    </w:p>
+    <w:p>
+      <w:pPr>
         <w:rPr>
           <w:b/>
           <w:bCs/>
         </w:rPr>
-        <w:t xml:space="preserve"> </w:t>
-      </w:r>
+      </w:pPr>
       <w:r>
         <w:rPr>
           <w:b/>
           <w:bCs/>
         </w:rPr>
-        <w:t>입찰</w:t>
-      </w:r>
+        <w:t>1. 서비스 개요</w:t>
+      </w:r>
+    </w:p>
+    <w:p>
+      <w:pPr>
+        <w:numPr>
+          <w:ilvl w:val="0"/>
+          <w:numId w:val="12"/>
+        </w:numPr>
+      </w:pPr>
       <w:r>
         <w:rPr>
           <w:b/>
           <w:bCs/>
         </w:rPr>
-        <w:t xml:space="preserve"> </w:t>
-      </w:r>
+        <w:t>서비스명:</w:t>
+      </w:r>
+      <w:r>
+        <w:t xml:space="preserve"> 핸즈업버스 (HandsUpBus)</w:t>
+      </w:r>
+    </w:p>
+    <w:p>
+      <w:pPr>
+        <w:numPr>
+          <w:ilvl w:val="0"/>
+          <w:numId w:val="12"/>
+        </w:numPr>
+      </w:pPr>
       <w:r>
         <w:rPr>
           <w:b/>
           <w:bCs/>
         </w:rPr>
-        <w:t>서비스</w:t>
+        <w:t>비즈니스 모델:</w:t>
+      </w:r>
+      <w:r>
+        <w:t xml:space="preserve"> 소비자 요청 기반의 </w:t>
       </w:r>
       <w:r>
         <w:rPr>
           <w:b/>
           <w:bCs/>
         </w:rPr>
-        <w:t xml:space="preserve"> </w:t>
-      </w:r>
+        <w:t>버스 입찰</w:t>
+      </w:r>
+      <w:r>
+        <w:t xml:space="preserve"> 시스템 (역경매 방식)</w:t>
+      </w:r>
+    </w:p>
+    <w:p>
+      <w:pPr>
+        <w:numPr>
+          <w:ilvl w:val="0"/>
+          <w:numId w:val="12"/>
+        </w:numPr>
+      </w:pPr>
       <w:r>
         <w:rPr>
           <w:b/>
           <w:bCs/>
         </w:rPr>
-        <w:t>플랫폼</w:t>
-      </w:r>
-      <w:r>
+        <w:t>핵심 가치:</w:t>
+      </w:r>
+      <w:r>
+        <w:t xml:space="preserve"> 신뢰할 수 있는 기사 검증, 투명한 비용 산출, 안전한 예약 관리</w:t>
+      </w:r>
+    </w:p>
+    <w:p>
+      <w:r>
+        <w:rPr>
+          <w:noProof/>
+          <w14:ligatures w14:val="standardContextual"/>
+        </w:rPr>
+        <w:pict>
+          <v:rect id="_x0000_i1029" alt="" style="width:468pt;height:.05pt;mso-width-percent:0;mso-height-percent:0;mso-width-percent:0;mso-height-percent:0" o:hralign="center" o:hrstd="t" o:hr="t" fillcolor="#a0a0a0" stroked="f"/>
+        </w:pict>
+      </w:r>
+    </w:p>
+    <w:p>
+      <w:pPr>
         <w:rPr>
           <w:b/>
           <w:bCs/>
         </w:rPr>
-        <w:t xml:space="preserve">: </w:t>
-      </w:r>
-      <w:proofErr w:type="spellStart"/>
+      </w:pPr>
       <w:r>
         <w:rPr>
           <w:b/>
           <w:bCs/>
         </w:rPr>
-        <w:t>핸즈업버스</w:t>
-      </w:r>
-      <w:proofErr w:type="spellEnd"/>
-      <w:r>
+        <w:t>2. 회원 체계 및 가입 정책</w:t>
+      </w:r>
+    </w:p>
+    <w:p>
+      <w:pPr>
         <w:rPr>
           <w:b/>
           <w:bCs/>
         </w:rPr>
-        <w:t>(HandsUpBus)</w:t>
-      </w:r>
-    </w:p>
-    <w:p>
-      <w:pPr>
+      </w:pPr>
+      <w:r>
         <w:rPr>
           <w:b/>
           <w:bCs/>
         </w:rPr>
-      </w:pPr>
-      <w:r>
-        <w:rPr>
-          <w:b/>
-          <w:bCs/>
-        </w:rPr>
-        <w:t xml:space="preserve">1. </w:t>
-      </w:r>
-      <w:r>
-        <w:rPr>
-          <w:b/>
-          <w:bCs/>
-        </w:rPr>
-        <w:t>서비스</w:t>
-      </w:r>
-      <w:r>
-        <w:rPr>
-          <w:b/>
-          <w:bCs/>
-        </w:rPr>
-        <w:t xml:space="preserve"> </w:t>
-      </w:r>
-      <w:r>
-        <w:rPr>
-          <w:b/>
-          <w:bCs/>
-        </w:rPr>
-        <w:t>개요</w:t>
-      </w:r>
-    </w:p>
-    <w:p>
-      <w:pPr>
-        <w:numPr>
-          <w:ilvl w:val="0"/>
-          <w:numId w:val="12"/>
-        </w:numPr>
-      </w:pPr>
-      <w:r>
-        <w:rPr>
-          <w:b/>
-          <w:bCs/>
-        </w:rPr>
-        <w:t>서비스명</w:t>
-      </w:r>
-      <w:r>
-        <w:rPr>
-          <w:b/>
-          <w:bCs/>
-        </w:rPr>
-        <w:t>:</w:t>
-      </w:r>
-      <w:r>
-        <w:t xml:space="preserve"> </w:t>
-      </w:r>
-      <w:proofErr w:type="spellStart"/>
-      <w:r>
-        <w:t>핸즈업버스</w:t>
-      </w:r>
-      <w:proofErr w:type="spellEnd"/>
-      <w:r>
-        <w:t xml:space="preserve"> (HandsUpBus)</w:t>
-      </w:r>
-    </w:p>
-    <w:p>
-      <w:pPr>
-        <w:numPr>
-          <w:ilvl w:val="0"/>
-          <w:numId w:val="12"/>
-        </w:numPr>
-      </w:pPr>
-      <w:r>
-        <w:rPr>
-          <w:b/>
-          <w:bCs/>
-        </w:rPr>
-        <w:t>비즈니스</w:t>
-      </w:r>
-      <w:r>
-        <w:rPr>
-          <w:b/>
-          <w:bCs/>
-        </w:rPr>
-        <w:t xml:space="preserve"> </w:t>
-      </w:r>
-      <w:r>
-        <w:rPr>
-          <w:b/>
-          <w:bCs/>
-        </w:rPr>
-        <w:t>모델</w:t>
-      </w:r>
-      <w:r>
-        <w:rPr>
-          <w:b/>
-          <w:bCs/>
-        </w:rPr>
-        <w:t>:</w:t>
-      </w:r>
-      <w:r>
-        <w:t xml:space="preserve"> </w:t>
-      </w:r>
-      <w:r>
-        <w:t>소비자</w:t>
-      </w:r>
-      <w:r>
-        <w:t xml:space="preserve"> </w:t>
-      </w:r>
-      <w:r>
-        <w:t>요청</w:t>
-      </w:r>
-      <w:r>
-        <w:t xml:space="preserve"> </w:t>
-      </w:r>
-      <w:r>
-        <w:t>기반의</w:t>
-      </w:r>
-      <w:r>
-        <w:t xml:space="preserve"> </w:t>
-      </w:r>
-      <w:r>
-        <w:rPr>
-          <w:b/>
-          <w:bCs/>
-        </w:rPr>
-        <w:t>버스</w:t>
-      </w:r>
-      <w:r>
-        <w:rPr>
-          <w:b/>
-          <w:bCs/>
-        </w:rPr>
-        <w:t xml:space="preserve"> </w:t>
-      </w:r>
-      <w:r>
-        <w:rPr>
-          <w:b/>
-          <w:bCs/>
-        </w:rPr>
-        <w:t>입찰</w:t>
-      </w:r>
-      <w:r>
-        <w:t xml:space="preserve"> </w:t>
-      </w:r>
-      <w:r>
-        <w:t>시스템</w:t>
-      </w:r>
-      <w:r>
-        <w:t xml:space="preserve"> (</w:t>
-      </w:r>
-      <w:proofErr w:type="spellStart"/>
-      <w:r>
-        <w:t>역경매</w:t>
-      </w:r>
-      <w:proofErr w:type="spellEnd"/>
-      <w:r>
-        <w:t xml:space="preserve"> </w:t>
-      </w:r>
-      <w:r>
-        <w:t>방식</w:t>
-      </w:r>
-      <w:r>
-        <w:t>)</w:t>
-      </w:r>
-    </w:p>
-    <w:p>
-      <w:pPr>
-        <w:numPr>
-          <w:ilvl w:val="0"/>
-          <w:numId w:val="12"/>
-        </w:numPr>
-      </w:pPr>
-      <w:r>
-        <w:rPr>
-          <w:b/>
-          <w:bCs/>
-        </w:rPr>
-        <w:t>핵심</w:t>
-      </w:r>
-      <w:r>
-        <w:rPr>
-          <w:b/>
-          <w:bCs/>
-        </w:rPr>
-        <w:t xml:space="preserve"> </w:t>
-      </w:r>
-      <w:r>
-        <w:rPr>
-          <w:b/>
-          <w:bCs/>
-        </w:rPr>
-        <w:t>가치</w:t>
-      </w:r>
-      <w:r>
-        <w:rPr>
-          <w:b/>
-          <w:bCs/>
-        </w:rPr>
-        <w:t>:</w:t>
-      </w:r>
-      <w:r>
-        <w:t xml:space="preserve"> </w:t>
-      </w:r>
-      <w:r>
-        <w:t>신뢰할</w:t>
-      </w:r>
-      <w:r>
-        <w:t xml:space="preserve"> </w:t>
-      </w:r>
-      <w:r>
-        <w:t>수</w:t>
-      </w:r>
-      <w:r>
-        <w:t xml:space="preserve"> </w:t>
-      </w:r>
-      <w:r>
-        <w:t>있는</w:t>
-      </w:r>
-      <w:r>
-        <w:t xml:space="preserve"> </w:t>
-      </w:r>
-      <w:r>
-        <w:t>기사</w:t>
-      </w:r>
-      <w:r>
-        <w:t xml:space="preserve"> </w:t>
-      </w:r>
-      <w:r>
-        <w:t>검증</w:t>
-      </w:r>
-      <w:r>
-        <w:t xml:space="preserve">, </w:t>
-      </w:r>
-      <w:r>
-        <w:t>투명한</w:t>
-      </w:r>
-      <w:r>
-        <w:t xml:space="preserve"> </w:t>
-      </w:r>
-      <w:r>
-        <w:t>비용</w:t>
-      </w:r>
-      <w:r>
-        <w:t xml:space="preserve"> </w:t>
-      </w:r>
-      <w:r>
-        <w:t>산출</w:t>
-      </w:r>
-      <w:r>
-        <w:t xml:space="preserve">, </w:t>
-      </w:r>
-      <w:r>
-        <w:t>안전한</w:t>
-      </w:r>
-      <w:r>
-        <w:t xml:space="preserve"> </w:t>
-      </w:r>
-      <w:r>
-        <w:t>예약</w:t>
-      </w:r>
-      <w:r>
-        <w:t xml:space="preserve"> </w:t>
-      </w:r>
-      <w:r>
-        <w:t>관리</w:t>
-      </w:r>
-    </w:p>
-    <w:p>
-      <w:r>
-        <w:rPr>
-          <w:noProof/>
-        </w:rPr>
-        <w:pict>
-          <v:rect id="_x0000_i1029" alt="" style="width:468pt;height:.05pt;mso-width-percent:0;mso-height-percent:0;mso-width-percent:0;mso-height-percent:0" o:hralign="center" o:hrstd="t" o:hr="t" fillcolor="#a0a0a0" stroked="f"/>
-        </w:pict>
-      </w:r>
-    </w:p>
-    <w:p>
-      <w:pPr>
-        <w:rPr>
-          <w:b/>
-          <w:bCs/>
-        </w:rPr>
-      </w:pPr>
-      <w:r>
-        <w:rPr>
-          <w:b/>
-          <w:bCs/>
-        </w:rPr>
-        <w:t xml:space="preserve">2. </w:t>
-      </w:r>
-      <w:r>
-        <w:rPr>
-          <w:b/>
-          <w:bCs/>
-        </w:rPr>
-        <w:t>회원</w:t>
-      </w:r>
-      <w:r>
-        <w:rPr>
-          <w:b/>
-          <w:bCs/>
-        </w:rPr>
-        <w:t xml:space="preserve"> </w:t>
-      </w:r>
-      <w:r>
-        <w:rPr>
-          <w:b/>
-          <w:bCs/>
-        </w:rPr>
-        <w:t>체계</w:t>
-      </w:r>
-      <w:r>
-        <w:rPr>
-          <w:b/>
-          <w:bCs/>
-        </w:rPr>
-        <w:t xml:space="preserve"> </w:t>
-      </w:r>
-      <w:r>
-        <w:rPr>
-          <w:b/>
-          <w:bCs/>
-        </w:rPr>
-        <w:t>및</w:t>
-      </w:r>
-      <w:r>
-        <w:rPr>
-          <w:b/>
-          <w:bCs/>
-        </w:rPr>
-        <w:t xml:space="preserve"> </w:t>
-      </w:r>
-      <w:r>
-        <w:rPr>
-          <w:b/>
-          <w:bCs/>
-        </w:rPr>
-        <w:t>가입</w:t>
-      </w:r>
-      <w:r>
-        <w:rPr>
-          <w:b/>
-          <w:bCs/>
-        </w:rPr>
-        <w:t xml:space="preserve"> </w:t>
-      </w:r>
-      <w:r>
-        <w:rPr>
-          <w:b/>
-          <w:bCs/>
-        </w:rPr>
-        <w:t>정책</w:t>
-      </w:r>
-    </w:p>
-    <w:p>
-      <w:pPr>
-        <w:rPr>
-          <w:b/>
-          <w:bCs/>
-        </w:rPr>
-      </w:pPr>
-      <w:r>
-        <w:rPr>
-          <w:b/>
-          <w:bCs/>
-        </w:rPr>
-        <w:t xml:space="preserve">2.1 </w:t>
-      </w:r>
-      <w:r>
-        <w:rPr>
-          <w:b/>
-          <w:bCs/>
-        </w:rPr>
-        <w:t>소비자</w:t>
-      </w:r>
-      <w:r>
-        <w:rPr>
-          <w:b/>
-          <w:bCs/>
-        </w:rPr>
-        <w:t xml:space="preserve"> (User) </w:t>
-      </w:r>
-      <w:r>
-        <w:rPr>
-          <w:b/>
-          <w:bCs/>
-        </w:rPr>
-        <w:t>회원가입</w:t>
-      </w:r>
-      <w:r>
-        <w:rPr>
-          <w:b/>
-          <w:bCs/>
-        </w:rPr>
-        <w:t xml:space="preserve"> </w:t>
-      </w:r>
-      <w:r>
-        <w:rPr>
-          <w:b/>
-          <w:bCs/>
-        </w:rPr>
-        <w:t>입력</w:t>
-      </w:r>
-      <w:r>
-        <w:rPr>
-          <w:b/>
-          <w:bCs/>
-        </w:rPr>
-        <w:t xml:space="preserve"> </w:t>
-      </w:r>
-      <w:r>
-        <w:rPr>
-          <w:b/>
-          <w:bCs/>
-        </w:rPr>
-        <w:t>항목</w:t>
+        <w:t>2.1 소비자 (User) 회원가입 입력 항목</w:t>
       </w:r>
     </w:p>
     <w:tbl>
@@ -519,11 +150,11 @@
         <w:tblLook w:val="04A0" w:firstRow="1" w:lastRow="0" w:firstColumn="1" w:lastColumn="0" w:noHBand="0" w:noVBand="1"/>
       </w:tblPr>
       <w:tblGrid>
-        <w:gridCol w:w="1065"/>
-        <w:gridCol w:w="1639"/>
-        <w:gridCol w:w="1676"/>
-        <w:gridCol w:w="1105"/>
-        <w:gridCol w:w="2963"/>
+        <w:gridCol w:w="1084"/>
+        <w:gridCol w:w="1650"/>
+        <w:gridCol w:w="1690"/>
+        <w:gridCol w:w="1129"/>
+        <w:gridCol w:w="2985"/>
       </w:tblGrid>
       <w:tr>
         <w:trPr>
@@ -592,57 +223,29 @@
                 <w:b/>
                 <w:bCs/>
               </w:rPr>
-              <w:t>데이터</w:t>
-            </w:r>
+              <w:t>데이터 타입</w:t>
+            </w:r>
+          </w:p>
+        </w:tc>
+        <w:tc>
+          <w:tcPr>
+            <w:tcW w:w="0" w:type="auto"/>
+            <w:tcBorders>
+              <w:top w:val="single" w:sz="6" w:space="0" w:color="auto"/>
+              <w:left w:val="single" w:sz="6" w:space="0" w:color="auto"/>
+              <w:bottom w:val="single" w:sz="6" w:space="0" w:color="auto"/>
+              <w:right w:val="single" w:sz="6" w:space="0" w:color="auto"/>
+            </w:tcBorders>
+            <w:vAlign w:val="center"/>
+            <w:hideMark/>
+          </w:tcPr>
+          <w:p>
             <w:r>
               <w:rPr>
                 <w:b/>
                 <w:bCs/>
               </w:rPr>
-              <w:t xml:space="preserve"> </w:t>
-            </w:r>
-            <w:r>
-              <w:rPr>
-                <w:b/>
-                <w:bCs/>
-              </w:rPr>
-              <w:t>타입</w:t>
-            </w:r>
-          </w:p>
-        </w:tc>
-        <w:tc>
-          <w:tcPr>
-            <w:tcW w:w="0" w:type="auto"/>
-            <w:tcBorders>
-              <w:top w:val="single" w:sz="6" w:space="0" w:color="auto"/>
-              <w:left w:val="single" w:sz="6" w:space="0" w:color="auto"/>
-              <w:bottom w:val="single" w:sz="6" w:space="0" w:color="auto"/>
-              <w:right w:val="single" w:sz="6" w:space="0" w:color="auto"/>
-            </w:tcBorders>
-            <w:vAlign w:val="center"/>
-            <w:hideMark/>
-          </w:tcPr>
-          <w:p>
-            <w:r>
-              <w:rPr>
-                <w:b/>
-                <w:bCs/>
-              </w:rPr>
-              <w:t>필수</w:t>
-            </w:r>
-            <w:r>
-              <w:rPr>
-                <w:b/>
-                <w:bCs/>
-              </w:rPr>
-              <w:t xml:space="preserve"> </w:t>
-            </w:r>
-            <w:r>
-              <w:rPr>
-                <w:b/>
-                <w:bCs/>
-              </w:rPr>
-              <w:t>여부</w:t>
+              <w:t>필수 여부</w:t>
             </w:r>
           </w:p>
         </w:tc>
@@ -709,37 +312,25 @@
           </w:tcPr>
           <w:p>
             <w:r>
-              <w:t>회원</w:t>
-            </w:r>
-            <w:r>
-              <w:t xml:space="preserve"> ID</w:t>
-            </w:r>
-          </w:p>
-        </w:tc>
-        <w:tc>
-          <w:tcPr>
-            <w:tcW w:w="0" w:type="auto"/>
-            <w:tcBorders>
-              <w:top w:val="single" w:sz="6" w:space="0" w:color="auto"/>
-              <w:left w:val="single" w:sz="6" w:space="0" w:color="auto"/>
-              <w:bottom w:val="single" w:sz="6" w:space="0" w:color="auto"/>
-              <w:right w:val="single" w:sz="6" w:space="0" w:color="auto"/>
-            </w:tcBorders>
-            <w:vAlign w:val="center"/>
-            <w:hideMark/>
-          </w:tcPr>
-          <w:p>
-            <w:r>
-              <w:t>텍스트</w:t>
-            </w:r>
-            <w:r>
-              <w:t>(</w:t>
-            </w:r>
-            <w:r>
-              <w:t>이메일</w:t>
-            </w:r>
-            <w:r>
-              <w:t>)</w:t>
+              <w:t>회원 ID</w:t>
+            </w:r>
+          </w:p>
+        </w:tc>
+        <w:tc>
+          <w:tcPr>
+            <w:tcW w:w="0" w:type="auto"/>
+            <w:tcBorders>
+              <w:top w:val="single" w:sz="6" w:space="0" w:color="auto"/>
+              <w:left w:val="single" w:sz="6" w:space="0" w:color="auto"/>
+              <w:bottom w:val="single" w:sz="6" w:space="0" w:color="auto"/>
+              <w:right w:val="single" w:sz="6" w:space="0" w:color="auto"/>
+            </w:tcBorders>
+            <w:vAlign w:val="center"/>
+            <w:hideMark/>
+          </w:tcPr>
+          <w:p>
+            <w:r>
+              <w:t>텍스트(이메일)</w:t>
             </w:r>
           </w:p>
         </w:tc>
@@ -775,19 +366,7 @@
           </w:tcPr>
           <w:p>
             <w:r>
-              <w:t>로그인</w:t>
-            </w:r>
-            <w:r>
-              <w:t xml:space="preserve"> </w:t>
-            </w:r>
-            <w:r>
-              <w:t>고유</w:t>
-            </w:r>
-            <w:r>
-              <w:t xml:space="preserve"> </w:t>
-            </w:r>
-            <w:r>
-              <w:t>식별자</w:t>
+              <w:t>로그인 고유 식별자</w:t>
             </w:r>
           </w:p>
         </w:tc>
@@ -886,25 +465,7 @@
           </w:tcPr>
           <w:p>
             <w:r>
-              <w:t>영문</w:t>
-            </w:r>
-            <w:r>
-              <w:t xml:space="preserve">, </w:t>
-            </w:r>
-            <w:r>
-              <w:t>숫자</w:t>
-            </w:r>
-            <w:r>
-              <w:t xml:space="preserve">, </w:t>
-            </w:r>
-            <w:r>
-              <w:t>특수문자</w:t>
-            </w:r>
-            <w:r>
-              <w:t xml:space="preserve"> </w:t>
-            </w:r>
-            <w:r>
-              <w:t>조합</w:t>
+              <w:t>영문, 숫자, 특수문자 조합</w:t>
             </w:r>
           </w:p>
         </w:tc>
@@ -949,13 +510,7 @@
           </w:tcPr>
           <w:p>
             <w:r>
-              <w:t>가입자</w:t>
-            </w:r>
-            <w:r>
-              <w:t xml:space="preserve"> </w:t>
-            </w:r>
-            <w:r>
-              <w:t>성명</w:t>
+              <w:t>가입자 성명</w:t>
             </w:r>
           </w:p>
         </w:tc>
@@ -1009,25 +564,7 @@
           </w:tcPr>
           <w:p>
             <w:r>
-              <w:t>휴대폰</w:t>
-            </w:r>
-            <w:r>
-              <w:t xml:space="preserve"> </w:t>
-            </w:r>
-            <w:r>
-              <w:t>인증</w:t>
-            </w:r>
-            <w:r>
-              <w:t xml:space="preserve"> </w:t>
-            </w:r>
-            <w:r>
-              <w:t>기반</w:t>
-            </w:r>
-            <w:r>
-              <w:t xml:space="preserve"> </w:t>
-            </w:r>
-            <w:r>
-              <w:t>실명</w:t>
+              <w:t>휴대폰 인증 기반 실명</w:t>
             </w:r>
           </w:p>
         </w:tc>
@@ -1072,13 +609,7 @@
           </w:tcPr>
           <w:p>
             <w:r>
-              <w:t>휴대전화</w:t>
-            </w:r>
-            <w:r>
-              <w:t xml:space="preserve"> </w:t>
-            </w:r>
-            <w:r>
-              <w:t>번호</w:t>
+              <w:t>휴대전화 번호</w:t>
             </w:r>
           </w:p>
         </w:tc>
@@ -1132,31 +663,7 @@
           </w:tcPr>
           <w:p>
             <w:r>
-              <w:t>서비스</w:t>
-            </w:r>
-            <w:r>
-              <w:t xml:space="preserve"> </w:t>
-            </w:r>
-            <w:r>
-              <w:t>알림</w:t>
-            </w:r>
-            <w:r>
-              <w:t xml:space="preserve"> </w:t>
-            </w:r>
-            <w:r>
-              <w:t>및</w:t>
-            </w:r>
-            <w:r>
-              <w:t xml:space="preserve"> </w:t>
-            </w:r>
-            <w:r>
-              <w:t>기사</w:t>
-            </w:r>
-            <w:r>
-              <w:t xml:space="preserve"> </w:t>
-            </w:r>
-            <w:r>
-              <w:t>연락용</w:t>
+              <w:t>서비스 알림 및 기사 연락용</w:t>
             </w:r>
           </w:p>
         </w:tc>
@@ -1201,13 +708,7 @@
           </w:tcPr>
           <w:p>
             <w:r>
-              <w:t>이메일</w:t>
-            </w:r>
-            <w:r>
-              <w:t xml:space="preserve"> </w:t>
-            </w:r>
-            <w:r>
-              <w:t>주소</w:t>
+              <w:t>이메일 주소</w:t>
             </w:r>
           </w:p>
         </w:tc>
@@ -1261,25 +762,7 @@
           </w:tcPr>
           <w:p>
             <w:r>
-              <w:t>영수증</w:t>
-            </w:r>
-            <w:r>
-              <w:t xml:space="preserve"> </w:t>
-            </w:r>
-            <w:r>
-              <w:t>및</w:t>
-            </w:r>
-            <w:r>
-              <w:t xml:space="preserve"> </w:t>
-            </w:r>
-            <w:r>
-              <w:t>공지</w:t>
-            </w:r>
-            <w:r>
-              <w:t xml:space="preserve"> </w:t>
-            </w:r>
-            <w:r>
-              <w:t>수신용</w:t>
+              <w:t>영수증 및 공지 수신용</w:t>
             </w:r>
           </w:p>
         </w:tc>
@@ -1324,42 +807,25 @@
           </w:tcPr>
           <w:p>
             <w:r>
-              <w:t>알림</w:t>
-            </w:r>
-            <w:r>
-              <w:t xml:space="preserve"> </w:t>
-            </w:r>
-            <w:r>
-              <w:t>수신</w:t>
-            </w:r>
-            <w:r>
-              <w:t xml:space="preserve"> </w:t>
-            </w:r>
-            <w:r>
-              <w:t>동의</w:t>
-            </w:r>
-          </w:p>
-        </w:tc>
-        <w:tc>
-          <w:tcPr>
-            <w:tcW w:w="0" w:type="auto"/>
-            <w:tcBorders>
-              <w:top w:val="single" w:sz="6" w:space="0" w:color="auto"/>
-              <w:left w:val="single" w:sz="6" w:space="0" w:color="auto"/>
-              <w:bottom w:val="single" w:sz="6" w:space="0" w:color="auto"/>
-              <w:right w:val="single" w:sz="6" w:space="0" w:color="auto"/>
-            </w:tcBorders>
-            <w:vAlign w:val="center"/>
-            <w:hideMark/>
-          </w:tcPr>
-          <w:p>
-            <w:proofErr w:type="spellStart"/>
-            <w:r>
-              <w:t>불리언</w:t>
-            </w:r>
-            <w:proofErr w:type="spellEnd"/>
-            <w:r>
-              <w:t>(Y/N)</w:t>
+              <w:t>알림 수신 동의</w:t>
+            </w:r>
+          </w:p>
+        </w:tc>
+        <w:tc>
+          <w:tcPr>
+            <w:tcW w:w="0" w:type="auto"/>
+            <w:tcBorders>
+              <w:top w:val="single" w:sz="6" w:space="0" w:color="auto"/>
+              <w:left w:val="single" w:sz="6" w:space="0" w:color="auto"/>
+              <w:bottom w:val="single" w:sz="6" w:space="0" w:color="auto"/>
+              <w:right w:val="single" w:sz="6" w:space="0" w:color="auto"/>
+            </w:tcBorders>
+            <w:vAlign w:val="center"/>
+            <w:hideMark/>
+          </w:tcPr>
+          <w:p>
+            <w:r>
+              <w:t>불리언(Y/N)</w:t>
             </w:r>
           </w:p>
         </w:tc>
@@ -1395,31 +861,7 @@
           </w:tcPr>
           <w:p>
             <w:r>
-              <w:t>이벤트</w:t>
-            </w:r>
-            <w:r>
-              <w:t xml:space="preserve"> </w:t>
-            </w:r>
-            <w:r>
-              <w:t>및</w:t>
-            </w:r>
-            <w:r>
-              <w:t xml:space="preserve"> </w:t>
-            </w:r>
-            <w:r>
-              <w:t>혜택</w:t>
-            </w:r>
-            <w:r>
-              <w:t xml:space="preserve"> </w:t>
-            </w:r>
-            <w:r>
-              <w:t>정보</w:t>
-            </w:r>
-            <w:r>
-              <w:t xml:space="preserve"> </w:t>
-            </w:r>
-            <w:r>
-              <w:t>수신</w:t>
+              <w:t>이벤트 및 혜택 정보 수신</w:t>
             </w:r>
           </w:p>
         </w:tc>
@@ -1437,544 +879,130 @@
           <w:b/>
           <w:bCs/>
         </w:rPr>
-        <w:t>가입비</w:t>
-      </w:r>
-      <w:r>
+        <w:t>가입비:</w:t>
+      </w:r>
+      <w:r>
+        <w:t xml:space="preserve"> 110,000원 (정책 결정 시까지 면제 프로모션 진행)</w:t>
+      </w:r>
+    </w:p>
+    <w:p>
+      <w:pPr>
         <w:rPr>
           <w:b/>
           <w:bCs/>
         </w:rPr>
-        <w:t>:</w:t>
-      </w:r>
-      <w:r>
-        <w:t xml:space="preserve"> 110,000</w:t>
-      </w:r>
-      <w:r>
-        <w:t>원</w:t>
-      </w:r>
-      <w:r>
-        <w:t xml:space="preserve"> (</w:t>
-      </w:r>
-      <w:r>
-        <w:t>정책</w:t>
-      </w:r>
-      <w:r>
-        <w:t xml:space="preserve"> </w:t>
-      </w:r>
-      <w:r>
-        <w:t>결정</w:t>
-      </w:r>
-      <w:r>
-        <w:t xml:space="preserve"> </w:t>
-      </w:r>
-      <w:r>
-        <w:t>시까지</w:t>
-      </w:r>
-      <w:r>
-        <w:t xml:space="preserve"> </w:t>
-      </w:r>
-      <w:r>
-        <w:t>면제</w:t>
-      </w:r>
-      <w:r>
-        <w:t xml:space="preserve"> </w:t>
-      </w:r>
-      <w:r>
-        <w:t>프로모션</w:t>
-      </w:r>
-      <w:r>
-        <w:t xml:space="preserve"> </w:t>
-      </w:r>
-      <w:r>
-        <w:t>진행</w:t>
-      </w:r>
-      <w:r>
-        <w:t>)</w:t>
-      </w:r>
-    </w:p>
-    <w:p>
-      <w:pPr>
+      </w:pPr>
+      <w:r>
         <w:rPr>
           <w:b/>
           <w:bCs/>
         </w:rPr>
+        <w:t>2.2 운전기사 (Driver / 차량 소지자)</w:t>
+      </w:r>
+    </w:p>
+    <w:p>
+      <w:pPr>
+        <w:numPr>
+          <w:ilvl w:val="0"/>
+          <w:numId w:val="14"/>
+        </w:numPr>
       </w:pPr>
       <w:r>
         <w:rPr>
           <w:b/>
           <w:bCs/>
         </w:rPr>
-        <w:t xml:space="preserve">2.2 </w:t>
+        <w:t>가입 절차:</w:t>
+      </w:r>
+      <w:r>
+        <w:t xml:space="preserve"> 소비자 가입 항목을 기본으로 하며, 아래 </w:t>
       </w:r>
       <w:r>
         <w:rPr>
           <w:b/>
           <w:bCs/>
         </w:rPr>
-        <w:t>운전기사</w:t>
-      </w:r>
+        <w:t>'3. 검증 체계'</w:t>
+      </w:r>
+      <w:r>
+        <w:t xml:space="preserve"> 정보를 추가 등록</w:t>
+      </w:r>
+    </w:p>
+    <w:p>
+      <w:pPr>
+        <w:numPr>
+          <w:ilvl w:val="0"/>
+          <w:numId w:val="14"/>
+        </w:numPr>
+      </w:pPr>
       <w:r>
         <w:rPr>
           <w:b/>
           <w:bCs/>
         </w:rPr>
-        <w:t xml:space="preserve"> (Driver / </w:t>
-      </w:r>
+        <w:t>가입비:</w:t>
+      </w:r>
+      <w:r>
+        <w:t xml:space="preserve"> 550,000원 (최초 1회)</w:t>
+      </w:r>
+    </w:p>
+    <w:p>
+      <w:pPr>
+        <w:numPr>
+          <w:ilvl w:val="0"/>
+          <w:numId w:val="14"/>
+        </w:numPr>
+      </w:pPr>
       <w:r>
         <w:rPr>
           <w:b/>
           <w:bCs/>
         </w:rPr>
-        <w:t>차량</w:t>
-      </w:r>
-      <w:r>
+        <w:t>멤버십 유형:</w:t>
+      </w:r>
+      <w:r>
+        <w:t xml:space="preserve"> 일반형, 고급형(월 33만), 최고급형(월 55만) 운영</w:t>
+      </w:r>
+    </w:p>
+    <w:p>
+      <w:r>
+        <w:rPr>
+          <w:noProof/>
+          <w14:ligatures w14:val="standardContextual"/>
+        </w:rPr>
+        <w:pict>
+          <v:rect id="_x0000_i1028" alt="" style="width:468pt;height:.05pt;mso-width-percent:0;mso-height-percent:0;mso-width-percent:0;mso-height-percent:0" o:hralign="center" o:hrstd="t" o:hr="t" fillcolor="#a0a0a0" stroked="f"/>
+        </w:pict>
+      </w:r>
+    </w:p>
+    <w:p>
+      <w:pPr>
         <w:rPr>
           <w:b/>
           <w:bCs/>
         </w:rPr>
-        <w:t xml:space="preserve"> </w:t>
-      </w:r>
+      </w:pPr>
       <w:r>
         <w:rPr>
           <w:b/>
           <w:bCs/>
         </w:rPr>
-        <w:t>소지자</w:t>
-      </w:r>
-      <w:r>
+        <w:t>3. 운전기사 및 버스 검증 체계</w:t>
+      </w:r>
+    </w:p>
+    <w:p>
+      <w:pPr>
         <w:rPr>
           <w:b/>
           <w:bCs/>
         </w:rPr>
-        <w:t>)</w:t>
-      </w:r>
-    </w:p>
-    <w:p>
-      <w:pPr>
-        <w:numPr>
-          <w:ilvl w:val="0"/>
-          <w:numId w:val="14"/>
-        </w:numPr>
       </w:pPr>
       <w:r>
         <w:rPr>
           <w:b/>
           <w:bCs/>
         </w:rPr>
-        <w:t>가입</w:t>
-      </w:r>
-      <w:r>
-        <w:rPr>
-          <w:b/>
-          <w:bCs/>
-        </w:rPr>
-        <w:t xml:space="preserve"> </w:t>
-      </w:r>
-      <w:r>
-        <w:rPr>
-          <w:b/>
-          <w:bCs/>
-        </w:rPr>
-        <w:t>절차</w:t>
-      </w:r>
-      <w:r>
-        <w:rPr>
-          <w:b/>
-          <w:bCs/>
-        </w:rPr>
-        <w:t>:</w:t>
-      </w:r>
-      <w:r>
-        <w:t xml:space="preserve"> </w:t>
-      </w:r>
-      <w:r>
-        <w:t>소비자</w:t>
-      </w:r>
-      <w:r>
-        <w:t xml:space="preserve"> </w:t>
-      </w:r>
-      <w:r>
-        <w:t>가입</w:t>
-      </w:r>
-      <w:r>
-        <w:t xml:space="preserve"> </w:t>
-      </w:r>
-      <w:r>
-        <w:t>항목을</w:t>
-      </w:r>
-      <w:r>
-        <w:t xml:space="preserve"> </w:t>
-      </w:r>
-      <w:r>
-        <w:t>기본으로</w:t>
-      </w:r>
-      <w:r>
-        <w:t xml:space="preserve"> </w:t>
-      </w:r>
-      <w:r>
-        <w:t>하며</w:t>
-      </w:r>
-      <w:r>
-        <w:t xml:space="preserve">, </w:t>
-      </w:r>
-      <w:r>
-        <w:t>아래</w:t>
-      </w:r>
-      <w:r>
-        <w:t xml:space="preserve"> </w:t>
-      </w:r>
-      <w:r>
-        <w:rPr>
-          <w:b/>
-          <w:bCs/>
-        </w:rPr>
-        <w:t xml:space="preserve">'3. </w:t>
-      </w:r>
-      <w:r>
-        <w:rPr>
-          <w:b/>
-          <w:bCs/>
-        </w:rPr>
-        <w:t>검증</w:t>
-      </w:r>
-      <w:r>
-        <w:rPr>
-          <w:b/>
-          <w:bCs/>
-        </w:rPr>
-        <w:t xml:space="preserve"> </w:t>
-      </w:r>
-      <w:r>
-        <w:rPr>
-          <w:b/>
-          <w:bCs/>
-        </w:rPr>
-        <w:t>체계</w:t>
-      </w:r>
-      <w:r>
-        <w:rPr>
-          <w:b/>
-          <w:bCs/>
-        </w:rPr>
-        <w:t>'</w:t>
-      </w:r>
-      <w:r>
-        <w:t xml:space="preserve"> </w:t>
-      </w:r>
-      <w:r>
-        <w:t>정보를</w:t>
-      </w:r>
-      <w:r>
-        <w:t xml:space="preserve"> </w:t>
-      </w:r>
-      <w:r>
-        <w:t>추가</w:t>
-      </w:r>
-      <w:r>
-        <w:t xml:space="preserve"> </w:t>
-      </w:r>
-      <w:r>
-        <w:t>등록</w:t>
-      </w:r>
-    </w:p>
-    <w:p>
-      <w:pPr>
-        <w:numPr>
-          <w:ilvl w:val="0"/>
-          <w:numId w:val="14"/>
-        </w:numPr>
-      </w:pPr>
-      <w:r>
-        <w:rPr>
-          <w:b/>
-          <w:bCs/>
-        </w:rPr>
-        <w:t>가입비</w:t>
-      </w:r>
-      <w:r>
-        <w:rPr>
-          <w:b/>
-          <w:bCs/>
-        </w:rPr>
-        <w:t>:</w:t>
-      </w:r>
-      <w:r>
-        <w:t xml:space="preserve"> 550,000</w:t>
-      </w:r>
-      <w:r>
-        <w:t>원</w:t>
-      </w:r>
-      <w:r>
-        <w:t xml:space="preserve"> (</w:t>
-      </w:r>
-      <w:r>
-        <w:t>최초</w:t>
-      </w:r>
-      <w:r>
-        <w:t xml:space="preserve"> 1</w:t>
-      </w:r>
-      <w:r>
-        <w:t>회</w:t>
-      </w:r>
-      <w:r>
-        <w:t>)</w:t>
-      </w:r>
-    </w:p>
-    <w:p>
-      <w:pPr>
-        <w:numPr>
-          <w:ilvl w:val="0"/>
-          <w:numId w:val="14"/>
-        </w:numPr>
-      </w:pPr>
-      <w:r>
-        <w:rPr>
-          <w:b/>
-          <w:bCs/>
-        </w:rPr>
-        <w:t>멤버십</w:t>
-      </w:r>
-      <w:r>
-        <w:rPr>
-          <w:b/>
-          <w:bCs/>
-        </w:rPr>
-        <w:t xml:space="preserve"> </w:t>
-      </w:r>
-      <w:r>
-        <w:rPr>
-          <w:b/>
-          <w:bCs/>
-        </w:rPr>
-        <w:t>유형</w:t>
-      </w:r>
-      <w:r>
-        <w:rPr>
-          <w:b/>
-          <w:bCs/>
-        </w:rPr>
-        <w:t>:</w:t>
-      </w:r>
-      <w:r>
-        <w:t xml:space="preserve"> </w:t>
-      </w:r>
-      <w:r>
-        <w:t>일반형</w:t>
-      </w:r>
-      <w:r>
-        <w:t xml:space="preserve">, </w:t>
-      </w:r>
-      <w:r>
-        <w:t>고급형</w:t>
-      </w:r>
-      <w:r>
-        <w:t>(</w:t>
-      </w:r>
-      <w:r>
-        <w:t>월</w:t>
-      </w:r>
-      <w:r>
-        <w:t xml:space="preserve"> 33</w:t>
-      </w:r>
-      <w:r>
-        <w:t>만</w:t>
-      </w:r>
-      <w:r>
-        <w:t xml:space="preserve">), </w:t>
-      </w:r>
-      <w:r>
-        <w:t>최고급형</w:t>
-      </w:r>
-      <w:r>
-        <w:t>(</w:t>
-      </w:r>
-      <w:r>
-        <w:t>월</w:t>
-      </w:r>
-      <w:r>
-        <w:t xml:space="preserve"> 55</w:t>
-      </w:r>
-      <w:r>
-        <w:t>만</w:t>
-      </w:r>
-      <w:r>
-        <w:t xml:space="preserve">) </w:t>
-      </w:r>
-      <w:r>
-        <w:t>운영</w:t>
-      </w:r>
-    </w:p>
-    <w:p>
-      <w:r>
-        <w:rPr>
-          <w:noProof/>
-        </w:rPr>
-        <w:pict>
-          <v:rect id="_x0000_i1028" alt="" style="width:468pt;height:.05pt;mso-width-percent:0;mso-height-percent:0;mso-width-percent:0;mso-height-percent:0" o:hralign="center" o:hrstd="t" o:hr="t" fillcolor="#a0a0a0" stroked="f"/>
-        </w:pict>
-      </w:r>
-    </w:p>
-    <w:p>
-      <w:pPr>
-        <w:rPr>
-          <w:b/>
-          <w:bCs/>
-        </w:rPr>
-      </w:pPr>
-      <w:r>
-        <w:rPr>
-          <w:b/>
-          <w:bCs/>
-        </w:rPr>
-        <w:t xml:space="preserve">3. </w:t>
-      </w:r>
-      <w:r>
-        <w:rPr>
-          <w:b/>
-          <w:bCs/>
-        </w:rPr>
-        <w:t>운전기사</w:t>
-      </w:r>
-      <w:r>
-        <w:rPr>
-          <w:b/>
-          <w:bCs/>
-        </w:rPr>
-        <w:t xml:space="preserve"> </w:t>
-      </w:r>
-      <w:r>
-        <w:rPr>
-          <w:b/>
-          <w:bCs/>
-        </w:rPr>
-        <w:t>및</w:t>
-      </w:r>
-      <w:r>
-        <w:rPr>
-          <w:b/>
-          <w:bCs/>
-        </w:rPr>
-        <w:t xml:space="preserve"> </w:t>
-      </w:r>
-      <w:r>
-        <w:rPr>
-          <w:b/>
-          <w:bCs/>
-        </w:rPr>
-        <w:t>버스</w:t>
-      </w:r>
-      <w:r>
-        <w:rPr>
-          <w:b/>
-          <w:bCs/>
-        </w:rPr>
-        <w:t xml:space="preserve"> </w:t>
-      </w:r>
-      <w:r>
-        <w:rPr>
-          <w:b/>
-          <w:bCs/>
-        </w:rPr>
-        <w:t>검증</w:t>
-      </w:r>
-      <w:r>
-        <w:rPr>
-          <w:b/>
-          <w:bCs/>
-        </w:rPr>
-        <w:t xml:space="preserve"> </w:t>
-      </w:r>
-      <w:r>
-        <w:rPr>
-          <w:b/>
-          <w:bCs/>
-        </w:rPr>
-        <w:t>체계</w:t>
-      </w:r>
-    </w:p>
-    <w:p>
-      <w:pPr>
-        <w:rPr>
-          <w:b/>
-          <w:bCs/>
-        </w:rPr>
-      </w:pPr>
-      <w:r>
-        <w:rPr>
-          <w:b/>
-          <w:bCs/>
-        </w:rPr>
-        <w:t xml:space="preserve">3.1 </w:t>
-      </w:r>
-      <w:r>
-        <w:rPr>
-          <w:b/>
-          <w:bCs/>
-        </w:rPr>
-        <w:t>운전기사</w:t>
-      </w:r>
-      <w:r>
-        <w:rPr>
-          <w:b/>
-          <w:bCs/>
-        </w:rPr>
-        <w:t xml:space="preserve"> </w:t>
-      </w:r>
-      <w:r>
-        <w:rPr>
-          <w:b/>
-          <w:bCs/>
-        </w:rPr>
-        <w:t>입력</w:t>
-      </w:r>
-      <w:r>
-        <w:rPr>
-          <w:b/>
-          <w:bCs/>
-        </w:rPr>
-        <w:t xml:space="preserve"> </w:t>
-      </w:r>
-      <w:r>
-        <w:rPr>
-          <w:b/>
-          <w:bCs/>
-        </w:rPr>
-        <w:t>정보</w:t>
-      </w:r>
-      <w:r>
-        <w:rPr>
-          <w:b/>
-          <w:bCs/>
-        </w:rPr>
-        <w:t xml:space="preserve"> (</w:t>
-      </w:r>
-      <w:r>
-        <w:rPr>
-          <w:b/>
-          <w:bCs/>
-        </w:rPr>
-        <w:t>인적</w:t>
-      </w:r>
-      <w:r>
-        <w:rPr>
-          <w:b/>
-          <w:bCs/>
-        </w:rPr>
-        <w:t xml:space="preserve"> </w:t>
-      </w:r>
-      <w:r>
-        <w:rPr>
-          <w:b/>
-          <w:bCs/>
-        </w:rPr>
-        <w:t>자격</w:t>
-      </w:r>
-      <w:r>
-        <w:rPr>
-          <w:b/>
-          <w:bCs/>
-        </w:rPr>
-        <w:t>)</w:t>
+        <w:t>3.1 운전기사 입력 정보 (인적 자격)</w:t>
       </w:r>
     </w:p>
     <w:tbl>
@@ -1990,9 +1018,9 @@
         <w:tblLook w:val="04A0" w:firstRow="1" w:lastRow="0" w:firstColumn="1" w:lastColumn="0" w:noHBand="0" w:noVBand="1"/>
       </w:tblPr>
       <w:tblGrid>
-        <w:gridCol w:w="1840"/>
-        <w:gridCol w:w="1105"/>
-        <w:gridCol w:w="2908"/>
+        <w:gridCol w:w="1845"/>
+        <w:gridCol w:w="1129"/>
+        <w:gridCol w:w="2875"/>
       </w:tblGrid>
       <w:tr>
         <w:trPr>
@@ -2039,57 +1067,29 @@
                 <w:b/>
                 <w:bCs/>
               </w:rPr>
-              <w:t>필수</w:t>
-            </w:r>
+              <w:t>필수 여부</w:t>
+            </w:r>
+          </w:p>
+        </w:tc>
+        <w:tc>
+          <w:tcPr>
+            <w:tcW w:w="0" w:type="auto"/>
+            <w:tcBorders>
+              <w:top w:val="single" w:sz="6" w:space="0" w:color="auto"/>
+              <w:left w:val="single" w:sz="6" w:space="0" w:color="auto"/>
+              <w:bottom w:val="single" w:sz="6" w:space="0" w:color="auto"/>
+              <w:right w:val="single" w:sz="6" w:space="0" w:color="auto"/>
+            </w:tcBorders>
+            <w:vAlign w:val="center"/>
+            <w:hideMark/>
+          </w:tcPr>
+          <w:p>
             <w:r>
               <w:rPr>
                 <w:b/>
                 <w:bCs/>
               </w:rPr>
-              <w:t xml:space="preserve"> </w:t>
-            </w:r>
-            <w:r>
-              <w:rPr>
-                <w:b/>
-                <w:bCs/>
-              </w:rPr>
-              <w:t>여부</w:t>
-            </w:r>
-          </w:p>
-        </w:tc>
-        <w:tc>
-          <w:tcPr>
-            <w:tcW w:w="0" w:type="auto"/>
-            <w:tcBorders>
-              <w:top w:val="single" w:sz="6" w:space="0" w:color="auto"/>
-              <w:left w:val="single" w:sz="6" w:space="0" w:color="auto"/>
-              <w:bottom w:val="single" w:sz="6" w:space="0" w:color="auto"/>
-              <w:right w:val="single" w:sz="6" w:space="0" w:color="auto"/>
-            </w:tcBorders>
-            <w:vAlign w:val="center"/>
-            <w:hideMark/>
-          </w:tcPr>
-          <w:p>
-            <w:r>
-              <w:rPr>
-                <w:b/>
-                <w:bCs/>
-              </w:rPr>
-              <w:t>상세</w:t>
-            </w:r>
-            <w:r>
-              <w:rPr>
-                <w:b/>
-                <w:bCs/>
-              </w:rPr>
-              <w:t xml:space="preserve"> </w:t>
-            </w:r>
-            <w:r>
-              <w:rPr>
-                <w:b/>
-                <w:bCs/>
-              </w:rPr>
-              <w:t>내용</w:t>
+              <w:t>상세 내용</w:t>
             </w:r>
           </w:p>
         </w:tc>
@@ -2112,19 +1112,7 @@
           </w:tcPr>
           <w:p>
             <w:r>
-              <w:t>성명</w:t>
-            </w:r>
-            <w:r>
-              <w:t xml:space="preserve"> </w:t>
-            </w:r>
-            <w:r>
-              <w:t>및</w:t>
-            </w:r>
-            <w:r>
-              <w:t xml:space="preserve"> </w:t>
-            </w:r>
-            <w:r>
-              <w:t>연락처</w:t>
+              <w:t>성명 및 연락처</w:t>
             </w:r>
           </w:p>
         </w:tc>
@@ -2160,31 +1148,7 @@
           </w:tcPr>
           <w:p>
             <w:r>
-              <w:t>본인</w:t>
-            </w:r>
-            <w:r>
-              <w:t xml:space="preserve"> </w:t>
-            </w:r>
-            <w:r>
-              <w:t>확인</w:t>
-            </w:r>
-            <w:r>
-              <w:t xml:space="preserve"> </w:t>
-            </w:r>
-            <w:r>
-              <w:t>및</w:t>
-            </w:r>
-            <w:r>
-              <w:t xml:space="preserve"> </w:t>
-            </w:r>
-            <w:r>
-              <w:t>알림</w:t>
-            </w:r>
-            <w:r>
-              <w:t xml:space="preserve"> </w:t>
-            </w:r>
-            <w:r>
-              <w:t>발송용</w:t>
+              <w:t>본인 확인 및 알림 발송용</w:t>
             </w:r>
           </w:p>
         </w:tc>
@@ -2207,13 +1171,7 @@
           </w:tcPr>
           <w:p>
             <w:r>
-              <w:t>운전면허</w:t>
-            </w:r>
-            <w:r>
-              <w:t xml:space="preserve"> </w:t>
-            </w:r>
-            <w:r>
-              <w:t>번호</w:t>
+              <w:t>운전면허 번호</w:t>
             </w:r>
           </w:p>
         </w:tc>
@@ -2249,34 +1207,7 @@
           </w:tcPr>
           <w:p>
             <w:r>
-              <w:t>1</w:t>
-            </w:r>
-            <w:r>
-              <w:t>종</w:t>
-            </w:r>
-            <w:r>
-              <w:t xml:space="preserve"> </w:t>
-            </w:r>
-            <w:r>
-              <w:t>대형</w:t>
-            </w:r>
-            <w:r>
-              <w:t xml:space="preserve"> </w:t>
-            </w:r>
-            <w:r>
-              <w:t>면허</w:t>
-            </w:r>
-            <w:r>
-              <w:t xml:space="preserve"> </w:t>
-            </w:r>
-            <w:r>
-              <w:t>유효성</w:t>
-            </w:r>
-            <w:r>
-              <w:t xml:space="preserve"> </w:t>
-            </w:r>
-            <w:r>
-              <w:t>검증</w:t>
+              <w:t>1종 대형 면허 유효성 검증</w:t>
             </w:r>
           </w:p>
         </w:tc>
@@ -2299,13 +1230,7 @@
           </w:tcPr>
           <w:p>
             <w:r>
-              <w:t>버스운전</w:t>
-            </w:r>
-            <w:r>
-              <w:t xml:space="preserve"> </w:t>
-            </w:r>
-            <w:r>
-              <w:t>자격증</w:t>
+              <w:t>버스운전 자격증</w:t>
             </w:r>
           </w:p>
         </w:tc>
@@ -2341,25 +1266,7 @@
           </w:tcPr>
           <w:p>
             <w:r>
-              <w:t>증명서</w:t>
-            </w:r>
-            <w:r>
-              <w:t xml:space="preserve"> </w:t>
-            </w:r>
-            <w:r>
-              <w:t>사진</w:t>
-            </w:r>
-            <w:r>
-              <w:t xml:space="preserve"> </w:t>
-            </w:r>
-            <w:r>
-              <w:t>업로드</w:t>
-            </w:r>
-            <w:r>
-              <w:t xml:space="preserve"> </w:t>
-            </w:r>
-            <w:r>
-              <w:t>필수</w:t>
+              <w:t>증명서 사진 업로드 필수</w:t>
             </w:r>
           </w:p>
         </w:tc>
@@ -2382,13 +1289,7 @@
           </w:tcPr>
           <w:p>
             <w:r>
-              <w:t>무사고</w:t>
-            </w:r>
-            <w:r>
-              <w:t xml:space="preserve"> </w:t>
-            </w:r>
-            <w:r>
-              <w:t>증명서</w:t>
+              <w:t>무사고 증명서</w:t>
             </w:r>
           </w:p>
         </w:tc>
@@ -2424,31 +1325,7 @@
           </w:tcPr>
           <w:p>
             <w:r>
-              <w:t>최근</w:t>
-            </w:r>
-            <w:r>
-              <w:t xml:space="preserve"> 3~5</w:t>
-            </w:r>
-            <w:r>
-              <w:t>년</w:t>
-            </w:r>
-            <w:r>
-              <w:t xml:space="preserve"> </w:t>
-            </w:r>
-            <w:r>
-              <w:t>사고</w:t>
-            </w:r>
-            <w:r>
-              <w:t xml:space="preserve"> </w:t>
-            </w:r>
-            <w:r>
-              <w:t>이력</w:t>
-            </w:r>
-            <w:r>
-              <w:t xml:space="preserve"> </w:t>
-            </w:r>
-            <w:r>
-              <w:t>확인</w:t>
+              <w:t>최근 3~5년 사고 이력 확인</w:t>
             </w:r>
           </w:p>
         </w:tc>
@@ -2471,14 +1348,7 @@
           </w:tcPr>
           <w:p>
             <w:r>
-              <w:lastRenderedPageBreak/>
-              <w:t>프로필</w:t>
-            </w:r>
-            <w:r>
-              <w:t xml:space="preserve"> </w:t>
-            </w:r>
-            <w:r>
-              <w:t>사진</w:t>
+              <w:t>프로필 사진</w:t>
             </w:r>
           </w:p>
         </w:tc>
@@ -2514,19 +1384,7 @@
           </w:tcPr>
           <w:p>
             <w:r>
-              <w:t>소비자</w:t>
-            </w:r>
-            <w:r>
-              <w:t xml:space="preserve"> </w:t>
-            </w:r>
-            <w:r>
-              <w:t>신뢰</w:t>
-            </w:r>
-            <w:r>
-              <w:t xml:space="preserve"> </w:t>
-            </w:r>
-            <w:r>
-              <w:t>확보용</w:t>
+              <w:t>소비자 신뢰 확보용</w:t>
             </w:r>
           </w:p>
         </w:tc>
@@ -2549,22 +1407,8 @@
           </w:tcPr>
           <w:p>
             <w:r>
-              <w:t>경력</w:t>
-            </w:r>
-            <w:r>
-              <w:t xml:space="preserve"> </w:t>
-            </w:r>
-            <w:r>
-              <w:t>및</w:t>
-            </w:r>
-            <w:r>
-              <w:t xml:space="preserve"> </w:t>
-            </w:r>
-            <w:proofErr w:type="spellStart"/>
-            <w:r>
-              <w:t>소개글</w:t>
-            </w:r>
-            <w:proofErr w:type="spellEnd"/>
+              <w:t>경력 및 소개글</w:t>
+            </w:r>
           </w:p>
         </w:tc>
         <w:tc>
@@ -2599,31 +1443,7 @@
           </w:tcPr>
           <w:p>
             <w:r>
-              <w:t>운행</w:t>
-            </w:r>
-            <w:r>
-              <w:t xml:space="preserve"> </w:t>
-            </w:r>
-            <w:r>
-              <w:t>노하우</w:t>
-            </w:r>
-            <w:r>
-              <w:t xml:space="preserve"> </w:t>
-            </w:r>
-            <w:r>
-              <w:t>및</w:t>
-            </w:r>
-            <w:r>
-              <w:t xml:space="preserve"> </w:t>
-            </w:r>
-            <w:r>
-              <w:t>강점</w:t>
-            </w:r>
-            <w:r>
-              <w:t xml:space="preserve"> </w:t>
-            </w:r>
-            <w:r>
-              <w:t>홍보</w:t>
+              <w:t>운행 노하우 및 강점 홍보</w:t>
             </w:r>
           </w:p>
         </w:tc>
@@ -2641,91 +1461,7 @@
           <w:b/>
           <w:bCs/>
         </w:rPr>
-        <w:t xml:space="preserve">3.2 </w:t>
-      </w:r>
-      <w:r>
-        <w:rPr>
-          <w:b/>
-          <w:bCs/>
-        </w:rPr>
-        <w:t>버스</w:t>
-      </w:r>
-      <w:r>
-        <w:rPr>
-          <w:b/>
-          <w:bCs/>
-        </w:rPr>
-        <w:t>(</w:t>
-      </w:r>
-      <w:r>
-        <w:rPr>
-          <w:b/>
-          <w:bCs/>
-        </w:rPr>
-        <w:t>차량</w:t>
-      </w:r>
-      <w:r>
-        <w:rPr>
-          <w:b/>
-          <w:bCs/>
-        </w:rPr>
-        <w:t xml:space="preserve">) </w:t>
-      </w:r>
-      <w:r>
-        <w:rPr>
-          <w:b/>
-          <w:bCs/>
-        </w:rPr>
-        <w:t>입력</w:t>
-      </w:r>
-      <w:r>
-        <w:rPr>
-          <w:b/>
-          <w:bCs/>
-        </w:rPr>
-        <w:t xml:space="preserve"> </w:t>
-      </w:r>
-      <w:r>
-        <w:rPr>
-          <w:b/>
-          <w:bCs/>
-        </w:rPr>
-        <w:t>정보</w:t>
-      </w:r>
-      <w:r>
-        <w:rPr>
-          <w:b/>
-          <w:bCs/>
-        </w:rPr>
-        <w:t xml:space="preserve"> (</w:t>
-      </w:r>
-      <w:r>
-        <w:rPr>
-          <w:b/>
-          <w:bCs/>
-        </w:rPr>
-        <w:t>물적</w:t>
-      </w:r>
-      <w:r>
-        <w:rPr>
-          <w:b/>
-          <w:bCs/>
-        </w:rPr>
-        <w:t xml:space="preserve"> </w:t>
-      </w:r>
-      <w:r>
-        <w:rPr>
-          <w:b/>
-          <w:bCs/>
-        </w:rPr>
-        <w:t>자격</w:t>
-      </w:r>
-      <w:r>
-        <w:rPr>
-          <w:b/>
-          <w:bCs/>
-        </w:rPr>
-        <w:t>)</w:t>
+        <w:t>3.2 버스(차량) 입력 정보 (물적 자격)</w:t>
       </w:r>
     </w:p>
     <w:tbl>
@@ -2741,9 +1477,9 @@
         <w:tblLook w:val="04A0" w:firstRow="1" w:lastRow="0" w:firstColumn="1" w:lastColumn="0" w:noHBand="0" w:noVBand="1"/>
       </w:tblPr>
       <w:tblGrid>
-        <w:gridCol w:w="1745"/>
-        <w:gridCol w:w="1105"/>
-        <w:gridCol w:w="4031"/>
+        <w:gridCol w:w="1765"/>
+        <w:gridCol w:w="1129"/>
+        <w:gridCol w:w="4065"/>
       </w:tblGrid>
       <w:tr>
         <w:trPr>
@@ -2790,57 +1526,29 @@
                 <w:b/>
                 <w:bCs/>
               </w:rPr>
-              <w:t>필수</w:t>
-            </w:r>
+              <w:t>필수 여부</w:t>
+            </w:r>
+          </w:p>
+        </w:tc>
+        <w:tc>
+          <w:tcPr>
+            <w:tcW w:w="0" w:type="auto"/>
+            <w:tcBorders>
+              <w:top w:val="single" w:sz="6" w:space="0" w:color="auto"/>
+              <w:left w:val="single" w:sz="6" w:space="0" w:color="auto"/>
+              <w:bottom w:val="single" w:sz="6" w:space="0" w:color="auto"/>
+              <w:right w:val="single" w:sz="6" w:space="0" w:color="auto"/>
+            </w:tcBorders>
+            <w:vAlign w:val="center"/>
+            <w:hideMark/>
+          </w:tcPr>
+          <w:p>
             <w:r>
               <w:rPr>
                 <w:b/>
                 <w:bCs/>
               </w:rPr>
-              <w:t xml:space="preserve"> </w:t>
-            </w:r>
-            <w:r>
-              <w:rPr>
-                <w:b/>
-                <w:bCs/>
-              </w:rPr>
-              <w:t>여부</w:t>
-            </w:r>
-          </w:p>
-        </w:tc>
-        <w:tc>
-          <w:tcPr>
-            <w:tcW w:w="0" w:type="auto"/>
-            <w:tcBorders>
-              <w:top w:val="single" w:sz="6" w:space="0" w:color="auto"/>
-              <w:left w:val="single" w:sz="6" w:space="0" w:color="auto"/>
-              <w:bottom w:val="single" w:sz="6" w:space="0" w:color="auto"/>
-              <w:right w:val="single" w:sz="6" w:space="0" w:color="auto"/>
-            </w:tcBorders>
-            <w:vAlign w:val="center"/>
-            <w:hideMark/>
-          </w:tcPr>
-          <w:p>
-            <w:r>
-              <w:rPr>
-                <w:b/>
-                <w:bCs/>
-              </w:rPr>
-              <w:t>상세</w:t>
-            </w:r>
-            <w:r>
-              <w:rPr>
-                <w:b/>
-                <w:bCs/>
-              </w:rPr>
-              <w:t xml:space="preserve"> </w:t>
-            </w:r>
-            <w:r>
-              <w:rPr>
-                <w:b/>
-                <w:bCs/>
-              </w:rPr>
-              <w:t>내용</w:t>
+              <w:t>상세 내용</w:t>
             </w:r>
           </w:p>
         </w:tc>
@@ -2899,33 +1607,7 @@
           </w:tcPr>
           <w:p>
             <w:r>
-              <w:t>자동차</w:t>
-            </w:r>
-            <w:r>
-              <w:t xml:space="preserve"> </w:t>
-            </w:r>
-            <w:r>
-              <w:t>등록원부</w:t>
-            </w:r>
-            <w:r>
-              <w:t xml:space="preserve"> </w:t>
-            </w:r>
-            <w:r>
-              <w:t>기반</w:t>
-            </w:r>
-            <w:r>
-              <w:t xml:space="preserve"> </w:t>
-            </w:r>
-            <w:proofErr w:type="spellStart"/>
-            <w:r>
-              <w:t>실소유</w:t>
-            </w:r>
-            <w:proofErr w:type="spellEnd"/>
-            <w:r>
-              <w:t xml:space="preserve"> </w:t>
-            </w:r>
-            <w:r>
-              <w:t>검증</w:t>
+              <w:t>자동차 등록원부 기반 실소유 검증</w:t>
             </w:r>
           </w:p>
         </w:tc>
@@ -2948,16 +1630,7 @@
           </w:tcPr>
           <w:p>
             <w:r>
-              <w:t>인승</w:t>
-            </w:r>
-            <w:r>
-              <w:t xml:space="preserve"> (</w:t>
-            </w:r>
-            <w:r>
-              <w:t>승차정원</w:t>
-            </w:r>
-            <w:r>
-              <w:t>)</w:t>
+              <w:t>인승 (승차정원)</w:t>
             </w:r>
           </w:p>
         </w:tc>
@@ -2993,43 +1666,7 @@
           </w:tcPr>
           <w:p>
             <w:r>
-              <w:t>소비자</w:t>
-            </w:r>
-            <w:r>
-              <w:t xml:space="preserve"> </w:t>
-            </w:r>
-            <w:r>
-              <w:t>요청</w:t>
-            </w:r>
-            <w:r>
-              <w:t xml:space="preserve"> </w:t>
-            </w:r>
-            <w:r>
-              <w:t>인원</w:t>
-            </w:r>
-            <w:r>
-              <w:t xml:space="preserve"> </w:t>
-            </w:r>
-            <w:r>
-              <w:t>수용</w:t>
-            </w:r>
-            <w:r>
-              <w:t xml:space="preserve"> </w:t>
-            </w:r>
-            <w:r>
-              <w:t>가능</w:t>
-            </w:r>
-            <w:r>
-              <w:t xml:space="preserve"> </w:t>
-            </w:r>
-            <w:r>
-              <w:t>여부</w:t>
-            </w:r>
-            <w:r>
-              <w:t xml:space="preserve"> </w:t>
-            </w:r>
-            <w:r>
-              <w:t>판단</w:t>
+              <w:t>소비자 요청 인원 수용 가능 여부 판단</w:t>
             </w:r>
           </w:p>
         </w:tc>
@@ -3052,13 +1689,7 @@
           </w:tcPr>
           <w:p>
             <w:r>
-              <w:t>보험증권</w:t>
-            </w:r>
-            <w:r>
-              <w:t xml:space="preserve"> </w:t>
-            </w:r>
-            <w:r>
-              <w:t>번호</w:t>
+              <w:t>보험증권 번호</w:t>
             </w:r>
           </w:p>
         </w:tc>
@@ -3094,31 +1725,7 @@
           </w:tcPr>
           <w:p>
             <w:r>
-              <w:t>책임</w:t>
-            </w:r>
-            <w:r>
-              <w:t>/</w:t>
-            </w:r>
-            <w:r>
-              <w:t>종합보험</w:t>
-            </w:r>
-            <w:r>
-              <w:t xml:space="preserve"> </w:t>
-            </w:r>
-            <w:r>
-              <w:t>가입</w:t>
-            </w:r>
-            <w:r>
-              <w:t xml:space="preserve"> </w:t>
-            </w:r>
-            <w:r>
-              <w:t>증권</w:t>
-            </w:r>
-            <w:r>
-              <w:t xml:space="preserve"> </w:t>
-            </w:r>
-            <w:r>
-              <w:t>업로드</w:t>
+              <w:t>책임/종합보험 가입 증권 업로드</w:t>
             </w:r>
           </w:p>
         </w:tc>
@@ -3141,13 +1748,8 @@
           </w:tcPr>
           <w:p>
             <w:r>
-              <w:t>차량</w:t>
-            </w:r>
-            <w:r>
-              <w:t xml:space="preserve"> </w:t>
-            </w:r>
-            <w:r>
-              <w:t>연식</w:t>
+              <w:lastRenderedPageBreak/>
+              <w:t>차량 연식</w:t>
             </w:r>
           </w:p>
         </w:tc>
@@ -3183,37 +1785,7 @@
           </w:tcPr>
           <w:p>
             <w:r>
-              <w:t>노후</w:t>
-            </w:r>
-            <w:r>
-              <w:t xml:space="preserve"> </w:t>
-            </w:r>
-            <w:r>
-              <w:t>차량</w:t>
-            </w:r>
-            <w:r>
-              <w:t xml:space="preserve"> </w:t>
-            </w:r>
-            <w:r>
-              <w:t>제한</w:t>
-            </w:r>
-            <w:r>
-              <w:t xml:space="preserve"> </w:t>
-            </w:r>
-            <w:r>
-              <w:t>정책</w:t>
-            </w:r>
-            <w:r>
-              <w:t xml:space="preserve"> </w:t>
-            </w:r>
-            <w:r>
-              <w:t>준수</w:t>
-            </w:r>
-            <w:r>
-              <w:t xml:space="preserve"> </w:t>
-            </w:r>
-            <w:r>
-              <w:t>확인</w:t>
+              <w:t>노후 차량 제한 정책 준수 확인</w:t>
             </w:r>
           </w:p>
         </w:tc>
@@ -3236,13 +1808,7 @@
           </w:tcPr>
           <w:p>
             <w:r>
-              <w:t>표준</w:t>
-            </w:r>
-            <w:r>
-              <w:t xml:space="preserve"> </w:t>
-            </w:r>
-            <w:r>
-              <w:t>연비</w:t>
+              <w:t>표준 연비</w:t>
             </w:r>
           </w:p>
         </w:tc>
@@ -3277,28 +1843,8 @@
             <w:hideMark/>
           </w:tcPr>
           <w:p>
-            <w:proofErr w:type="spellStart"/>
-            <w:r>
-              <w:t>주유비</w:t>
-            </w:r>
-            <w:proofErr w:type="spellEnd"/>
-            <w:r>
-              <w:t xml:space="preserve"> </w:t>
-            </w:r>
-            <w:r>
-              <w:t>자동</w:t>
-            </w:r>
-            <w:r>
-              <w:t xml:space="preserve"> </w:t>
-            </w:r>
-            <w:r>
-              <w:t>계산</w:t>
-            </w:r>
-            <w:r>
-              <w:t xml:space="preserve"> </w:t>
-            </w:r>
-            <w:r>
-              <w:t>가이드용</w:t>
+            <w:r>
+              <w:t>주유비 자동 계산 가이드용</w:t>
             </w:r>
           </w:p>
         </w:tc>
@@ -3325,138 +1871,47 @@
                 <w:b/>
                 <w:bCs/>
               </w:rPr>
-              <w:t>차량</w:t>
-            </w:r>
+              <w:t>차량 사진</w:t>
+            </w:r>
+          </w:p>
+        </w:tc>
+        <w:tc>
+          <w:tcPr>
+            <w:tcW w:w="0" w:type="auto"/>
+            <w:tcBorders>
+              <w:top w:val="single" w:sz="6" w:space="0" w:color="auto"/>
+              <w:left w:val="single" w:sz="6" w:space="0" w:color="auto"/>
+              <w:bottom w:val="single" w:sz="6" w:space="0" w:color="auto"/>
+              <w:right w:val="single" w:sz="6" w:space="0" w:color="auto"/>
+            </w:tcBorders>
+            <w:vAlign w:val="center"/>
+            <w:hideMark/>
+          </w:tcPr>
+          <w:p>
+            <w:r>
+              <w:t>선택</w:t>
+            </w:r>
+          </w:p>
+        </w:tc>
+        <w:tc>
+          <w:tcPr>
+            <w:tcW w:w="0" w:type="auto"/>
+            <w:tcBorders>
+              <w:top w:val="single" w:sz="6" w:space="0" w:color="auto"/>
+              <w:left w:val="single" w:sz="6" w:space="0" w:color="auto"/>
+              <w:bottom w:val="single" w:sz="6" w:space="0" w:color="auto"/>
+              <w:right w:val="single" w:sz="6" w:space="0" w:color="auto"/>
+            </w:tcBorders>
+            <w:vAlign w:val="center"/>
+            <w:hideMark/>
+          </w:tcPr>
+          <w:p>
             <w:r>
               <w:rPr>
                 <w:b/>
                 <w:bCs/>
               </w:rPr>
-              <w:t xml:space="preserve"> </w:t>
-            </w:r>
-            <w:r>
-              <w:rPr>
-                <w:b/>
-                <w:bCs/>
-              </w:rPr>
-              <w:t>사진</w:t>
-            </w:r>
-          </w:p>
-        </w:tc>
-        <w:tc>
-          <w:tcPr>
-            <w:tcW w:w="0" w:type="auto"/>
-            <w:tcBorders>
-              <w:top w:val="single" w:sz="6" w:space="0" w:color="auto"/>
-              <w:left w:val="single" w:sz="6" w:space="0" w:color="auto"/>
-              <w:bottom w:val="single" w:sz="6" w:space="0" w:color="auto"/>
-              <w:right w:val="single" w:sz="6" w:space="0" w:color="auto"/>
-            </w:tcBorders>
-            <w:vAlign w:val="center"/>
-            <w:hideMark/>
-          </w:tcPr>
-          <w:p>
-            <w:r>
-              <w:t>선택</w:t>
-            </w:r>
-          </w:p>
-        </w:tc>
-        <w:tc>
-          <w:tcPr>
-            <w:tcW w:w="0" w:type="auto"/>
-            <w:tcBorders>
-              <w:top w:val="single" w:sz="6" w:space="0" w:color="auto"/>
-              <w:left w:val="single" w:sz="6" w:space="0" w:color="auto"/>
-              <w:bottom w:val="single" w:sz="6" w:space="0" w:color="auto"/>
-              <w:right w:val="single" w:sz="6" w:space="0" w:color="auto"/>
-            </w:tcBorders>
-            <w:vAlign w:val="center"/>
-            <w:hideMark/>
-          </w:tcPr>
-          <w:p>
-            <w:r>
-              <w:rPr>
-                <w:b/>
-                <w:bCs/>
-              </w:rPr>
-              <w:t>내</w:t>
-            </w:r>
-            <w:r>
-              <w:rPr>
-                <w:b/>
-                <w:bCs/>
-              </w:rPr>
-              <w:t>/</w:t>
-            </w:r>
-            <w:r>
-              <w:rPr>
-                <w:b/>
-                <w:bCs/>
-              </w:rPr>
-              <w:t>외부</w:t>
-            </w:r>
-            <w:r>
-              <w:rPr>
-                <w:b/>
-                <w:bCs/>
-              </w:rPr>
-              <w:t xml:space="preserve"> </w:t>
-            </w:r>
-            <w:r>
-              <w:rPr>
-                <w:b/>
-                <w:bCs/>
-              </w:rPr>
-              <w:t>사진</w:t>
-            </w:r>
-            <w:r>
-              <w:rPr>
-                <w:b/>
-                <w:bCs/>
-              </w:rPr>
-              <w:t xml:space="preserve"> (</w:t>
-            </w:r>
-            <w:r>
-              <w:rPr>
-                <w:b/>
-                <w:bCs/>
-              </w:rPr>
-              <w:t>최대</w:t>
-            </w:r>
-            <w:r>
-              <w:rPr>
-                <w:b/>
-                <w:bCs/>
-              </w:rPr>
-              <w:t xml:space="preserve"> 8</w:t>
-            </w:r>
-            <w:r>
-              <w:rPr>
-                <w:b/>
-                <w:bCs/>
-              </w:rPr>
-              <w:t>장</w:t>
-            </w:r>
-            <w:r>
-              <w:rPr>
-                <w:b/>
-                <w:bCs/>
-              </w:rPr>
-              <w:t xml:space="preserve"> </w:t>
-            </w:r>
-            <w:r>
-              <w:rPr>
-                <w:b/>
-                <w:bCs/>
-              </w:rPr>
-              <w:t>업로드</w:t>
-            </w:r>
-            <w:r>
-              <w:rPr>
-                <w:b/>
-                <w:bCs/>
-              </w:rPr>
-              <w:t>)</w:t>
+              <w:t>내/외부 사진 (최대 8장 업로드)</w:t>
             </w:r>
           </w:p>
         </w:tc>
@@ -3479,13 +1934,7 @@
           </w:tcPr>
           <w:p>
             <w:r>
-              <w:t>편의시설</w:t>
-            </w:r>
-            <w:r>
-              <w:t xml:space="preserve"> </w:t>
-            </w:r>
-            <w:r>
-              <w:t>유무</w:t>
+              <w:t>편의시설 유무</w:t>
             </w:r>
           </w:p>
         </w:tc>
@@ -3521,19 +1970,7 @@
           </w:tcPr>
           <w:p>
             <w:r>
-              <w:t>냉장고</w:t>
-            </w:r>
-            <w:r>
-              <w:t xml:space="preserve">, Wi-Fi, USB, </w:t>
-            </w:r>
-            <w:r>
-              <w:t>노래방</w:t>
-            </w:r>
-            <w:r>
-              <w:t xml:space="preserve"> </w:t>
-            </w:r>
-            <w:r>
-              <w:t>등</w:t>
+              <w:t>냉장고, Wi-Fi, USB, 노래방 등</w:t>
             </w:r>
           </w:p>
         </w:tc>
@@ -3543,6 +1980,7 @@
       <w:r>
         <w:rPr>
           <w:noProof/>
+          <w14:ligatures w14:val="standardContextual"/>
         </w:rPr>
         <w:pict>
           <v:rect id="_x0000_i1027" alt="" style="width:468pt;height:.05pt;mso-width-percent:0;mso-height-percent:0;mso-width-percent:0;mso-height-percent:0" o:hralign="center" o:hrstd="t" o:hr="t" fillcolor="#a0a0a0" stroked="f"/>
@@ -3561,423 +1999,91 @@
           <w:b/>
           <w:bCs/>
         </w:rPr>
-        <w:t xml:space="preserve">4. </w:t>
-      </w:r>
-      <w:r>
+        <w:t>4. 버스 입찰 및 매칭 프로세스</w:t>
+      </w:r>
+    </w:p>
+    <w:p>
+      <w:pPr>
         <w:rPr>
           <w:b/>
           <w:bCs/>
         </w:rPr>
-        <w:t>버스</w:t>
-      </w:r>
+      </w:pPr>
       <w:r>
         <w:rPr>
           <w:b/>
           <w:bCs/>
         </w:rPr>
-        <w:t xml:space="preserve"> </w:t>
-      </w:r>
+        <w:t>4.1 소비자 입찰 등록</w:t>
+      </w:r>
+    </w:p>
+    <w:p>
+      <w:pPr>
+        <w:numPr>
+          <w:ilvl w:val="0"/>
+          <w:numId w:val="15"/>
+        </w:numPr>
+      </w:pPr>
       <w:r>
         <w:rPr>
           <w:b/>
           <w:bCs/>
         </w:rPr>
-        <w:t>입찰</w:t>
-      </w:r>
+        <w:t>내용:</w:t>
+      </w:r>
+      <w:r>
+        <w:t xml:space="preserve"> 출발지, 경유지(최대 3개), 도착지 기반 비용 자동 산출 가이드 제공 및 운임 요청 금액</w:t>
+      </w:r>
+    </w:p>
+    <w:p>
+      <w:pPr>
+        <w:numPr>
+          <w:ilvl w:val="0"/>
+          <w:numId w:val="15"/>
+        </w:numPr>
+      </w:pPr>
       <w:r>
         <w:rPr>
           <w:b/>
           <w:bCs/>
         </w:rPr>
-        <w:t xml:space="preserve"> </w:t>
-      </w:r>
-      <w:r>
+        <w:t>옵션:</w:t>
+      </w:r>
+      <w:r>
+        <w:t xml:space="preserve"> 주차비, 기사 봉사료(팁), 숙박비 포함 여부 필수 체크</w:t>
+      </w:r>
+    </w:p>
+    <w:p>
+      <w:pPr>
         <w:rPr>
           <w:b/>
           <w:bCs/>
         </w:rPr>
-        <w:t>및</w:t>
-      </w:r>
+      </w:pPr>
       <w:r>
         <w:rPr>
           <w:b/>
           <w:bCs/>
         </w:rPr>
-        <w:t xml:space="preserve"> </w:t>
-      </w:r>
+        <w:t>4.2 기사 입찰 참여</w:t>
+      </w:r>
+    </w:p>
+    <w:p>
+      <w:pPr>
+        <w:numPr>
+          <w:ilvl w:val="0"/>
+          <w:numId w:val="16"/>
+        </w:numPr>
+      </w:pPr>
       <w:r>
         <w:rPr>
           <w:b/>
           <w:bCs/>
         </w:rPr>
-        <w:t>매칭</w:t>
-      </w:r>
-      <w:r>
-        <w:rPr>
-          <w:b/>
-          <w:bCs/>
-        </w:rPr>
-        <w:t xml:space="preserve"> </w:t>
-      </w:r>
-      <w:r>
-        <w:rPr>
-          <w:b/>
-          <w:bCs/>
-        </w:rPr>
-        <w:t>프로세스</w:t>
-      </w:r>
-    </w:p>
-    <w:p>
-      <w:pPr>
-        <w:rPr>
-          <w:b/>
-          <w:bCs/>
-        </w:rPr>
-      </w:pPr>
-      <w:r>
-        <w:rPr>
-          <w:b/>
-          <w:bCs/>
-        </w:rPr>
-        <w:t xml:space="preserve">4.1 </w:t>
-      </w:r>
-      <w:r>
-        <w:rPr>
-          <w:b/>
-          <w:bCs/>
-        </w:rPr>
-        <w:t>소비자</w:t>
-      </w:r>
-      <w:r>
-        <w:rPr>
-          <w:b/>
-          <w:bCs/>
-        </w:rPr>
-        <w:t xml:space="preserve"> </w:t>
-      </w:r>
-      <w:r>
-        <w:rPr>
-          <w:b/>
-          <w:bCs/>
-        </w:rPr>
-        <w:t>입찰</w:t>
-      </w:r>
-      <w:r>
-        <w:rPr>
-          <w:b/>
-          <w:bCs/>
-        </w:rPr>
-        <w:t xml:space="preserve"> </w:t>
-      </w:r>
-      <w:r>
-        <w:rPr>
-          <w:b/>
-          <w:bCs/>
-        </w:rPr>
-        <w:t>등록</w:t>
-      </w:r>
-    </w:p>
-    <w:p>
-      <w:pPr>
-        <w:numPr>
-          <w:ilvl w:val="0"/>
-          <w:numId w:val="15"/>
-        </w:numPr>
-      </w:pPr>
-      <w:r>
-        <w:rPr>
-          <w:b/>
-          <w:bCs/>
-        </w:rPr>
-        <w:t>내용</w:t>
-      </w:r>
-      <w:r>
-        <w:rPr>
-          <w:b/>
-          <w:bCs/>
-        </w:rPr>
-        <w:t>:</w:t>
-      </w:r>
-      <w:r>
-        <w:t xml:space="preserve"> </w:t>
-      </w:r>
-      <w:r>
-        <w:t>출발지</w:t>
-      </w:r>
-      <w:r>
-        <w:t xml:space="preserve">, </w:t>
-      </w:r>
-      <w:r>
-        <w:t>경유지</w:t>
-      </w:r>
-      <w:r>
-        <w:t>(</w:t>
-      </w:r>
-      <w:r>
-        <w:t>최대</w:t>
-      </w:r>
-      <w:r>
-        <w:t xml:space="preserve"> 3</w:t>
-      </w:r>
-      <w:r>
-        <w:t>개</w:t>
-      </w:r>
-      <w:r>
-        <w:t xml:space="preserve">), </w:t>
-      </w:r>
-      <w:r>
-        <w:t>도착지</w:t>
-      </w:r>
-      <w:r>
-        <w:t xml:space="preserve"> </w:t>
-      </w:r>
-      <w:r>
-        <w:t>기반</w:t>
-      </w:r>
-      <w:r>
-        <w:t xml:space="preserve"> </w:t>
-      </w:r>
-      <w:r>
-        <w:t>비용</w:t>
-      </w:r>
-      <w:r>
-        <w:t xml:space="preserve"> </w:t>
-      </w:r>
-      <w:r>
-        <w:t>자동</w:t>
-      </w:r>
-      <w:r>
-        <w:t xml:space="preserve"> </w:t>
-      </w:r>
-      <w:r>
-        <w:t>산출</w:t>
-      </w:r>
-      <w:r>
-        <w:t xml:space="preserve"> </w:t>
-      </w:r>
-      <w:r>
-        <w:t>가이드</w:t>
-      </w:r>
-      <w:r>
-        <w:t xml:space="preserve"> </w:t>
-      </w:r>
-      <w:r>
-        <w:t>제공</w:t>
-      </w:r>
-      <w:r>
-        <w:t xml:space="preserve"> </w:t>
-      </w:r>
-      <w:r>
-        <w:t>및</w:t>
-      </w:r>
-      <w:r>
-        <w:t xml:space="preserve"> </w:t>
-      </w:r>
-      <w:r>
-        <w:t>운임</w:t>
-      </w:r>
-      <w:r>
-        <w:t xml:space="preserve"> </w:t>
-      </w:r>
-      <w:r>
-        <w:t>요청</w:t>
-      </w:r>
-      <w:r>
-        <w:t xml:space="preserve"> </w:t>
-      </w:r>
-      <w:r>
-        <w:t>금액</w:t>
-      </w:r>
-    </w:p>
-    <w:p>
-      <w:pPr>
-        <w:numPr>
-          <w:ilvl w:val="0"/>
-          <w:numId w:val="15"/>
-        </w:numPr>
-      </w:pPr>
-      <w:r>
-        <w:rPr>
-          <w:b/>
-          <w:bCs/>
-        </w:rPr>
-        <w:t>옵션</w:t>
-      </w:r>
-      <w:r>
-        <w:rPr>
-          <w:b/>
-          <w:bCs/>
-        </w:rPr>
-        <w:t>:</w:t>
-      </w:r>
-      <w:r>
-        <w:t xml:space="preserve"> </w:t>
-      </w:r>
-      <w:proofErr w:type="spellStart"/>
-      <w:r>
-        <w:t>주차비</w:t>
-      </w:r>
-      <w:proofErr w:type="spellEnd"/>
-      <w:r>
-        <w:t xml:space="preserve">, </w:t>
-      </w:r>
-      <w:r>
-        <w:t>기사</w:t>
-      </w:r>
-      <w:r>
-        <w:t xml:space="preserve"> </w:t>
-      </w:r>
-      <w:r>
-        <w:t>봉사료</w:t>
-      </w:r>
-      <w:r>
-        <w:t>(</w:t>
-      </w:r>
-      <w:r>
-        <w:t>팁</w:t>
-      </w:r>
-      <w:r>
-        <w:t xml:space="preserve">), </w:t>
-      </w:r>
-      <w:r>
-        <w:t>숙박비</w:t>
-      </w:r>
-      <w:r>
-        <w:t xml:space="preserve"> </w:t>
-      </w:r>
-      <w:r>
-        <w:t>포함</w:t>
-      </w:r>
-      <w:r>
-        <w:t xml:space="preserve"> </w:t>
-      </w:r>
-      <w:r>
-        <w:t>여부</w:t>
-      </w:r>
-      <w:r>
-        <w:t xml:space="preserve"> </w:t>
-      </w:r>
-      <w:r>
-        <w:t>필수</w:t>
-      </w:r>
-      <w:r>
-        <w:t xml:space="preserve"> </w:t>
-      </w:r>
-      <w:r>
-        <w:t>체크</w:t>
-      </w:r>
-    </w:p>
-    <w:p>
-      <w:pPr>
-        <w:rPr>
-          <w:b/>
-          <w:bCs/>
-        </w:rPr>
-      </w:pPr>
-      <w:r>
-        <w:rPr>
-          <w:b/>
-          <w:bCs/>
-        </w:rPr>
-        <w:t xml:space="preserve">4.2 </w:t>
-      </w:r>
-      <w:r>
-        <w:rPr>
-          <w:b/>
-          <w:bCs/>
-        </w:rPr>
-        <w:t>기사</w:t>
-      </w:r>
-      <w:r>
-        <w:rPr>
-          <w:b/>
-          <w:bCs/>
-        </w:rPr>
-        <w:t xml:space="preserve"> </w:t>
-      </w:r>
-      <w:r>
-        <w:rPr>
-          <w:b/>
-          <w:bCs/>
-        </w:rPr>
-        <w:t>입찰</w:t>
-      </w:r>
-      <w:r>
-        <w:rPr>
-          <w:b/>
-          <w:bCs/>
-        </w:rPr>
-        <w:t xml:space="preserve"> </w:t>
-      </w:r>
-      <w:r>
-        <w:rPr>
-          <w:b/>
-          <w:bCs/>
-        </w:rPr>
-        <w:t>참여</w:t>
-      </w:r>
-    </w:p>
-    <w:p>
-      <w:pPr>
-        <w:numPr>
-          <w:ilvl w:val="0"/>
-          <w:numId w:val="16"/>
-        </w:numPr>
-      </w:pPr>
-      <w:r>
-        <w:rPr>
-          <w:b/>
-          <w:bCs/>
-        </w:rPr>
-        <w:t>응찰</w:t>
-      </w:r>
-      <w:r>
-        <w:rPr>
-          <w:b/>
-          <w:bCs/>
-        </w:rPr>
-        <w:t xml:space="preserve"> </w:t>
-      </w:r>
-      <w:r>
-        <w:rPr>
-          <w:b/>
-          <w:bCs/>
-        </w:rPr>
-        <w:t>범위</w:t>
-      </w:r>
-      <w:r>
-        <w:rPr>
-          <w:b/>
-          <w:bCs/>
-        </w:rPr>
-        <w:t>:</w:t>
-      </w:r>
-      <w:r>
-        <w:t xml:space="preserve"> </w:t>
-      </w:r>
-      <w:r>
-        <w:t>소비자</w:t>
-      </w:r>
-      <w:r>
-        <w:t xml:space="preserve"> </w:t>
-      </w:r>
-      <w:r>
-        <w:t>제시</w:t>
-      </w:r>
-      <w:r>
-        <w:t xml:space="preserve"> </w:t>
-      </w:r>
-      <w:r>
-        <w:t>금액</w:t>
-      </w:r>
-      <w:r>
-        <w:t xml:space="preserve"> </w:t>
-      </w:r>
-      <w:r>
-        <w:t>대비</w:t>
-      </w:r>
-      <w:r>
-        <w:t xml:space="preserve"> </w:t>
+        <w:t>응찰 범위:</w:t>
+      </w:r>
+      <w:r>
+        <w:t xml:space="preserve"> 소비자 제시 금액 대비 </w:t>
       </w:r>
       <w:r>
         <w:rPr>
@@ -3987,22 +2093,7 @@
         <w:t>-50% ~ +10%</w:t>
       </w:r>
       <w:r>
-        <w:t xml:space="preserve"> </w:t>
-      </w:r>
-      <w:r>
-        <w:t>내에서</w:t>
-      </w:r>
-      <w:r>
-        <w:t xml:space="preserve"> </w:t>
-      </w:r>
-      <w:r>
-        <w:t>입력</w:t>
-      </w:r>
-      <w:r>
-        <w:t xml:space="preserve"> </w:t>
-      </w:r>
-      <w:r>
-        <w:t>가능</w:t>
+        <w:t xml:space="preserve"> 내에서 입력 가능</w:t>
       </w:r>
     </w:p>
     <w:p>
@@ -4017,122 +2108,210 @@
           <w:b/>
           <w:bCs/>
         </w:rPr>
-        <w:t>최저가</w:t>
+        <w:t>최저가:</w:t>
+      </w:r>
+      <w:r>
+        <w:t xml:space="preserve"> </w:t>
       </w:r>
       <w:r>
         <w:rPr>
           <w:b/>
           <w:bCs/>
         </w:rPr>
-        <w:t>:</w:t>
-      </w:r>
-      <w:r>
-        <w:t xml:space="preserve"> </w:t>
-      </w:r>
-      <w:r>
+        <w:t>하한가 300,000원 미만 입찰 불가</w:t>
+      </w:r>
+    </w:p>
+    <w:p>
+      <w:pPr>
         <w:rPr>
           <w:b/>
           <w:bCs/>
         </w:rPr>
-        <w:t>하한가</w:t>
-      </w:r>
+      </w:pPr>
       <w:r>
         <w:rPr>
           <w:b/>
           <w:bCs/>
         </w:rPr>
-        <w:t xml:space="preserve"> 300,000</w:t>
-      </w:r>
+        <w:t>4.3 운전면허 주기 검증 및 사후 관리</w:t>
+      </w:r>
+    </w:p>
+    <w:p>
+      <w:pPr>
+        <w:numPr>
+          <w:ilvl w:val="0"/>
+          <w:numId w:val="17"/>
+        </w:numPr>
+      </w:pPr>
       <w:r>
         <w:rPr>
           <w:b/>
           <w:bCs/>
         </w:rPr>
-        <w:t>원</w:t>
+        <w:t>주기 검증:</w:t>
+      </w:r>
+      <w:r>
+        <w:t xml:space="preserve"> </w:t>
       </w:r>
       <w:r>
         <w:rPr>
           <w:b/>
           <w:bCs/>
         </w:rPr>
-        <w:t xml:space="preserve"> </w:t>
-      </w:r>
+        <w:t>도로교통공단(KOROAD) API</w:t>
+      </w:r>
+      <w:r>
+        <w:t xml:space="preserve"> 연동을 통한 실시간 자동 검증 실시</w:t>
+      </w:r>
+    </w:p>
+    <w:p>
+      <w:pPr>
+        <w:numPr>
+          <w:ilvl w:val="0"/>
+          <w:numId w:val="17"/>
+        </w:numPr>
+      </w:pPr>
       <w:r>
         <w:rPr>
           <w:b/>
           <w:bCs/>
         </w:rPr>
-        <w:t>미만</w:t>
-      </w:r>
+        <w:t>예약 취소:</w:t>
+      </w:r>
+      <w:r>
+        <w:t xml:space="preserve"> 면허 취소/정지 등 발생 시 소비자에게 즉시 문자 알림 및 자동 취소 진행</w:t>
+      </w:r>
+    </w:p>
+    <w:p>
+      <w:pPr>
+        <w:numPr>
+          <w:ilvl w:val="0"/>
+          <w:numId w:val="17"/>
+        </w:numPr>
+      </w:pPr>
       <w:r>
         <w:rPr>
           <w:b/>
           <w:bCs/>
         </w:rPr>
-        <w:t xml:space="preserve"> </w:t>
+        <w:t>영구 제한:</w:t>
+      </w:r>
+      <w:r>
+        <w:t xml:space="preserve"> 사망 기사는 주민번호/면허번호 교차 검증을 통해 </w:t>
       </w:r>
       <w:r>
         <w:rPr>
           <w:b/>
           <w:bCs/>
         </w:rPr>
-        <w:t>입찰</w:t>
-      </w:r>
+        <w:t>재가입 영구 차단</w:t>
+      </w:r>
+      <w:r>
+        <w:t xml:space="preserve"> 관리</w:t>
+      </w:r>
+    </w:p>
+    <w:p>
+      <w:pPr>
+        <w:numPr>
+          <w:ilvl w:val="0"/>
+          <w:numId w:val="17"/>
+        </w:numPr>
+      </w:pPr>
       <w:r>
         <w:rPr>
           <w:b/>
           <w:bCs/>
         </w:rPr>
-        <w:t xml:space="preserve"> </w:t>
-      </w:r>
-      <w:r>
+        <w:t>자격 복구:</w:t>
+      </w:r>
+      <w:r>
+        <w:t xml:space="preserve"> 면허 정지 해제 등 사유 발생 시, 관련 증명서를 추가 등록하여 본사 심사 후 운행 여부 결정 (사유 및 첨부 파일 기록 보존)</w:t>
+      </w:r>
+    </w:p>
+    <w:p>
+      <w:r>
+        <w:rPr>
+          <w:noProof/>
+          <w14:ligatures w14:val="standardContextual"/>
+        </w:rPr>
+        <w:pict>
+          <v:rect id="_x0000_i1026" alt="" style="width:468pt;height:.05pt;mso-width-percent:0;mso-height-percent:0;mso-width-percent:0;mso-height-percent:0" o:hralign="center" o:hrstd="t" o:hr="t" fillcolor="#a0a0a0" stroked="f"/>
+        </w:pict>
+      </w:r>
+    </w:p>
+    <w:p>
+      <w:pPr>
         <w:rPr>
           <w:b/>
           <w:bCs/>
         </w:rPr>
-        <w:t>불가</w:t>
-      </w:r>
-    </w:p>
-    <w:p>
-      <w:pPr>
+      </w:pPr>
+      <w:r>
         <w:rPr>
           <w:b/>
           <w:bCs/>
         </w:rPr>
-      </w:pPr>
-      <w:r>
+        <w:t>5. 취소 및 페널티 정책</w:t>
+      </w:r>
+    </w:p>
+    <w:p>
+      <w:pPr>
         <w:rPr>
           <w:b/>
           <w:bCs/>
         </w:rPr>
-        <w:t xml:space="preserve">4.3 </w:t>
-      </w:r>
+      </w:pPr>
       <w:r>
         <w:rPr>
           <w:b/>
           <w:bCs/>
         </w:rPr>
-        <w:t>운전면허</w:t>
-      </w:r>
+        <w:t>5.1 소비자 취소</w:t>
+      </w:r>
+    </w:p>
+    <w:p>
+      <w:pPr>
+        <w:numPr>
+          <w:ilvl w:val="0"/>
+          <w:numId w:val="18"/>
+        </w:numPr>
+      </w:pPr>
       <w:r>
         <w:rPr>
           <w:b/>
           <w:bCs/>
         </w:rPr>
-        <w:t xml:space="preserve"> </w:t>
+        <w:t>취소 수수료:</w:t>
+      </w:r>
+      <w:r>
+        <w:t xml:space="preserve"> 계약 완료 후 변심 시 </w:t>
       </w:r>
       <w:r>
         <w:rPr>
           <w:b/>
           <w:bCs/>
         </w:rPr>
-        <w:t>주기</w:t>
-      </w:r>
+        <w:t>수수료의 50% 공제</w:t>
+      </w:r>
+      <w:r>
+        <w:t xml:space="preserve"> 후 환불</w:t>
+      </w:r>
+    </w:p>
+    <w:p>
+      <w:pPr>
+        <w:numPr>
+          <w:ilvl w:val="0"/>
+          <w:numId w:val="18"/>
+        </w:numPr>
+      </w:pPr>
       <w:r>
         <w:rPr>
           <w:b/>
           <w:bCs/>
         </w:rPr>
+        <w:t>이용 제한:</w:t>
+      </w:r>
+      <w:r>
         <w:t xml:space="preserve"> </w:t>
       </w:r>
       <w:r>
@@ -4140,56 +2319,80 @@
           <w:b/>
           <w:bCs/>
         </w:rPr>
-        <w:t>검증</w:t>
+        <w:t>3회 이상 취소 시</w:t>
+      </w:r>
+      <w:r>
+        <w:t xml:space="preserve">, 향후 </w:t>
       </w:r>
       <w:r>
         <w:rPr>
           <w:b/>
           <w:bCs/>
         </w:rPr>
-        <w:t xml:space="preserve"> </w:t>
+        <w:t>5회</w:t>
+      </w:r>
+      <w:r>
+        <w:t xml:space="preserve"> 동안 </w:t>
       </w:r>
       <w:r>
         <w:rPr>
           <w:b/>
           <w:bCs/>
         </w:rPr>
-        <w:t>및</w:t>
-      </w:r>
-      <w:r>
+        <w:t>"입찰 공지 등록"</w:t>
+      </w:r>
+      <w:r>
+        <w:t xml:space="preserve"> 제한</w:t>
+      </w:r>
+    </w:p>
+    <w:p>
+      <w:pPr>
         <w:rPr>
           <w:b/>
           <w:bCs/>
         </w:rPr>
-        <w:t xml:space="preserve"> </w:t>
-      </w:r>
+      </w:pPr>
       <w:r>
         <w:rPr>
           <w:b/>
           <w:bCs/>
         </w:rPr>
-        <w:t>사후</w:t>
-      </w:r>
+        <w:t>5.2 기사 취소</w:t>
+      </w:r>
+    </w:p>
+    <w:p>
+      <w:pPr>
+        <w:numPr>
+          <w:ilvl w:val="0"/>
+          <w:numId w:val="19"/>
+        </w:numPr>
+      </w:pPr>
       <w:r>
         <w:rPr>
           <w:b/>
           <w:bCs/>
         </w:rPr>
-        <w:t xml:space="preserve"> </w:t>
+        <w:t>환불 규정:</w:t>
+      </w:r>
+      <w:r>
+        <w:t xml:space="preserve"> 소비자에게 </w:t>
       </w:r>
       <w:r>
         <w:rPr>
           <w:b/>
           <w:bCs/>
         </w:rPr>
-        <w:t>관리</w:t>
+        <w:t>수수료 100% 환불</w:t>
+      </w:r>
+      <w:r>
+        <w:t xml:space="preserve"> 및 기사에게 누적 페널티 부과</w:t>
       </w:r>
     </w:p>
     <w:p>
       <w:pPr>
         <w:numPr>
           <w:ilvl w:val="0"/>
-          <w:numId w:val="17"/>
+          <w:numId w:val="19"/>
         </w:numPr>
       </w:pPr>
       <w:r>
@@ -4197,88 +2400,81 @@
           <w:b/>
           <w:bCs/>
         </w:rPr>
-        <w:t>주기</w:t>
+        <w:t>이용 제한:</w:t>
+      </w:r>
+      <w:r>
+        <w:t xml:space="preserve"> </w:t>
       </w:r>
       <w:r>
         <w:rPr>
           <w:b/>
           <w:bCs/>
         </w:rPr>
-        <w:t xml:space="preserve"> </w:t>
+        <w:t>월 5회 취소 초과 시</w:t>
+      </w:r>
+      <w:r>
+        <w:t xml:space="preserve">, 향후 </w:t>
       </w:r>
       <w:r>
         <w:rPr>
           <w:b/>
           <w:bCs/>
         </w:rPr>
-        <w:t>검증</w:t>
-      </w:r>
+        <w:t>5회 입찰 참여 및 문자 발송</w:t>
+      </w:r>
+      <w:r>
+        <w:t xml:space="preserve"> 제한</w:t>
+      </w:r>
+    </w:p>
+    <w:p>
+      <w:pPr>
+        <w:numPr>
+          <w:ilvl w:val="0"/>
+          <w:numId w:val="19"/>
+        </w:numPr>
+      </w:pPr>
       <w:r>
         <w:rPr>
           <w:b/>
           <w:bCs/>
         </w:rPr>
-        <w:t>:</w:t>
-      </w:r>
-      <w:r>
-        <w:t xml:space="preserve"> </w:t>
-      </w:r>
-      <w:r>
+        <w:t>노쇼(No-show):</w:t>
+      </w:r>
+      <w:r>
+        <w:t xml:space="preserve"> 당일 무단 불참 시 자격 박탈 및 강력한 제재 조치</w:t>
+      </w:r>
+    </w:p>
+    <w:p>
+      <w:r>
+        <w:rPr>
+          <w:noProof/>
+          <w14:ligatures w14:val="standardContextual"/>
+        </w:rPr>
+        <w:pict>
+          <v:rect id="_x0000_i1025" alt="" style="width:468pt;height:.05pt;mso-width-percent:0;mso-height-percent:0;mso-width-percent:0;mso-height-percent:0" o:hralign="center" o:hrstd="t" o:hr="t" fillcolor="#a0a0a0" stroked="f"/>
+        </w:pict>
+      </w:r>
+    </w:p>
+    <w:p>
+      <w:pPr>
         <w:rPr>
           <w:b/>
           <w:bCs/>
         </w:rPr>
-        <w:t>도로교통공단</w:t>
-      </w:r>
+      </w:pPr>
       <w:r>
         <w:rPr>
           <w:b/>
           <w:bCs/>
         </w:rPr>
-        <w:t>(KOROAD) API</w:t>
-      </w:r>
-      <w:r>
-        <w:t xml:space="preserve"> </w:t>
-      </w:r>
-      <w:r>
-        <w:t>연동을</w:t>
-      </w:r>
-      <w:r>
-        <w:t xml:space="preserve"> </w:t>
-      </w:r>
-      <w:r>
-        <w:t>통한</w:t>
-      </w:r>
-      <w:r>
-        <w:t xml:space="preserve"> </w:t>
-      </w:r>
-      <w:r>
-        <w:t>실시간</w:t>
-      </w:r>
-      <w:r>
-        <w:t xml:space="preserve"> </w:t>
-      </w:r>
-      <w:r>
-        <w:t>자동</w:t>
-      </w:r>
-      <w:r>
-        <w:t xml:space="preserve"> </w:t>
-      </w:r>
-      <w:r>
-        <w:t>검증</w:t>
-      </w:r>
-      <w:r>
-        <w:t xml:space="preserve"> </w:t>
-      </w:r>
-      <w:r>
-        <w:t>실시</w:t>
+        <w:t>6. 정산 및 재무 시스템</w:t>
       </w:r>
     </w:p>
     <w:p>
       <w:pPr>
         <w:numPr>
           <w:ilvl w:val="0"/>
-          <w:numId w:val="17"/>
+          <w:numId w:val="20"/>
         </w:numPr>
       </w:pPr>
       <w:r>
@@ -4286,1360 +2482,10 @@
           <w:b/>
           <w:bCs/>
         </w:rPr>
-        <w:t>예약</w:t>
-      </w:r>
-      <w:r>
-        <w:rPr>
-          <w:b/>
-          <w:bCs/>
-        </w:rPr>
-        <w:t xml:space="preserve"> </w:t>
-      </w:r>
-      <w:r>
-        <w:rPr>
-          <w:b/>
-          <w:bCs/>
-        </w:rPr>
-        <w:t>취소</w:t>
-      </w:r>
-      <w:r>
-        <w:rPr>
-          <w:b/>
-          <w:bCs/>
-        </w:rPr>
-        <w:t>:</w:t>
-      </w:r>
-      <w:r>
-        <w:t xml:space="preserve"> </w:t>
-      </w:r>
-      <w:r>
-        <w:t>면허</w:t>
-      </w:r>
-      <w:r>
-        <w:t xml:space="preserve"> </w:t>
-      </w:r>
-      <w:r>
-        <w:t>취소</w:t>
-      </w:r>
-      <w:r>
-        <w:t>/</w:t>
-      </w:r>
-      <w:r>
-        <w:t>정지</w:t>
-      </w:r>
-      <w:r>
-        <w:t xml:space="preserve"> </w:t>
-      </w:r>
-      <w:r>
-        <w:t>등</w:t>
-      </w:r>
-      <w:r>
-        <w:t xml:space="preserve"> </w:t>
-      </w:r>
-      <w:r>
-        <w:t>발생</w:t>
-      </w:r>
-      <w:r>
-        <w:t xml:space="preserve"> </w:t>
-      </w:r>
-      <w:r>
-        <w:t>시</w:t>
-      </w:r>
-      <w:r>
-        <w:t xml:space="preserve"> </w:t>
-      </w:r>
-      <w:r>
-        <w:t>소비자에게</w:t>
-      </w:r>
-      <w:r>
-        <w:t xml:space="preserve"> </w:t>
-      </w:r>
-      <w:r>
-        <w:t>즉시</w:t>
-      </w:r>
-      <w:r>
-        <w:t xml:space="preserve"> </w:t>
-      </w:r>
-      <w:r>
-        <w:t>문자</w:t>
-      </w:r>
-      <w:r>
-        <w:t xml:space="preserve"> </w:t>
-      </w:r>
-      <w:r>
-        <w:t>알림</w:t>
-      </w:r>
-      <w:r>
-        <w:t xml:space="preserve"> </w:t>
-      </w:r>
-      <w:r>
-        <w:t>및</w:t>
-      </w:r>
-      <w:r>
-        <w:t xml:space="preserve"> </w:t>
-      </w:r>
-      <w:r>
-        <w:t>자동</w:t>
-      </w:r>
-      <w:r>
-        <w:t xml:space="preserve"> </w:t>
-      </w:r>
-      <w:r>
-        <w:t>취소</w:t>
-      </w:r>
-      <w:r>
-        <w:t xml:space="preserve"> </w:t>
-      </w:r>
-      <w:r>
-        <w:t>진행</w:t>
-      </w:r>
-    </w:p>
-    <w:p>
-      <w:pPr>
-        <w:numPr>
-          <w:ilvl w:val="0"/>
-          <w:numId w:val="17"/>
-        </w:numPr>
-      </w:pPr>
-      <w:r>
-        <w:rPr>
-          <w:b/>
-          <w:bCs/>
-        </w:rPr>
-        <w:t>영구</w:t>
-      </w:r>
-      <w:r>
-        <w:rPr>
-          <w:b/>
-          <w:bCs/>
-        </w:rPr>
-        <w:t xml:space="preserve"> </w:t>
-      </w:r>
-      <w:r>
-        <w:rPr>
-          <w:b/>
-          <w:bCs/>
-        </w:rPr>
-        <w:t>제한</w:t>
-      </w:r>
-      <w:r>
-        <w:rPr>
-          <w:b/>
-          <w:bCs/>
-        </w:rPr>
-        <w:t>:</w:t>
-      </w:r>
-      <w:r>
-        <w:t xml:space="preserve"> </w:t>
-      </w:r>
-      <w:r>
-        <w:t>사망</w:t>
-      </w:r>
-      <w:r>
-        <w:t xml:space="preserve"> </w:t>
-      </w:r>
-      <w:r>
-        <w:t>기사는</w:t>
-      </w:r>
-      <w:r>
-        <w:t xml:space="preserve"> </w:t>
-      </w:r>
-      <w:r>
-        <w:t>주민번호</w:t>
-      </w:r>
-      <w:r>
-        <w:t>/</w:t>
-      </w:r>
-      <w:r>
-        <w:t>면허번호</w:t>
-      </w:r>
-      <w:r>
-        <w:t xml:space="preserve"> </w:t>
-      </w:r>
-      <w:r>
-        <w:t>교차</w:t>
-      </w:r>
-      <w:r>
-        <w:t xml:space="preserve"> </w:t>
-      </w:r>
-      <w:r>
-        <w:t>검증을</w:t>
-      </w:r>
-      <w:r>
-        <w:t xml:space="preserve"> </w:t>
-      </w:r>
-      <w:r>
-        <w:t>통해</w:t>
-      </w:r>
-      <w:r>
-        <w:t xml:space="preserve"> </w:t>
-      </w:r>
-      <w:r>
-        <w:rPr>
-          <w:b/>
-          <w:bCs/>
-        </w:rPr>
-        <w:t>재가입</w:t>
-      </w:r>
-      <w:r>
-        <w:rPr>
-          <w:b/>
-          <w:bCs/>
-        </w:rPr>
-        <w:t xml:space="preserve"> </w:t>
-      </w:r>
-      <w:r>
-        <w:rPr>
-          <w:b/>
-          <w:bCs/>
-        </w:rPr>
-        <w:t>영구</w:t>
-      </w:r>
-      <w:r>
-        <w:rPr>
-          <w:b/>
-          <w:bCs/>
-        </w:rPr>
-        <w:t xml:space="preserve"> </w:t>
-      </w:r>
-      <w:r>
-        <w:rPr>
-          <w:b/>
-          <w:bCs/>
-        </w:rPr>
-        <w:t>차단</w:t>
-      </w:r>
-      <w:r>
-        <w:t xml:space="preserve"> </w:t>
-      </w:r>
-      <w:r>
-        <w:t>관리</w:t>
-      </w:r>
-    </w:p>
-    <w:p>
-      <w:pPr>
-        <w:numPr>
-          <w:ilvl w:val="0"/>
-          <w:numId w:val="17"/>
-        </w:numPr>
-      </w:pPr>
-      <w:r>
-        <w:rPr>
-          <w:b/>
-          <w:bCs/>
-        </w:rPr>
-        <w:t>자격</w:t>
-      </w:r>
-      <w:r>
-        <w:rPr>
-          <w:b/>
-          <w:bCs/>
-        </w:rPr>
-        <w:t xml:space="preserve"> </w:t>
-      </w:r>
-      <w:r>
-        <w:rPr>
-          <w:b/>
-          <w:bCs/>
-        </w:rPr>
-        <w:t>복구</w:t>
-      </w:r>
-      <w:r>
-        <w:rPr>
-          <w:b/>
-          <w:bCs/>
-        </w:rPr>
-        <w:t>:</w:t>
-      </w:r>
-      <w:r>
-        <w:t xml:space="preserve"> </w:t>
-      </w:r>
-      <w:r>
-        <w:t>면허</w:t>
-      </w:r>
-      <w:r>
-        <w:t xml:space="preserve"> </w:t>
-      </w:r>
-      <w:r>
-        <w:t>정지</w:t>
-      </w:r>
-      <w:r>
-        <w:t xml:space="preserve"> </w:t>
-      </w:r>
-      <w:r>
-        <w:t>해제</w:t>
-      </w:r>
-      <w:r>
-        <w:t xml:space="preserve"> </w:t>
-      </w:r>
-      <w:r>
-        <w:t>등</w:t>
-      </w:r>
-      <w:r>
-        <w:t xml:space="preserve"> </w:t>
-      </w:r>
-      <w:r>
-        <w:t>사유</w:t>
-      </w:r>
-      <w:r>
-        <w:t xml:space="preserve"> </w:t>
-      </w:r>
-      <w:r>
-        <w:t>발생</w:t>
-      </w:r>
-      <w:r>
-        <w:t xml:space="preserve"> </w:t>
-      </w:r>
-      <w:r>
-        <w:t>시</w:t>
-      </w:r>
-      <w:r>
-        <w:t xml:space="preserve">, </w:t>
-      </w:r>
-      <w:r>
-        <w:t>관련</w:t>
-      </w:r>
-      <w:r>
-        <w:t xml:space="preserve"> </w:t>
-      </w:r>
-      <w:r>
-        <w:t>증명서를</w:t>
-      </w:r>
-      <w:r>
-        <w:t xml:space="preserve"> </w:t>
-      </w:r>
-      <w:r>
-        <w:t>추가</w:t>
-      </w:r>
-      <w:r>
-        <w:t xml:space="preserve"> </w:t>
-      </w:r>
-      <w:r>
-        <w:t>등록하여</w:t>
-      </w:r>
-      <w:r>
-        <w:t xml:space="preserve"> </w:t>
-      </w:r>
-      <w:r>
-        <w:t>본사</w:t>
-      </w:r>
-      <w:r>
-        <w:t xml:space="preserve"> </w:t>
-      </w:r>
-      <w:r>
-        <w:t>심사</w:t>
-      </w:r>
-      <w:r>
-        <w:t xml:space="preserve"> </w:t>
-      </w:r>
-      <w:r>
-        <w:t>후</w:t>
-      </w:r>
-      <w:r>
-        <w:t xml:space="preserve"> </w:t>
-      </w:r>
-      <w:r>
-        <w:t>운행</w:t>
-      </w:r>
-      <w:r>
-        <w:t xml:space="preserve"> </w:t>
-      </w:r>
-      <w:r>
-        <w:t>여부</w:t>
-      </w:r>
-      <w:r>
-        <w:t xml:space="preserve"> </w:t>
-      </w:r>
-      <w:r>
-        <w:t>결정</w:t>
-      </w:r>
-      <w:r>
-        <w:t xml:space="preserve"> (</w:t>
-      </w:r>
-      <w:r>
-        <w:t>사유</w:t>
-      </w:r>
-      <w:r>
-        <w:t xml:space="preserve"> </w:t>
-      </w:r>
-      <w:r>
-        <w:t>및</w:t>
-      </w:r>
-      <w:r>
-        <w:t xml:space="preserve"> </w:t>
-      </w:r>
-      <w:r>
-        <w:t>첨부</w:t>
-      </w:r>
-      <w:r>
-        <w:t xml:space="preserve"> </w:t>
-      </w:r>
-      <w:r>
-        <w:t>파일</w:t>
-      </w:r>
-      <w:r>
-        <w:t xml:space="preserve"> </w:t>
-      </w:r>
-      <w:r>
-        <w:t>기록</w:t>
-      </w:r>
-      <w:r>
-        <w:t xml:space="preserve"> </w:t>
-      </w:r>
-      <w:r>
-        <w:t>보존</w:t>
-      </w:r>
-      <w:r>
-        <w:t>)</w:t>
-      </w:r>
-    </w:p>
-    <w:p>
-      <w:r>
-        <w:rPr>
-          <w:noProof/>
-        </w:rPr>
-        <w:pict>
-          <v:rect id="_x0000_i1026" alt="" style="width:468pt;height:.05pt;mso-width-percent:0;mso-height-percent:0;mso-width-percent:0;mso-height-percent:0" o:hralign="center" o:hrstd="t" o:hr="t" fillcolor="#a0a0a0" stroked="f"/>
-        </w:pict>
-      </w:r>
-    </w:p>
-    <w:p>
-      <w:pPr>
-        <w:rPr>
-          <w:b/>
-          <w:bCs/>
-        </w:rPr>
-      </w:pPr>
-      <w:r>
-        <w:rPr>
-          <w:b/>
-          <w:bCs/>
-        </w:rPr>
-        <w:lastRenderedPageBreak/>
-        <w:t xml:space="preserve">5. </w:t>
-      </w:r>
-      <w:r>
-        <w:rPr>
-          <w:b/>
-          <w:bCs/>
-        </w:rPr>
-        <w:t>취소</w:t>
-      </w:r>
-      <w:r>
-        <w:rPr>
-          <w:b/>
-          <w:bCs/>
-        </w:rPr>
-        <w:t xml:space="preserve"> </w:t>
-      </w:r>
-      <w:r>
-        <w:rPr>
-          <w:b/>
-          <w:bCs/>
-        </w:rPr>
-        <w:t>및</w:t>
-      </w:r>
-      <w:r>
-        <w:rPr>
-          <w:b/>
-          <w:bCs/>
-        </w:rPr>
-        <w:t xml:space="preserve"> </w:t>
-      </w:r>
-      <w:r>
-        <w:rPr>
-          <w:b/>
-          <w:bCs/>
-        </w:rPr>
-        <w:t>페널티</w:t>
-      </w:r>
-      <w:r>
-        <w:rPr>
-          <w:b/>
-          <w:bCs/>
-        </w:rPr>
-        <w:t xml:space="preserve"> </w:t>
-      </w:r>
-      <w:r>
-        <w:rPr>
-          <w:b/>
-          <w:bCs/>
-        </w:rPr>
-        <w:t>정책</w:t>
-      </w:r>
-    </w:p>
-    <w:p>
-      <w:pPr>
-        <w:rPr>
-          <w:b/>
-          <w:bCs/>
-        </w:rPr>
-      </w:pPr>
-      <w:r>
-        <w:rPr>
-          <w:b/>
-          <w:bCs/>
-        </w:rPr>
-        <w:t xml:space="preserve">5.1 </w:t>
-      </w:r>
-      <w:r>
-        <w:rPr>
-          <w:b/>
-          <w:bCs/>
-        </w:rPr>
-        <w:t>소비자</w:t>
-      </w:r>
-      <w:r>
-        <w:rPr>
-          <w:b/>
-          <w:bCs/>
-        </w:rPr>
-        <w:t xml:space="preserve"> </w:t>
-      </w:r>
-      <w:r>
-        <w:rPr>
-          <w:b/>
-          <w:bCs/>
-        </w:rPr>
-        <w:t>취소</w:t>
-      </w:r>
-    </w:p>
-    <w:p>
-      <w:pPr>
-        <w:numPr>
-          <w:ilvl w:val="0"/>
-          <w:numId w:val="18"/>
-        </w:numPr>
-      </w:pPr>
-      <w:r>
-        <w:rPr>
-          <w:b/>
-          <w:bCs/>
-        </w:rPr>
-        <w:t>취소</w:t>
-      </w:r>
-      <w:r>
-        <w:rPr>
-          <w:b/>
-          <w:bCs/>
-        </w:rPr>
-        <w:t xml:space="preserve"> </w:t>
-      </w:r>
-      <w:r>
-        <w:rPr>
-          <w:b/>
-          <w:bCs/>
-        </w:rPr>
-        <w:t>수수료</w:t>
-      </w:r>
-      <w:r>
-        <w:rPr>
-          <w:b/>
-          <w:bCs/>
-        </w:rPr>
-        <w:t>:</w:t>
-      </w:r>
-      <w:r>
-        <w:t xml:space="preserve"> </w:t>
-      </w:r>
-      <w:r>
-        <w:t>계약</w:t>
-      </w:r>
-      <w:r>
-        <w:t xml:space="preserve"> </w:t>
-      </w:r>
-      <w:r>
-        <w:t>완료</w:t>
-      </w:r>
-      <w:r>
-        <w:t xml:space="preserve"> </w:t>
-      </w:r>
-      <w:r>
-        <w:t>후</w:t>
-      </w:r>
-      <w:r>
-        <w:t xml:space="preserve"> </w:t>
-      </w:r>
-      <w:r>
-        <w:t>변심</w:t>
-      </w:r>
-      <w:r>
-        <w:t xml:space="preserve"> </w:t>
-      </w:r>
-      <w:r>
-        <w:t>시</w:t>
-      </w:r>
-      <w:r>
-        <w:t xml:space="preserve"> </w:t>
-      </w:r>
-      <w:r>
-        <w:rPr>
-          <w:b/>
-          <w:bCs/>
-        </w:rPr>
-        <w:t>수수료의</w:t>
-      </w:r>
-      <w:r>
-        <w:rPr>
-          <w:b/>
-          <w:bCs/>
-        </w:rPr>
-        <w:t xml:space="preserve"> 50% </w:t>
-      </w:r>
-      <w:r>
-        <w:rPr>
-          <w:b/>
-          <w:bCs/>
-        </w:rPr>
-        <w:t>공제</w:t>
-      </w:r>
-      <w:r>
-        <w:t xml:space="preserve"> </w:t>
-      </w:r>
-      <w:r>
-        <w:t>후</w:t>
-      </w:r>
-      <w:r>
-        <w:t xml:space="preserve"> </w:t>
-      </w:r>
-      <w:r>
-        <w:t>환불</w:t>
-      </w:r>
-    </w:p>
-    <w:p>
-      <w:pPr>
-        <w:numPr>
-          <w:ilvl w:val="0"/>
-          <w:numId w:val="18"/>
-        </w:numPr>
-      </w:pPr>
-      <w:r>
-        <w:rPr>
-          <w:b/>
-          <w:bCs/>
-        </w:rPr>
-        <w:t>이용</w:t>
-      </w:r>
-      <w:r>
-        <w:rPr>
-          <w:b/>
-          <w:bCs/>
-        </w:rPr>
-        <w:t xml:space="preserve"> </w:t>
-      </w:r>
-      <w:r>
-        <w:rPr>
-          <w:b/>
-          <w:bCs/>
-        </w:rPr>
-        <w:t>제한</w:t>
-      </w:r>
-      <w:r>
-        <w:rPr>
-          <w:b/>
-          <w:bCs/>
-        </w:rPr>
-        <w:t>:</w:t>
-      </w:r>
-      <w:r>
-        <w:t xml:space="preserve"> </w:t>
-      </w:r>
-      <w:r>
-        <w:rPr>
-          <w:b/>
-          <w:bCs/>
-        </w:rPr>
-        <w:t>3</w:t>
-      </w:r>
-      <w:r>
-        <w:rPr>
-          <w:b/>
-          <w:bCs/>
-        </w:rPr>
-        <w:t>회</w:t>
-      </w:r>
-      <w:r>
-        <w:rPr>
-          <w:b/>
-          <w:bCs/>
-        </w:rPr>
-        <w:t xml:space="preserve"> </w:t>
-      </w:r>
-      <w:r>
-        <w:rPr>
-          <w:b/>
-          <w:bCs/>
-        </w:rPr>
-        <w:t>이상</w:t>
-      </w:r>
-      <w:r>
-        <w:rPr>
-          <w:b/>
-          <w:bCs/>
-        </w:rPr>
-        <w:t xml:space="preserve"> </w:t>
-      </w:r>
-      <w:r>
-        <w:rPr>
-          <w:b/>
-          <w:bCs/>
-        </w:rPr>
-        <w:t>취소</w:t>
-      </w:r>
-      <w:r>
-        <w:rPr>
-          <w:b/>
-          <w:bCs/>
-        </w:rPr>
-        <w:t xml:space="preserve"> </w:t>
-      </w:r>
-      <w:r>
-        <w:rPr>
-          <w:b/>
-          <w:bCs/>
-        </w:rPr>
-        <w:t>시</w:t>
-      </w:r>
-      <w:r>
-        <w:t xml:space="preserve">, </w:t>
-      </w:r>
-      <w:r>
-        <w:t>향후</w:t>
-      </w:r>
-      <w:r>
-        <w:t xml:space="preserve"> </w:t>
-      </w:r>
-      <w:r>
-        <w:rPr>
-          <w:b/>
-          <w:bCs/>
-        </w:rPr>
-        <w:t>5</w:t>
-      </w:r>
-      <w:r>
-        <w:rPr>
-          <w:b/>
-          <w:bCs/>
-        </w:rPr>
-        <w:t>회</w:t>
-      </w:r>
-      <w:r>
-        <w:t xml:space="preserve"> </w:t>
-      </w:r>
-      <w:r>
-        <w:t>동안</w:t>
-      </w:r>
-      <w:r>
-        <w:t xml:space="preserve"> </w:t>
-      </w:r>
-      <w:r>
-        <w:rPr>
-          <w:b/>
-          <w:bCs/>
-        </w:rPr>
-        <w:t>"</w:t>
-      </w:r>
-      <w:r>
-        <w:rPr>
-          <w:b/>
-          <w:bCs/>
-        </w:rPr>
-        <w:t>입찰</w:t>
-      </w:r>
-      <w:r>
-        <w:rPr>
-          <w:b/>
-          <w:bCs/>
-        </w:rPr>
-        <w:t xml:space="preserve"> </w:t>
-      </w:r>
-      <w:r>
-        <w:rPr>
-          <w:b/>
-          <w:bCs/>
-        </w:rPr>
-        <w:t>공지</w:t>
-      </w:r>
-      <w:r>
-        <w:rPr>
-          <w:b/>
-          <w:bCs/>
-        </w:rPr>
-        <w:t xml:space="preserve"> </w:t>
-      </w:r>
-      <w:r>
-        <w:rPr>
-          <w:b/>
-          <w:bCs/>
-        </w:rPr>
-        <w:t>등록</w:t>
-      </w:r>
-      <w:r>
-        <w:rPr>
-          <w:b/>
-          <w:bCs/>
-        </w:rPr>
-        <w:t>"</w:t>
-      </w:r>
-      <w:r>
-        <w:t xml:space="preserve"> </w:t>
-      </w:r>
-      <w:r>
-        <w:t>제한</w:t>
-      </w:r>
-    </w:p>
-    <w:p>
-      <w:pPr>
-        <w:rPr>
-          <w:b/>
-          <w:bCs/>
-        </w:rPr>
-      </w:pPr>
-      <w:r>
-        <w:rPr>
-          <w:b/>
-          <w:bCs/>
-        </w:rPr>
-        <w:t xml:space="preserve">5.2 </w:t>
-      </w:r>
-      <w:r>
-        <w:rPr>
-          <w:b/>
-          <w:bCs/>
-        </w:rPr>
-        <w:t>기사</w:t>
-      </w:r>
-      <w:r>
-        <w:rPr>
-          <w:b/>
-          <w:bCs/>
-        </w:rPr>
-        <w:t xml:space="preserve"> </w:t>
-      </w:r>
-      <w:r>
-        <w:rPr>
-          <w:b/>
-          <w:bCs/>
-        </w:rPr>
-        <w:t>취소</w:t>
-      </w:r>
-    </w:p>
-    <w:p>
-      <w:pPr>
-        <w:numPr>
-          <w:ilvl w:val="0"/>
-          <w:numId w:val="19"/>
-        </w:numPr>
-      </w:pPr>
-      <w:r>
-        <w:rPr>
-          <w:b/>
-          <w:bCs/>
-        </w:rPr>
-        <w:t>환불</w:t>
-      </w:r>
-      <w:r>
-        <w:rPr>
-          <w:b/>
-          <w:bCs/>
-        </w:rPr>
-        <w:t xml:space="preserve"> </w:t>
-      </w:r>
-      <w:r>
-        <w:rPr>
-          <w:b/>
-          <w:bCs/>
-        </w:rPr>
-        <w:t>규정</w:t>
-      </w:r>
-      <w:r>
-        <w:rPr>
-          <w:b/>
-          <w:bCs/>
-        </w:rPr>
-        <w:t>:</w:t>
-      </w:r>
-      <w:r>
-        <w:t xml:space="preserve"> </w:t>
-      </w:r>
-      <w:r>
-        <w:t>소비자에게</w:t>
-      </w:r>
-      <w:r>
-        <w:t xml:space="preserve"> </w:t>
-      </w:r>
-      <w:r>
-        <w:rPr>
-          <w:b/>
-          <w:bCs/>
-        </w:rPr>
-        <w:t>수수료</w:t>
-      </w:r>
-      <w:r>
-        <w:rPr>
-          <w:b/>
-          <w:bCs/>
-        </w:rPr>
-        <w:t xml:space="preserve"> 100% </w:t>
-      </w:r>
-      <w:r>
-        <w:rPr>
-          <w:b/>
-          <w:bCs/>
-        </w:rPr>
-        <w:t>환불</w:t>
-      </w:r>
-      <w:r>
-        <w:t xml:space="preserve"> </w:t>
-      </w:r>
-      <w:r>
-        <w:t>및</w:t>
-      </w:r>
-      <w:r>
-        <w:t xml:space="preserve"> </w:t>
-      </w:r>
-      <w:r>
-        <w:t>기사에게</w:t>
-      </w:r>
-      <w:r>
-        <w:t xml:space="preserve"> </w:t>
-      </w:r>
-      <w:r>
-        <w:t>누적</w:t>
-      </w:r>
-      <w:r>
-        <w:t xml:space="preserve"> </w:t>
-      </w:r>
-      <w:r>
-        <w:t>페널티</w:t>
-      </w:r>
-      <w:r>
-        <w:t xml:space="preserve"> </w:t>
-      </w:r>
-      <w:r>
-        <w:t>부과</w:t>
-      </w:r>
-    </w:p>
-    <w:p>
-      <w:pPr>
-        <w:numPr>
-          <w:ilvl w:val="0"/>
-          <w:numId w:val="19"/>
-        </w:numPr>
-      </w:pPr>
-      <w:r>
-        <w:rPr>
-          <w:b/>
-          <w:bCs/>
-        </w:rPr>
-        <w:t>이용</w:t>
-      </w:r>
-      <w:r>
-        <w:rPr>
-          <w:b/>
-          <w:bCs/>
-        </w:rPr>
-        <w:t xml:space="preserve"> </w:t>
-      </w:r>
-      <w:r>
-        <w:rPr>
-          <w:b/>
-          <w:bCs/>
-        </w:rPr>
-        <w:t>제한</w:t>
-      </w:r>
-      <w:r>
-        <w:rPr>
-          <w:b/>
-          <w:bCs/>
-        </w:rPr>
-        <w:t>:</w:t>
-      </w:r>
-      <w:r>
-        <w:t xml:space="preserve"> </w:t>
-      </w:r>
-      <w:r>
-        <w:rPr>
-          <w:b/>
-          <w:bCs/>
-        </w:rPr>
-        <w:t>월</w:t>
-      </w:r>
-      <w:r>
-        <w:rPr>
-          <w:b/>
-          <w:bCs/>
-        </w:rPr>
-        <w:t xml:space="preserve"> 5</w:t>
-      </w:r>
-      <w:r>
-        <w:rPr>
-          <w:b/>
-          <w:bCs/>
-        </w:rPr>
-        <w:t>회</w:t>
-      </w:r>
-      <w:r>
-        <w:rPr>
-          <w:b/>
-          <w:bCs/>
-        </w:rPr>
-        <w:t xml:space="preserve"> </w:t>
-      </w:r>
-      <w:r>
-        <w:rPr>
-          <w:b/>
-          <w:bCs/>
-        </w:rPr>
-        <w:t>취소</w:t>
-      </w:r>
-      <w:r>
-        <w:rPr>
-          <w:b/>
-          <w:bCs/>
-        </w:rPr>
-        <w:t xml:space="preserve"> </w:t>
-      </w:r>
-      <w:r>
-        <w:rPr>
-          <w:b/>
-          <w:bCs/>
-        </w:rPr>
-        <w:t>초과</w:t>
-      </w:r>
-      <w:r>
-        <w:rPr>
-          <w:b/>
-          <w:bCs/>
-        </w:rPr>
-        <w:t xml:space="preserve"> </w:t>
-      </w:r>
-      <w:r>
-        <w:rPr>
-          <w:b/>
-          <w:bCs/>
-        </w:rPr>
-        <w:t>시</w:t>
-      </w:r>
-      <w:r>
-        <w:t xml:space="preserve">, </w:t>
-      </w:r>
-      <w:r>
-        <w:t>향후</w:t>
-      </w:r>
-      <w:r>
-        <w:t xml:space="preserve"> </w:t>
-      </w:r>
-      <w:r>
-        <w:rPr>
-          <w:b/>
-          <w:bCs/>
-        </w:rPr>
-        <w:t>5</w:t>
-      </w:r>
-      <w:r>
-        <w:rPr>
-          <w:b/>
-          <w:bCs/>
-        </w:rPr>
-        <w:t>회</w:t>
-      </w:r>
-      <w:r>
-        <w:rPr>
-          <w:b/>
-          <w:bCs/>
-        </w:rPr>
-        <w:t xml:space="preserve"> </w:t>
-      </w:r>
-      <w:r>
-        <w:rPr>
-          <w:b/>
-          <w:bCs/>
-        </w:rPr>
-        <w:t>입찰</w:t>
-      </w:r>
-      <w:r>
-        <w:rPr>
-          <w:b/>
-          <w:bCs/>
-        </w:rPr>
-        <w:t xml:space="preserve"> </w:t>
-      </w:r>
-      <w:r>
-        <w:rPr>
-          <w:b/>
-          <w:bCs/>
-        </w:rPr>
-        <w:t>참여</w:t>
-      </w:r>
-      <w:r>
-        <w:rPr>
-          <w:b/>
-          <w:bCs/>
-        </w:rPr>
-        <w:t xml:space="preserve"> </w:t>
-      </w:r>
-      <w:r>
-        <w:rPr>
-          <w:b/>
-          <w:bCs/>
-        </w:rPr>
-        <w:t>및</w:t>
-      </w:r>
-      <w:r>
-        <w:rPr>
-          <w:b/>
-          <w:bCs/>
-        </w:rPr>
-        <w:t xml:space="preserve"> </w:t>
-      </w:r>
-      <w:r>
-        <w:rPr>
-          <w:b/>
-          <w:bCs/>
-        </w:rPr>
-        <w:t>문자</w:t>
-      </w:r>
-      <w:r>
-        <w:rPr>
-          <w:b/>
-          <w:bCs/>
-        </w:rPr>
-        <w:t xml:space="preserve"> </w:t>
-      </w:r>
-      <w:r>
-        <w:rPr>
-          <w:b/>
-          <w:bCs/>
-        </w:rPr>
-        <w:t>발송</w:t>
-      </w:r>
-      <w:r>
-        <w:t xml:space="preserve"> </w:t>
-      </w:r>
-      <w:r>
-        <w:t>제한</w:t>
-      </w:r>
-    </w:p>
-    <w:p>
-      <w:pPr>
-        <w:numPr>
-          <w:ilvl w:val="0"/>
-          <w:numId w:val="19"/>
-        </w:numPr>
-      </w:pPr>
-      <w:proofErr w:type="spellStart"/>
-      <w:r>
-        <w:rPr>
-          <w:b/>
-          <w:bCs/>
-        </w:rPr>
-        <w:t>노쇼</w:t>
-      </w:r>
-      <w:proofErr w:type="spellEnd"/>
-      <w:r>
-        <w:rPr>
-          <w:b/>
-          <w:bCs/>
-        </w:rPr>
-        <w:t>(No-show):</w:t>
-      </w:r>
-      <w:r>
-        <w:t xml:space="preserve"> </w:t>
-      </w:r>
-      <w:r>
-        <w:t>당일</w:t>
-      </w:r>
-      <w:r>
-        <w:t xml:space="preserve"> </w:t>
-      </w:r>
-      <w:r>
-        <w:t>무단</w:t>
-      </w:r>
-      <w:r>
-        <w:t xml:space="preserve"> </w:t>
-      </w:r>
-      <w:r>
-        <w:t>불참</w:t>
-      </w:r>
-      <w:r>
-        <w:t xml:space="preserve"> </w:t>
-      </w:r>
-      <w:r>
-        <w:t>시</w:t>
-      </w:r>
-      <w:r>
-        <w:t xml:space="preserve"> </w:t>
-      </w:r>
-      <w:r>
-        <w:t>자격</w:t>
-      </w:r>
-      <w:r>
-        <w:t xml:space="preserve"> </w:t>
-      </w:r>
-      <w:r>
-        <w:t>박탈</w:t>
-      </w:r>
-      <w:r>
-        <w:t xml:space="preserve"> </w:t>
-      </w:r>
-      <w:r>
-        <w:t>및</w:t>
-      </w:r>
-      <w:r>
-        <w:t xml:space="preserve"> </w:t>
-      </w:r>
-      <w:r>
-        <w:t>강력한</w:t>
-      </w:r>
-      <w:r>
-        <w:t xml:space="preserve"> </w:t>
-      </w:r>
-      <w:r>
-        <w:t>제재</w:t>
-      </w:r>
-      <w:r>
-        <w:t xml:space="preserve"> </w:t>
-      </w:r>
-      <w:r>
-        <w:t>조치</w:t>
-      </w:r>
-    </w:p>
-    <w:p>
-      <w:r>
-        <w:rPr>
-          <w:noProof/>
-        </w:rPr>
-        <w:pict>
-          <v:rect id="_x0000_i1025" alt="" style="width:468pt;height:.05pt;mso-width-percent:0;mso-height-percent:0;mso-width-percent:0;mso-height-percent:0" o:hralign="center" o:hrstd="t" o:hr="t" fillcolor="#a0a0a0" stroked="f"/>
-        </w:pict>
-      </w:r>
-    </w:p>
-    <w:p>
-      <w:pPr>
-        <w:rPr>
-          <w:b/>
-          <w:bCs/>
-        </w:rPr>
-      </w:pPr>
-      <w:r>
-        <w:rPr>
-          <w:b/>
-          <w:bCs/>
-        </w:rPr>
-        <w:t xml:space="preserve">6. </w:t>
-      </w:r>
-      <w:r>
-        <w:rPr>
-          <w:b/>
-          <w:bCs/>
-        </w:rPr>
-        <w:t>정산</w:t>
-      </w:r>
-      <w:r>
-        <w:rPr>
-          <w:b/>
-          <w:bCs/>
-        </w:rPr>
-        <w:t xml:space="preserve"> </w:t>
-      </w:r>
-      <w:r>
-        <w:rPr>
-          <w:b/>
-          <w:bCs/>
-        </w:rPr>
-        <w:t>및</w:t>
-      </w:r>
-      <w:r>
-        <w:rPr>
-          <w:b/>
-          <w:bCs/>
-        </w:rPr>
-        <w:t xml:space="preserve"> </w:t>
-      </w:r>
-      <w:r>
-        <w:rPr>
-          <w:b/>
-          <w:bCs/>
-        </w:rPr>
-        <w:t>재무</w:t>
-      </w:r>
-      <w:r>
-        <w:rPr>
-          <w:b/>
-          <w:bCs/>
-        </w:rPr>
-        <w:t xml:space="preserve"> </w:t>
-      </w:r>
-      <w:r>
-        <w:rPr>
-          <w:b/>
-          <w:bCs/>
-        </w:rPr>
-        <w:t>시스템</w:t>
-      </w:r>
-    </w:p>
-    <w:p>
-      <w:pPr>
-        <w:numPr>
-          <w:ilvl w:val="0"/>
-          <w:numId w:val="20"/>
-        </w:numPr>
-      </w:pPr>
-      <w:r>
-        <w:rPr>
-          <w:b/>
-          <w:bCs/>
-        </w:rPr>
-        <w:t>수익</w:t>
-      </w:r>
-      <w:r>
-        <w:rPr>
-          <w:b/>
-          <w:bCs/>
-        </w:rPr>
-        <w:t xml:space="preserve"> </w:t>
-      </w:r>
-      <w:r>
-        <w:rPr>
-          <w:b/>
-          <w:bCs/>
-        </w:rPr>
-        <w:t>확정</w:t>
-      </w:r>
-      <w:r>
-        <w:rPr>
-          <w:b/>
-          <w:bCs/>
-        </w:rPr>
-        <w:t>:</w:t>
-      </w:r>
-      <w:r>
-        <w:t xml:space="preserve"> </w:t>
-      </w:r>
-      <w:r>
-        <w:t>실제</w:t>
-      </w:r>
-      <w:r>
-        <w:t xml:space="preserve"> </w:t>
-      </w:r>
-      <w:r>
-        <w:t>운행</w:t>
-      </w:r>
-      <w:r>
-        <w:t xml:space="preserve"> </w:t>
-      </w:r>
-      <w:r>
-        <w:t>완료</w:t>
-      </w:r>
-      <w:r>
-        <w:t xml:space="preserve"> </w:t>
-      </w:r>
-      <w:r>
-        <w:t>당일</w:t>
-      </w:r>
-      <w:r>
-        <w:t xml:space="preserve"> </w:t>
+        <w:t>수익 확정:</w:t>
+      </w:r>
+      <w:r>
+        <w:t xml:space="preserve"> 실제 운행 완료 당일 </w:t>
       </w:r>
       <w:r>
         <w:rPr>
@@ -5649,28 +2495,7 @@
         <w:t>PM 11:30</w:t>
       </w:r>
       <w:r>
-        <w:t xml:space="preserve"> </w:t>
-      </w:r>
-      <w:r>
-        <w:t>일괄</w:t>
-      </w:r>
-      <w:r>
-        <w:t xml:space="preserve"> </w:t>
-      </w:r>
-      <w:r>
-        <w:t>수익</w:t>
-      </w:r>
-      <w:r>
-        <w:t xml:space="preserve"> </w:t>
-      </w:r>
-      <w:r>
-        <w:t>확정</w:t>
-      </w:r>
-      <w:r>
-        <w:t xml:space="preserve"> </w:t>
-      </w:r>
-      <w:r>
-        <w:t>전환</w:t>
+        <w:t xml:space="preserve"> 일괄 수익 확정 전환</w:t>
       </w:r>
     </w:p>
     <w:p>
@@ -5685,350 +2510,2403 @@
           <w:b/>
           <w:bCs/>
         </w:rPr>
-        <w:t>자동</w:t>
-      </w:r>
-      <w:r>
-        <w:rPr>
-          <w:b/>
-          <w:bCs/>
-        </w:rPr>
-        <w:t xml:space="preserve"> </w:t>
-      </w:r>
-      <w:r>
-        <w:rPr>
-          <w:b/>
-          <w:bCs/>
-        </w:rPr>
-        <w:t>정산</w:t>
-      </w:r>
-      <w:r>
-        <w:rPr>
-          <w:b/>
-          <w:bCs/>
-        </w:rPr>
-        <w:t>:</w:t>
-      </w:r>
-      <w:r>
-        <w:t xml:space="preserve"> </w:t>
-      </w:r>
-      <w:proofErr w:type="spellStart"/>
-      <w:r>
-        <w:t>펌뱅킹</w:t>
-      </w:r>
-      <w:proofErr w:type="spellEnd"/>
-      <w:r>
-        <w:t xml:space="preserve"> </w:t>
-      </w:r>
-      <w:r>
-        <w:t>시스템을</w:t>
-      </w:r>
-      <w:r>
-        <w:t xml:space="preserve"> </w:t>
-      </w:r>
-      <w:r>
-        <w:t>통한</w:t>
-      </w:r>
-      <w:r>
-        <w:t xml:space="preserve"> </w:t>
-      </w:r>
-      <w:r>
-        <w:t>대금</w:t>
-      </w:r>
-      <w:r>
-        <w:t xml:space="preserve"> </w:t>
-      </w:r>
-      <w:r>
-        <w:t>지급</w:t>
-      </w:r>
-      <w:r>
-        <w:t xml:space="preserve"> </w:t>
-      </w:r>
-      <w:r>
-        <w:t>및</w:t>
-      </w:r>
-      <w:r>
-        <w:t xml:space="preserve"> </w:t>
-      </w:r>
-      <w:r>
-        <w:t>환불</w:t>
-      </w:r>
-      <w:r>
-        <w:t xml:space="preserve"> </w:t>
-      </w:r>
-      <w:r>
-        <w:t>자동화</w:t>
-      </w:r>
-      <w:r>
-        <w:t xml:space="preserve"> </w:t>
-      </w:r>
-      <w:r>
-        <w:t>구축</w:t>
+        <w:t>자동 정산:</w:t>
+      </w:r>
+      <w:r>
+        <w:t xml:space="preserve"> 펌뱅킹 시스템을 통한 대금 지급 및 환불 자동화 구축</w:t>
       </w:r>
     </w:p>
+    <w:p/>
+    <w:p/>
     <w:p>
-      <w:pPr>
+      <w:r>
         <w:rPr>
           <w:rFonts w:hint="eastAsia"/>
         </w:rPr>
-      </w:pPr>
+        <w:t>*** 원동일 대표님께</w:t>
+      </w:r>
     </w:p>
-    <w:p/>
     <w:p>
       <w:r>
         <w:rPr>
           <w:rFonts w:hint="eastAsia"/>
         </w:rPr>
-        <w:t xml:space="preserve">*** </w:t>
-      </w:r>
+        <w:t xml:space="preserve">       수수료 취소 및 수수료 정산에 대한 처리 방법에 대해</w:t>
+      </w:r>
+    </w:p>
+    <w:p>
       <w:r>
         <w:rPr>
           <w:rFonts w:hint="eastAsia"/>
         </w:rPr>
-        <w:t>원동일</w:t>
-      </w:r>
-      <w:r>
+        <w:t xml:space="preserve">       좋은 의견 많이 부탁 드립니다. 제일 중요한 부분 입니다.</w:t>
+      </w:r>
+    </w:p>
+    <w:p/>
+    <w:p/>
+    <w:p/>
+    <w:tbl>
+      <w:tblPr>
+        <w:tblW w:w="0" w:type="auto"/>
+        <w:tblCellSpacing w:w="15" w:type="dxa"/>
+        <w:tblCellMar>
+          <w:left w:w="0" w:type="dxa"/>
+          <w:right w:w="0" w:type="dxa"/>
+        </w:tblCellMar>
+        <w:tblLook w:val="04A0" w:firstRow="1" w:lastRow="0" w:firstColumn="1" w:lastColumn="0" w:noHBand="0" w:noVBand="1"/>
+      </w:tblPr>
+      <w:tblGrid>
+        <w:gridCol w:w="1750"/>
+        <w:gridCol w:w="1652"/>
+        <w:gridCol w:w="1945"/>
+        <w:gridCol w:w="3997"/>
+      </w:tblGrid>
+      <w:tr>
+        <w:trPr>
+          <w:tblHeader/>
+          <w:tblCellSpacing w:w="15" w:type="dxa"/>
+        </w:trPr>
+        <w:tc>
+          <w:tcPr>
+            <w:tcW w:w="0" w:type="auto"/>
+            <w:tcBorders>
+              <w:top w:val="single" w:sz="6" w:space="0" w:color="auto"/>
+              <w:left w:val="single" w:sz="6" w:space="0" w:color="auto"/>
+              <w:bottom w:val="single" w:sz="6" w:space="0" w:color="auto"/>
+              <w:right w:val="single" w:sz="6" w:space="0" w:color="auto"/>
+            </w:tcBorders>
+            <w:tcMar>
+              <w:top w:w="240" w:type="dxa"/>
+              <w:left w:w="0" w:type="dxa"/>
+              <w:bottom w:w="240" w:type="dxa"/>
+              <w:right w:w="180" w:type="dxa"/>
+            </w:tcMar>
+            <w:vAlign w:val="center"/>
+            <w:hideMark/>
+          </w:tcPr>
+          <w:p>
+            <w:pPr>
+              <w:rPr>
+                <w:rFonts w:ascii="Arial" w:hAnsi="Arial" w:cs="Arial"/>
+                <w:color w:val="1F1F1F"/>
+              </w:rPr>
+            </w:pPr>
+            <w:r>
+              <w:rPr>
+                <w:rStyle w:val="Strong"/>
+                <w:rFonts w:ascii="Malgun Gothic" w:eastAsia="Malgun Gothic" w:hAnsi="Malgun Gothic" w:cs="Malgun Gothic" w:hint="eastAsia"/>
+                <w:color w:val="1F1F1F"/>
+                <w:bdr w:val="none" w:sz="0" w:space="0" w:color="auto" w:frame="1"/>
+              </w:rPr>
+              <w:t>구분</w:t>
+            </w:r>
+          </w:p>
+        </w:tc>
+        <w:tc>
+          <w:tcPr>
+            <w:tcW w:w="0" w:type="auto"/>
+            <w:tcBorders>
+              <w:top w:val="single" w:sz="6" w:space="0" w:color="auto"/>
+              <w:left w:val="single" w:sz="6" w:space="0" w:color="auto"/>
+              <w:bottom w:val="single" w:sz="6" w:space="0" w:color="auto"/>
+              <w:right w:val="single" w:sz="6" w:space="0" w:color="auto"/>
+            </w:tcBorders>
+            <w:tcMar>
+              <w:top w:w="240" w:type="dxa"/>
+              <w:left w:w="0" w:type="dxa"/>
+              <w:bottom w:w="240" w:type="dxa"/>
+              <w:right w:w="180" w:type="dxa"/>
+            </w:tcMar>
+            <w:vAlign w:val="center"/>
+            <w:hideMark/>
+          </w:tcPr>
+          <w:p>
+            <w:pPr>
+              <w:rPr>
+                <w:rFonts w:ascii="Arial" w:hAnsi="Arial" w:cs="Arial"/>
+                <w:color w:val="1F1F1F"/>
+              </w:rPr>
+            </w:pPr>
+            <w:r>
+              <w:rPr>
+                <w:rStyle w:val="Strong"/>
+                <w:rFonts w:ascii="Malgun Gothic" w:eastAsia="Malgun Gothic" w:hAnsi="Malgun Gothic" w:cs="Malgun Gothic" w:hint="eastAsia"/>
+                <w:color w:val="1F1F1F"/>
+                <w:bdr w:val="none" w:sz="0" w:space="0" w:color="auto" w:frame="1"/>
+              </w:rPr>
+              <w:t>전송</w:t>
+            </w:r>
+            <w:r>
+              <w:rPr>
+                <w:rStyle w:val="Strong"/>
+                <w:rFonts w:ascii="Arial" w:hAnsi="Arial" w:cs="Arial"/>
+                <w:color w:val="1F1F1F"/>
+                <w:bdr w:val="none" w:sz="0" w:space="0" w:color="auto" w:frame="1"/>
+              </w:rPr>
+              <w:t xml:space="preserve"> </w:t>
+            </w:r>
+            <w:r>
+              <w:rPr>
+                <w:rStyle w:val="Strong"/>
+                <w:rFonts w:ascii="Malgun Gothic" w:eastAsia="Malgun Gothic" w:hAnsi="Malgun Gothic" w:cs="Malgun Gothic" w:hint="eastAsia"/>
+                <w:color w:val="1F1F1F"/>
+                <w:bdr w:val="none" w:sz="0" w:space="0" w:color="auto" w:frame="1"/>
+              </w:rPr>
+              <w:t>수단</w:t>
+            </w:r>
+          </w:p>
+        </w:tc>
+        <w:tc>
+          <w:tcPr>
+            <w:tcW w:w="0" w:type="auto"/>
+            <w:tcBorders>
+              <w:top w:val="single" w:sz="6" w:space="0" w:color="auto"/>
+              <w:left w:val="single" w:sz="6" w:space="0" w:color="auto"/>
+              <w:bottom w:val="single" w:sz="6" w:space="0" w:color="auto"/>
+              <w:right w:val="single" w:sz="6" w:space="0" w:color="auto"/>
+            </w:tcBorders>
+            <w:tcMar>
+              <w:top w:w="240" w:type="dxa"/>
+              <w:left w:w="0" w:type="dxa"/>
+              <w:bottom w:w="240" w:type="dxa"/>
+              <w:right w:w="180" w:type="dxa"/>
+            </w:tcMar>
+            <w:vAlign w:val="center"/>
+            <w:hideMark/>
+          </w:tcPr>
+          <w:p>
+            <w:pPr>
+              <w:rPr>
+                <w:rFonts w:ascii="Arial" w:hAnsi="Arial" w:cs="Arial"/>
+                <w:color w:val="1F1F1F"/>
+              </w:rPr>
+            </w:pPr>
+            <w:r>
+              <w:rPr>
+                <w:rStyle w:val="Strong"/>
+                <w:rFonts w:ascii="Malgun Gothic" w:eastAsia="Malgun Gothic" w:hAnsi="Malgun Gothic" w:cs="Malgun Gothic" w:hint="eastAsia"/>
+                <w:color w:val="1F1F1F"/>
+                <w:bdr w:val="none" w:sz="0" w:space="0" w:color="auto" w:frame="1"/>
+              </w:rPr>
+              <w:t>과금</w:t>
+            </w:r>
+            <w:r>
+              <w:rPr>
+                <w:rStyle w:val="Strong"/>
+                <w:rFonts w:ascii="Arial" w:hAnsi="Arial" w:cs="Arial"/>
+                <w:color w:val="1F1F1F"/>
+                <w:bdr w:val="none" w:sz="0" w:space="0" w:color="auto" w:frame="1"/>
+              </w:rPr>
+              <w:t xml:space="preserve"> </w:t>
+            </w:r>
+            <w:r>
+              <w:rPr>
+                <w:rStyle w:val="Strong"/>
+                <w:rFonts w:ascii="Malgun Gothic" w:eastAsia="Malgun Gothic" w:hAnsi="Malgun Gothic" w:cs="Malgun Gothic" w:hint="eastAsia"/>
+                <w:color w:val="1F1F1F"/>
+                <w:bdr w:val="none" w:sz="0" w:space="0" w:color="auto" w:frame="1"/>
+              </w:rPr>
+              <w:t>여부</w:t>
+            </w:r>
+          </w:p>
+        </w:tc>
+        <w:tc>
+          <w:tcPr>
+            <w:tcW w:w="0" w:type="auto"/>
+            <w:tcBorders>
+              <w:top w:val="single" w:sz="6" w:space="0" w:color="auto"/>
+              <w:left w:val="single" w:sz="6" w:space="0" w:color="auto"/>
+              <w:bottom w:val="single" w:sz="6" w:space="0" w:color="auto"/>
+              <w:right w:val="single" w:sz="6" w:space="0" w:color="auto"/>
+            </w:tcBorders>
+            <w:tcMar>
+              <w:top w:w="240" w:type="dxa"/>
+              <w:left w:w="0" w:type="dxa"/>
+              <w:bottom w:w="240" w:type="dxa"/>
+              <w:right w:w="0" w:type="dxa"/>
+            </w:tcMar>
+            <w:vAlign w:val="center"/>
+            <w:hideMark/>
+          </w:tcPr>
+          <w:p>
+            <w:pPr>
+              <w:rPr>
+                <w:rFonts w:ascii="Arial" w:hAnsi="Arial" w:cs="Arial"/>
+                <w:color w:val="1F1F1F"/>
+              </w:rPr>
+            </w:pPr>
+            <w:r>
+              <w:rPr>
+                <w:rStyle w:val="Strong"/>
+                <w:rFonts w:ascii="Malgun Gothic" w:eastAsia="Malgun Gothic" w:hAnsi="Malgun Gothic" w:cs="Malgun Gothic" w:hint="eastAsia"/>
+                <w:color w:val="1F1F1F"/>
+                <w:bdr w:val="none" w:sz="0" w:space="0" w:color="auto" w:frame="1"/>
+              </w:rPr>
+              <w:t>특징</w:t>
+            </w:r>
+          </w:p>
+        </w:tc>
+      </w:tr>
+      <w:tr>
+        <w:trPr>
+          <w:tblCellSpacing w:w="15" w:type="dxa"/>
+        </w:trPr>
+        <w:tc>
+          <w:tcPr>
+            <w:tcW w:w="0" w:type="auto"/>
+            <w:tcBorders>
+              <w:top w:val="single" w:sz="6" w:space="0" w:color="auto"/>
+              <w:left w:val="single" w:sz="6" w:space="0" w:color="auto"/>
+              <w:bottom w:val="single" w:sz="6" w:space="0" w:color="auto"/>
+              <w:right w:val="single" w:sz="6" w:space="0" w:color="auto"/>
+            </w:tcBorders>
+            <w:tcMar>
+              <w:top w:w="240" w:type="dxa"/>
+              <w:left w:w="0" w:type="dxa"/>
+              <w:bottom w:w="240" w:type="dxa"/>
+              <w:right w:w="180" w:type="dxa"/>
+            </w:tcMar>
+            <w:vAlign w:val="center"/>
+            <w:hideMark/>
+          </w:tcPr>
+          <w:p>
+            <w:pPr>
+              <w:rPr>
+                <w:rFonts w:ascii="Arial" w:hAnsi="Arial" w:cs="Arial"/>
+                <w:color w:val="1F1F1F"/>
+              </w:rPr>
+            </w:pPr>
+            <w:proofErr w:type="spellStart"/>
+            <w:r>
+              <w:rPr>
+                <w:rFonts w:ascii="Malgun Gothic" w:eastAsia="Malgun Gothic" w:hAnsi="Malgun Gothic" w:cs="Malgun Gothic" w:hint="eastAsia"/>
+                <w:b/>
+                <w:bCs/>
+                <w:color w:val="1F1F1F"/>
+                <w:bdr w:val="none" w:sz="0" w:space="0" w:color="auto" w:frame="1"/>
+              </w:rPr>
+              <w:t>인앱</w:t>
+            </w:r>
+            <w:proofErr w:type="spellEnd"/>
+            <w:r>
+              <w:rPr>
+                <w:rFonts w:ascii="Arial" w:hAnsi="Arial" w:cs="Arial"/>
+                <w:b/>
+                <w:bCs/>
+                <w:color w:val="1F1F1F"/>
+                <w:bdr w:val="none" w:sz="0" w:space="0" w:color="auto" w:frame="1"/>
+              </w:rPr>
+              <w:t xml:space="preserve"> </w:t>
+            </w:r>
+            <w:r>
+              <w:rPr>
+                <w:rFonts w:ascii="Malgun Gothic" w:eastAsia="Malgun Gothic" w:hAnsi="Malgun Gothic" w:cs="Malgun Gothic" w:hint="eastAsia"/>
+                <w:b/>
+                <w:bCs/>
+                <w:color w:val="1F1F1F"/>
+                <w:bdr w:val="none" w:sz="0" w:space="0" w:color="auto" w:frame="1"/>
+              </w:rPr>
+              <w:t>채팅</w:t>
+            </w:r>
+            <w:r>
+              <w:rPr>
+                <w:rFonts w:ascii="Arial" w:hAnsi="Arial" w:cs="Arial"/>
+                <w:b/>
+                <w:bCs/>
+                <w:color w:val="1F1F1F"/>
+                <w:bdr w:val="none" w:sz="0" w:space="0" w:color="auto" w:frame="1"/>
+              </w:rPr>
+              <w:t>/</w:t>
+            </w:r>
+            <w:r>
+              <w:rPr>
+                <w:rFonts w:ascii="Malgun Gothic" w:eastAsia="Malgun Gothic" w:hAnsi="Malgun Gothic" w:cs="Malgun Gothic" w:hint="eastAsia"/>
+                <w:b/>
+                <w:bCs/>
+                <w:color w:val="1F1F1F"/>
+                <w:bdr w:val="none" w:sz="0" w:space="0" w:color="auto" w:frame="1"/>
+              </w:rPr>
+              <w:t>푸시</w:t>
+            </w:r>
+          </w:p>
+        </w:tc>
+        <w:tc>
+          <w:tcPr>
+            <w:tcW w:w="0" w:type="auto"/>
+            <w:tcBorders>
+              <w:top w:val="single" w:sz="6" w:space="0" w:color="auto"/>
+              <w:left w:val="single" w:sz="6" w:space="0" w:color="auto"/>
+              <w:bottom w:val="single" w:sz="6" w:space="0" w:color="auto"/>
+              <w:right w:val="single" w:sz="6" w:space="0" w:color="auto"/>
+            </w:tcBorders>
+            <w:tcMar>
+              <w:top w:w="240" w:type="dxa"/>
+              <w:left w:w="0" w:type="dxa"/>
+              <w:bottom w:w="240" w:type="dxa"/>
+              <w:right w:w="180" w:type="dxa"/>
+            </w:tcMar>
+            <w:vAlign w:val="center"/>
+            <w:hideMark/>
+          </w:tcPr>
+          <w:p>
+            <w:pPr>
+              <w:rPr>
+                <w:rFonts w:ascii="Arial" w:hAnsi="Arial" w:cs="Arial"/>
+                <w:color w:val="1F1F1F"/>
+              </w:rPr>
+            </w:pPr>
+            <w:r>
+              <w:rPr>
+                <w:rFonts w:ascii="Arial" w:hAnsi="Arial" w:cs="Arial"/>
+                <w:color w:val="1F1F1F"/>
+                <w:bdr w:val="none" w:sz="0" w:space="0" w:color="auto" w:frame="1"/>
+              </w:rPr>
+              <w:t>Firebase (FCM)</w:t>
+            </w:r>
+          </w:p>
+        </w:tc>
+        <w:tc>
+          <w:tcPr>
+            <w:tcW w:w="0" w:type="auto"/>
+            <w:tcBorders>
+              <w:top w:val="single" w:sz="6" w:space="0" w:color="auto"/>
+              <w:left w:val="single" w:sz="6" w:space="0" w:color="auto"/>
+              <w:bottom w:val="single" w:sz="6" w:space="0" w:color="auto"/>
+              <w:right w:val="single" w:sz="6" w:space="0" w:color="auto"/>
+            </w:tcBorders>
+            <w:tcMar>
+              <w:top w:w="240" w:type="dxa"/>
+              <w:left w:w="0" w:type="dxa"/>
+              <w:bottom w:w="240" w:type="dxa"/>
+              <w:right w:w="180" w:type="dxa"/>
+            </w:tcMar>
+            <w:vAlign w:val="center"/>
+            <w:hideMark/>
+          </w:tcPr>
+          <w:p>
+            <w:pPr>
+              <w:rPr>
+                <w:rFonts w:ascii="Arial" w:hAnsi="Arial" w:cs="Arial"/>
+                <w:color w:val="1F1F1F"/>
+              </w:rPr>
+            </w:pPr>
+            <w:r>
+              <w:rPr>
+                <w:rFonts w:ascii="Malgun Gothic" w:eastAsia="Malgun Gothic" w:hAnsi="Malgun Gothic" w:cs="Malgun Gothic" w:hint="eastAsia"/>
+                <w:b/>
+                <w:bCs/>
+                <w:color w:val="1F1F1F"/>
+                <w:bdr w:val="none" w:sz="0" w:space="0" w:color="auto" w:frame="1"/>
+              </w:rPr>
+              <w:t>무료</w:t>
+            </w:r>
+          </w:p>
+        </w:tc>
+        <w:tc>
+          <w:tcPr>
+            <w:tcW w:w="0" w:type="auto"/>
+            <w:tcBorders>
+              <w:top w:val="single" w:sz="6" w:space="0" w:color="auto"/>
+              <w:left w:val="single" w:sz="6" w:space="0" w:color="auto"/>
+              <w:bottom w:val="single" w:sz="6" w:space="0" w:color="auto"/>
+              <w:right w:val="single" w:sz="6" w:space="0" w:color="auto"/>
+            </w:tcBorders>
+            <w:tcMar>
+              <w:top w:w="240" w:type="dxa"/>
+              <w:left w:w="0" w:type="dxa"/>
+              <w:bottom w:w="240" w:type="dxa"/>
+              <w:right w:w="0" w:type="dxa"/>
+            </w:tcMar>
+            <w:vAlign w:val="center"/>
+            <w:hideMark/>
+          </w:tcPr>
+          <w:p>
+            <w:pPr>
+              <w:rPr>
+                <w:rFonts w:ascii="Arial" w:hAnsi="Arial" w:cs="Arial"/>
+                <w:color w:val="1F1F1F"/>
+              </w:rPr>
+            </w:pPr>
+            <w:r>
+              <w:rPr>
+                <w:rFonts w:ascii="Malgun Gothic" w:eastAsia="Malgun Gothic" w:hAnsi="Malgun Gothic" w:cs="Malgun Gothic" w:hint="eastAsia"/>
+                <w:color w:val="1F1F1F"/>
+                <w:bdr w:val="none" w:sz="0" w:space="0" w:color="auto" w:frame="1"/>
+              </w:rPr>
+              <w:t>앱이</w:t>
+            </w:r>
+            <w:r>
+              <w:rPr>
+                <w:rFonts w:ascii="Arial" w:hAnsi="Arial" w:cs="Arial"/>
+                <w:color w:val="1F1F1F"/>
+                <w:bdr w:val="none" w:sz="0" w:space="0" w:color="auto" w:frame="1"/>
+              </w:rPr>
+              <w:t xml:space="preserve"> </w:t>
+            </w:r>
+            <w:r>
+              <w:rPr>
+                <w:rFonts w:ascii="Malgun Gothic" w:eastAsia="Malgun Gothic" w:hAnsi="Malgun Gothic" w:cs="Malgun Gothic" w:hint="eastAsia"/>
+                <w:color w:val="1F1F1F"/>
+                <w:bdr w:val="none" w:sz="0" w:space="0" w:color="auto" w:frame="1"/>
+              </w:rPr>
+              <w:t>설치된</w:t>
+            </w:r>
+            <w:r>
+              <w:rPr>
+                <w:rFonts w:ascii="Arial" w:hAnsi="Arial" w:cs="Arial"/>
+                <w:color w:val="1F1F1F"/>
+                <w:bdr w:val="none" w:sz="0" w:space="0" w:color="auto" w:frame="1"/>
+              </w:rPr>
+              <w:t xml:space="preserve"> </w:t>
+            </w:r>
+            <w:r>
+              <w:rPr>
+                <w:rFonts w:ascii="Malgun Gothic" w:eastAsia="Malgun Gothic" w:hAnsi="Malgun Gothic" w:cs="Malgun Gothic" w:hint="eastAsia"/>
+                <w:color w:val="1F1F1F"/>
+                <w:bdr w:val="none" w:sz="0" w:space="0" w:color="auto" w:frame="1"/>
+              </w:rPr>
+              <w:t>사용자에게</w:t>
+            </w:r>
+            <w:r>
+              <w:rPr>
+                <w:rFonts w:ascii="Arial" w:hAnsi="Arial" w:cs="Arial"/>
+                <w:color w:val="1F1F1F"/>
+                <w:bdr w:val="none" w:sz="0" w:space="0" w:color="auto" w:frame="1"/>
+              </w:rPr>
+              <w:t xml:space="preserve"> </w:t>
+            </w:r>
+            <w:r>
+              <w:rPr>
+                <w:rFonts w:ascii="Malgun Gothic" w:eastAsia="Malgun Gothic" w:hAnsi="Malgun Gothic" w:cs="Malgun Gothic" w:hint="eastAsia"/>
+                <w:color w:val="1F1F1F"/>
+                <w:bdr w:val="none" w:sz="0" w:space="0" w:color="auto" w:frame="1"/>
+              </w:rPr>
+              <w:t>무제한으로</w:t>
+            </w:r>
+            <w:r>
+              <w:rPr>
+                <w:rFonts w:ascii="Arial" w:hAnsi="Arial" w:cs="Arial"/>
+                <w:color w:val="1F1F1F"/>
+                <w:bdr w:val="none" w:sz="0" w:space="0" w:color="auto" w:frame="1"/>
+              </w:rPr>
+              <w:t xml:space="preserve"> </w:t>
+            </w:r>
+            <w:r>
+              <w:rPr>
+                <w:rFonts w:ascii="Malgun Gothic" w:eastAsia="Malgun Gothic" w:hAnsi="Malgun Gothic" w:cs="Malgun Gothic" w:hint="eastAsia"/>
+                <w:color w:val="1F1F1F"/>
+                <w:bdr w:val="none" w:sz="0" w:space="0" w:color="auto" w:frame="1"/>
+              </w:rPr>
+              <w:t>보낼</w:t>
+            </w:r>
+            <w:r>
+              <w:rPr>
+                <w:rFonts w:ascii="Arial" w:hAnsi="Arial" w:cs="Arial"/>
+                <w:color w:val="1F1F1F"/>
+                <w:bdr w:val="none" w:sz="0" w:space="0" w:color="auto" w:frame="1"/>
+              </w:rPr>
+              <w:t xml:space="preserve"> </w:t>
+            </w:r>
+            <w:r>
+              <w:rPr>
+                <w:rFonts w:ascii="Malgun Gothic" w:eastAsia="Malgun Gothic" w:hAnsi="Malgun Gothic" w:cs="Malgun Gothic" w:hint="eastAsia"/>
+                <w:color w:val="1F1F1F"/>
+                <w:bdr w:val="none" w:sz="0" w:space="0" w:color="auto" w:frame="1"/>
+              </w:rPr>
+              <w:t>수</w:t>
+            </w:r>
+            <w:r>
+              <w:rPr>
+                <w:rFonts w:ascii="Arial" w:hAnsi="Arial" w:cs="Arial"/>
+                <w:color w:val="1F1F1F"/>
+                <w:bdr w:val="none" w:sz="0" w:space="0" w:color="auto" w:frame="1"/>
+              </w:rPr>
+              <w:t xml:space="preserve"> </w:t>
+            </w:r>
+            <w:r>
+              <w:rPr>
+                <w:rFonts w:ascii="Malgun Gothic" w:eastAsia="Malgun Gothic" w:hAnsi="Malgun Gothic" w:cs="Malgun Gothic" w:hint="eastAsia"/>
+                <w:color w:val="1F1F1F"/>
+                <w:bdr w:val="none" w:sz="0" w:space="0" w:color="auto" w:frame="1"/>
+              </w:rPr>
+              <w:t>있음</w:t>
+            </w:r>
+            <w:r>
+              <w:rPr>
+                <w:rFonts w:ascii="Arial" w:hAnsi="Arial" w:cs="Arial"/>
+                <w:color w:val="1F1F1F"/>
+                <w:bdr w:val="none" w:sz="0" w:space="0" w:color="auto" w:frame="1"/>
+              </w:rPr>
+              <w:t>. (</w:t>
+            </w:r>
+            <w:r>
+              <w:rPr>
+                <w:rFonts w:ascii="Malgun Gothic" w:eastAsia="Malgun Gothic" w:hAnsi="Malgun Gothic" w:cs="Malgun Gothic" w:hint="eastAsia"/>
+                <w:color w:val="1F1F1F"/>
+                <w:bdr w:val="none" w:sz="0" w:space="0" w:color="auto" w:frame="1"/>
+              </w:rPr>
+              <w:t>가장</w:t>
+            </w:r>
+            <w:r>
+              <w:rPr>
+                <w:rFonts w:ascii="Arial" w:hAnsi="Arial" w:cs="Arial"/>
+                <w:color w:val="1F1F1F"/>
+                <w:bdr w:val="none" w:sz="0" w:space="0" w:color="auto" w:frame="1"/>
+              </w:rPr>
+              <w:t xml:space="preserve"> </w:t>
+            </w:r>
+            <w:r>
+              <w:rPr>
+                <w:rFonts w:ascii="Malgun Gothic" w:eastAsia="Malgun Gothic" w:hAnsi="Malgun Gothic" w:cs="Malgun Gothic" w:hint="eastAsia"/>
+                <w:color w:val="1F1F1F"/>
+                <w:bdr w:val="none" w:sz="0" w:space="0" w:color="auto" w:frame="1"/>
+              </w:rPr>
+              <w:t>경제적</w:t>
+            </w:r>
+            <w:r>
+              <w:rPr>
+                <w:rFonts w:ascii="Arial" w:hAnsi="Arial" w:cs="Arial"/>
+                <w:color w:val="1F1F1F"/>
+                <w:bdr w:val="none" w:sz="0" w:space="0" w:color="auto" w:frame="1"/>
+              </w:rPr>
+              <w:t>)</w:t>
+            </w:r>
+          </w:p>
+        </w:tc>
+      </w:tr>
+      <w:tr>
+        <w:trPr>
+          <w:tblCellSpacing w:w="15" w:type="dxa"/>
+        </w:trPr>
+        <w:tc>
+          <w:tcPr>
+            <w:tcW w:w="0" w:type="auto"/>
+            <w:tcBorders>
+              <w:top w:val="single" w:sz="6" w:space="0" w:color="auto"/>
+              <w:left w:val="single" w:sz="6" w:space="0" w:color="auto"/>
+              <w:bottom w:val="single" w:sz="6" w:space="0" w:color="auto"/>
+              <w:right w:val="single" w:sz="6" w:space="0" w:color="auto"/>
+            </w:tcBorders>
+            <w:tcMar>
+              <w:top w:w="240" w:type="dxa"/>
+              <w:left w:w="0" w:type="dxa"/>
+              <w:bottom w:w="240" w:type="dxa"/>
+              <w:right w:w="180" w:type="dxa"/>
+            </w:tcMar>
+            <w:vAlign w:val="center"/>
+            <w:hideMark/>
+          </w:tcPr>
+          <w:p>
+            <w:pPr>
+              <w:rPr>
+                <w:rFonts w:ascii="Arial" w:hAnsi="Arial" w:cs="Arial"/>
+                <w:color w:val="1F1F1F"/>
+              </w:rPr>
+            </w:pPr>
+            <w:r>
+              <w:rPr>
+                <w:rFonts w:ascii="Malgun Gothic" w:eastAsia="Malgun Gothic" w:hAnsi="Malgun Gothic" w:cs="Malgun Gothic" w:hint="eastAsia"/>
+                <w:b/>
+                <w:bCs/>
+                <w:color w:val="1F1F1F"/>
+                <w:bdr w:val="none" w:sz="0" w:space="0" w:color="auto" w:frame="1"/>
+              </w:rPr>
+              <w:t>카카오</w:t>
+            </w:r>
+            <w:r>
+              <w:rPr>
+                <w:rFonts w:ascii="Arial" w:hAnsi="Arial" w:cs="Arial"/>
+                <w:b/>
+                <w:bCs/>
+                <w:color w:val="1F1F1F"/>
+                <w:bdr w:val="none" w:sz="0" w:space="0" w:color="auto" w:frame="1"/>
+              </w:rPr>
+              <w:t xml:space="preserve"> </w:t>
+            </w:r>
+            <w:proofErr w:type="spellStart"/>
+            <w:r>
+              <w:rPr>
+                <w:rFonts w:ascii="Malgun Gothic" w:eastAsia="Malgun Gothic" w:hAnsi="Malgun Gothic" w:cs="Malgun Gothic" w:hint="eastAsia"/>
+                <w:b/>
+                <w:bCs/>
+                <w:color w:val="1F1F1F"/>
+                <w:bdr w:val="none" w:sz="0" w:space="0" w:color="auto" w:frame="1"/>
+              </w:rPr>
+              <w:t>알림톡</w:t>
+            </w:r>
+            <w:proofErr w:type="spellEnd"/>
+          </w:p>
+        </w:tc>
+        <w:tc>
+          <w:tcPr>
+            <w:tcW w:w="0" w:type="auto"/>
+            <w:tcBorders>
+              <w:top w:val="single" w:sz="6" w:space="0" w:color="auto"/>
+              <w:left w:val="single" w:sz="6" w:space="0" w:color="auto"/>
+              <w:bottom w:val="single" w:sz="6" w:space="0" w:color="auto"/>
+              <w:right w:val="single" w:sz="6" w:space="0" w:color="auto"/>
+            </w:tcBorders>
+            <w:tcMar>
+              <w:top w:w="240" w:type="dxa"/>
+              <w:left w:w="0" w:type="dxa"/>
+              <w:bottom w:w="240" w:type="dxa"/>
+              <w:right w:w="180" w:type="dxa"/>
+            </w:tcMar>
+            <w:vAlign w:val="center"/>
+            <w:hideMark/>
+          </w:tcPr>
+          <w:p>
+            <w:pPr>
+              <w:rPr>
+                <w:rFonts w:ascii="Arial" w:hAnsi="Arial" w:cs="Arial"/>
+                <w:color w:val="1F1F1F"/>
+              </w:rPr>
+            </w:pPr>
+            <w:proofErr w:type="spellStart"/>
+            <w:r>
+              <w:rPr>
+                <w:rFonts w:ascii="Malgun Gothic" w:eastAsia="Malgun Gothic" w:hAnsi="Malgun Gothic" w:cs="Malgun Gothic" w:hint="eastAsia"/>
+                <w:color w:val="1F1F1F"/>
+                <w:bdr w:val="none" w:sz="0" w:space="0" w:color="auto" w:frame="1"/>
+              </w:rPr>
+              <w:t>비즈메시지</w:t>
+            </w:r>
+            <w:proofErr w:type="spellEnd"/>
+            <w:r>
+              <w:rPr>
+                <w:rFonts w:ascii="Arial" w:hAnsi="Arial" w:cs="Arial"/>
+                <w:color w:val="1F1F1F"/>
+                <w:bdr w:val="none" w:sz="0" w:space="0" w:color="auto" w:frame="1"/>
+              </w:rPr>
+              <w:t xml:space="preserve"> API</w:t>
+            </w:r>
+          </w:p>
+        </w:tc>
+        <w:tc>
+          <w:tcPr>
+            <w:tcW w:w="0" w:type="auto"/>
+            <w:tcBorders>
+              <w:top w:val="single" w:sz="6" w:space="0" w:color="auto"/>
+              <w:left w:val="single" w:sz="6" w:space="0" w:color="auto"/>
+              <w:bottom w:val="single" w:sz="6" w:space="0" w:color="auto"/>
+              <w:right w:val="single" w:sz="6" w:space="0" w:color="auto"/>
+            </w:tcBorders>
+            <w:tcMar>
+              <w:top w:w="240" w:type="dxa"/>
+              <w:left w:w="0" w:type="dxa"/>
+              <w:bottom w:w="240" w:type="dxa"/>
+              <w:right w:w="180" w:type="dxa"/>
+            </w:tcMar>
+            <w:vAlign w:val="center"/>
+            <w:hideMark/>
+          </w:tcPr>
+          <w:p>
+            <w:pPr>
+              <w:rPr>
+                <w:rFonts w:ascii="Arial" w:hAnsi="Arial" w:cs="Arial"/>
+                <w:color w:val="1F1F1F"/>
+              </w:rPr>
+            </w:pPr>
+            <w:r>
+              <w:rPr>
+                <w:rFonts w:ascii="Malgun Gothic" w:eastAsia="Malgun Gothic" w:hAnsi="Malgun Gothic" w:cs="Malgun Gothic" w:hint="eastAsia"/>
+                <w:b/>
+                <w:bCs/>
+                <w:color w:val="1F1F1F"/>
+                <w:bdr w:val="none" w:sz="0" w:space="0" w:color="auto" w:frame="1"/>
+              </w:rPr>
+              <w:t>유료</w:t>
+            </w:r>
+            <w:r>
+              <w:rPr>
+                <w:rFonts w:ascii="Arial" w:hAnsi="Arial" w:cs="Arial"/>
+                <w:b/>
+                <w:bCs/>
+                <w:color w:val="1F1F1F"/>
+                <w:bdr w:val="none" w:sz="0" w:space="0" w:color="auto" w:frame="1"/>
+              </w:rPr>
+              <w:t xml:space="preserve"> (</w:t>
+            </w:r>
+            <w:r>
+              <w:rPr>
+                <w:rFonts w:ascii="Malgun Gothic" w:eastAsia="Malgun Gothic" w:hAnsi="Malgun Gothic" w:cs="Malgun Gothic" w:hint="eastAsia"/>
+                <w:b/>
+                <w:bCs/>
+                <w:color w:val="1F1F1F"/>
+                <w:bdr w:val="none" w:sz="0" w:space="0" w:color="auto" w:frame="1"/>
+              </w:rPr>
+              <w:t>건당</w:t>
+            </w:r>
+            <w:r>
+              <w:rPr>
+                <w:rFonts w:ascii="Arial" w:hAnsi="Arial" w:cs="Arial"/>
+                <w:b/>
+                <w:bCs/>
+                <w:color w:val="1F1F1F"/>
+                <w:bdr w:val="none" w:sz="0" w:space="0" w:color="auto" w:frame="1"/>
+              </w:rPr>
+              <w:t xml:space="preserve"> </w:t>
+            </w:r>
+            <w:r>
+              <w:rPr>
+                <w:rFonts w:ascii="Malgun Gothic" w:eastAsia="Malgun Gothic" w:hAnsi="Malgun Gothic" w:cs="Malgun Gothic" w:hint="eastAsia"/>
+                <w:b/>
+                <w:bCs/>
+                <w:color w:val="1F1F1F"/>
+                <w:bdr w:val="none" w:sz="0" w:space="0" w:color="auto" w:frame="1"/>
+              </w:rPr>
+              <w:t>약</w:t>
+            </w:r>
+            <w:r>
+              <w:rPr>
+                <w:rFonts w:ascii="Arial" w:hAnsi="Arial" w:cs="Arial"/>
+                <w:b/>
+                <w:bCs/>
+                <w:color w:val="1F1F1F"/>
+                <w:bdr w:val="none" w:sz="0" w:space="0" w:color="auto" w:frame="1"/>
+              </w:rPr>
+              <w:t xml:space="preserve"> 6~9</w:t>
+            </w:r>
+            <w:r>
+              <w:rPr>
+                <w:rFonts w:ascii="Malgun Gothic" w:eastAsia="Malgun Gothic" w:hAnsi="Malgun Gothic" w:cs="Malgun Gothic" w:hint="eastAsia"/>
+                <w:b/>
+                <w:bCs/>
+                <w:color w:val="1F1F1F"/>
+                <w:bdr w:val="none" w:sz="0" w:space="0" w:color="auto" w:frame="1"/>
+              </w:rPr>
+              <w:t>원</w:t>
+            </w:r>
+            <w:r>
+              <w:rPr>
+                <w:rFonts w:ascii="Arial" w:hAnsi="Arial" w:cs="Arial"/>
+                <w:b/>
+                <w:bCs/>
+                <w:color w:val="1F1F1F"/>
+                <w:bdr w:val="none" w:sz="0" w:space="0" w:color="auto" w:frame="1"/>
+              </w:rPr>
+              <w:t>)</w:t>
+            </w:r>
+          </w:p>
+        </w:tc>
+        <w:tc>
+          <w:tcPr>
+            <w:tcW w:w="0" w:type="auto"/>
+            <w:tcBorders>
+              <w:top w:val="single" w:sz="6" w:space="0" w:color="auto"/>
+              <w:left w:val="single" w:sz="6" w:space="0" w:color="auto"/>
+              <w:bottom w:val="single" w:sz="6" w:space="0" w:color="auto"/>
+              <w:right w:val="single" w:sz="6" w:space="0" w:color="auto"/>
+            </w:tcBorders>
+            <w:tcMar>
+              <w:top w:w="240" w:type="dxa"/>
+              <w:left w:w="0" w:type="dxa"/>
+              <w:bottom w:w="240" w:type="dxa"/>
+              <w:right w:w="0" w:type="dxa"/>
+            </w:tcMar>
+            <w:vAlign w:val="center"/>
+            <w:hideMark/>
+          </w:tcPr>
+          <w:p>
+            <w:pPr>
+              <w:rPr>
+                <w:rFonts w:ascii="Arial" w:hAnsi="Arial" w:cs="Arial"/>
+                <w:color w:val="1F1F1F"/>
+              </w:rPr>
+            </w:pPr>
+            <w:r>
+              <w:rPr>
+                <w:rFonts w:ascii="Malgun Gothic" w:eastAsia="Malgun Gothic" w:hAnsi="Malgun Gothic" w:cs="Malgun Gothic" w:hint="eastAsia"/>
+                <w:color w:val="1F1F1F"/>
+                <w:bdr w:val="none" w:sz="0" w:space="0" w:color="auto" w:frame="1"/>
+              </w:rPr>
+              <w:t>사용자가</w:t>
+            </w:r>
+            <w:r>
+              <w:rPr>
+                <w:rFonts w:ascii="Arial" w:hAnsi="Arial" w:cs="Arial"/>
+                <w:color w:val="1F1F1F"/>
+                <w:bdr w:val="none" w:sz="0" w:space="0" w:color="auto" w:frame="1"/>
+              </w:rPr>
+              <w:t xml:space="preserve"> </w:t>
+            </w:r>
+            <w:r>
+              <w:rPr>
+                <w:rFonts w:ascii="Malgun Gothic" w:eastAsia="Malgun Gothic" w:hAnsi="Malgun Gothic" w:cs="Malgun Gothic" w:hint="eastAsia"/>
+                <w:color w:val="1F1F1F"/>
+                <w:bdr w:val="none" w:sz="0" w:space="0" w:color="auto" w:frame="1"/>
+              </w:rPr>
+              <w:t>앱을</w:t>
+            </w:r>
+            <w:r>
+              <w:rPr>
+                <w:rFonts w:ascii="Arial" w:hAnsi="Arial" w:cs="Arial"/>
+                <w:color w:val="1F1F1F"/>
+                <w:bdr w:val="none" w:sz="0" w:space="0" w:color="auto" w:frame="1"/>
+              </w:rPr>
+              <w:t xml:space="preserve"> </w:t>
+            </w:r>
+            <w:r>
+              <w:rPr>
+                <w:rFonts w:ascii="Malgun Gothic" w:eastAsia="Malgun Gothic" w:hAnsi="Malgun Gothic" w:cs="Malgun Gothic" w:hint="eastAsia"/>
+                <w:color w:val="1F1F1F"/>
+                <w:bdr w:val="none" w:sz="0" w:space="0" w:color="auto" w:frame="1"/>
+              </w:rPr>
+              <w:t>안</w:t>
+            </w:r>
+            <w:r>
+              <w:rPr>
+                <w:rFonts w:ascii="Arial" w:hAnsi="Arial" w:cs="Arial"/>
+                <w:color w:val="1F1F1F"/>
+                <w:bdr w:val="none" w:sz="0" w:space="0" w:color="auto" w:frame="1"/>
+              </w:rPr>
+              <w:t xml:space="preserve"> </w:t>
+            </w:r>
+            <w:r>
+              <w:rPr>
+                <w:rFonts w:ascii="Malgun Gothic" w:eastAsia="Malgun Gothic" w:hAnsi="Malgun Gothic" w:cs="Malgun Gothic" w:hint="eastAsia"/>
+                <w:color w:val="1F1F1F"/>
+                <w:bdr w:val="none" w:sz="0" w:space="0" w:color="auto" w:frame="1"/>
+              </w:rPr>
+              <w:t>봐도</w:t>
+            </w:r>
+            <w:r>
+              <w:rPr>
+                <w:rFonts w:ascii="Arial" w:hAnsi="Arial" w:cs="Arial"/>
+                <w:color w:val="1F1F1F"/>
+                <w:bdr w:val="none" w:sz="0" w:space="0" w:color="auto" w:frame="1"/>
+              </w:rPr>
+              <w:t xml:space="preserve"> </w:t>
+            </w:r>
+            <w:r>
+              <w:rPr>
+                <w:rFonts w:ascii="Malgun Gothic" w:eastAsia="Malgun Gothic" w:hAnsi="Malgun Gothic" w:cs="Malgun Gothic" w:hint="eastAsia"/>
+                <w:color w:val="1F1F1F"/>
+                <w:bdr w:val="none" w:sz="0" w:space="0" w:color="auto" w:frame="1"/>
+              </w:rPr>
+              <w:t>카톡으로</w:t>
+            </w:r>
+            <w:r>
+              <w:rPr>
+                <w:rFonts w:ascii="Arial" w:hAnsi="Arial" w:cs="Arial"/>
+                <w:color w:val="1F1F1F"/>
+                <w:bdr w:val="none" w:sz="0" w:space="0" w:color="auto" w:frame="1"/>
+              </w:rPr>
+              <w:t xml:space="preserve"> </w:t>
+            </w:r>
+            <w:r>
+              <w:rPr>
+                <w:rFonts w:ascii="Malgun Gothic" w:eastAsia="Malgun Gothic" w:hAnsi="Malgun Gothic" w:cs="Malgun Gothic" w:hint="eastAsia"/>
+                <w:color w:val="1F1F1F"/>
+                <w:bdr w:val="none" w:sz="0" w:space="0" w:color="auto" w:frame="1"/>
+              </w:rPr>
+              <w:t>전달됨</w:t>
+            </w:r>
+            <w:r>
+              <w:rPr>
+                <w:rFonts w:ascii="Arial" w:hAnsi="Arial" w:cs="Arial"/>
+                <w:color w:val="1F1F1F"/>
+                <w:bdr w:val="none" w:sz="0" w:space="0" w:color="auto" w:frame="1"/>
+              </w:rPr>
+              <w:t xml:space="preserve">. </w:t>
+            </w:r>
+            <w:r>
+              <w:rPr>
+                <w:rFonts w:ascii="Malgun Gothic" w:eastAsia="Malgun Gothic" w:hAnsi="Malgun Gothic" w:cs="Malgun Gothic" w:hint="eastAsia"/>
+                <w:color w:val="1F1F1F"/>
+                <w:bdr w:val="none" w:sz="0" w:space="0" w:color="auto" w:frame="1"/>
+              </w:rPr>
+              <w:t>신뢰도가</w:t>
+            </w:r>
+            <w:r>
+              <w:rPr>
+                <w:rFonts w:ascii="Arial" w:hAnsi="Arial" w:cs="Arial"/>
+                <w:color w:val="1F1F1F"/>
+                <w:bdr w:val="none" w:sz="0" w:space="0" w:color="auto" w:frame="1"/>
+              </w:rPr>
+              <w:t xml:space="preserve"> </w:t>
+            </w:r>
+            <w:r>
+              <w:rPr>
+                <w:rFonts w:ascii="Malgun Gothic" w:eastAsia="Malgun Gothic" w:hAnsi="Malgun Gothic" w:cs="Malgun Gothic" w:hint="eastAsia"/>
+                <w:color w:val="1F1F1F"/>
+                <w:bdr w:val="none" w:sz="0" w:space="0" w:color="auto" w:frame="1"/>
+              </w:rPr>
+              <w:t>높음</w:t>
+            </w:r>
+            <w:r>
+              <w:rPr>
+                <w:rFonts w:ascii="Arial" w:hAnsi="Arial" w:cs="Arial"/>
+                <w:color w:val="1F1F1F"/>
+                <w:bdr w:val="none" w:sz="0" w:space="0" w:color="auto" w:frame="1"/>
+              </w:rPr>
+              <w:t>.</w:t>
+            </w:r>
+          </w:p>
+        </w:tc>
+      </w:tr>
+      <w:tr>
+        <w:trPr>
+          <w:tblCellSpacing w:w="15" w:type="dxa"/>
+        </w:trPr>
+        <w:tc>
+          <w:tcPr>
+            <w:tcW w:w="0" w:type="auto"/>
+            <w:tcBorders>
+              <w:top w:val="single" w:sz="6" w:space="0" w:color="auto"/>
+              <w:left w:val="single" w:sz="6" w:space="0" w:color="auto"/>
+              <w:bottom w:val="single" w:sz="6" w:space="0" w:color="auto"/>
+              <w:right w:val="single" w:sz="6" w:space="0" w:color="auto"/>
+            </w:tcBorders>
+            <w:tcMar>
+              <w:top w:w="240" w:type="dxa"/>
+              <w:left w:w="0" w:type="dxa"/>
+              <w:bottom w:w="240" w:type="dxa"/>
+              <w:right w:w="180" w:type="dxa"/>
+            </w:tcMar>
+            <w:vAlign w:val="center"/>
+            <w:hideMark/>
+          </w:tcPr>
+          <w:p>
+            <w:pPr>
+              <w:rPr>
+                <w:rFonts w:ascii="Arial" w:hAnsi="Arial" w:cs="Arial"/>
+                <w:color w:val="1F1F1F"/>
+              </w:rPr>
+            </w:pPr>
+            <w:r>
+              <w:rPr>
+                <w:rFonts w:ascii="Malgun Gothic" w:eastAsia="Malgun Gothic" w:hAnsi="Malgun Gothic" w:cs="Malgun Gothic" w:hint="eastAsia"/>
+                <w:b/>
+                <w:bCs/>
+                <w:color w:val="1F1F1F"/>
+                <w:bdr w:val="none" w:sz="0" w:space="0" w:color="auto" w:frame="1"/>
+              </w:rPr>
+              <w:t>문자</w:t>
+            </w:r>
+            <w:r>
+              <w:rPr>
+                <w:rFonts w:ascii="Arial" w:hAnsi="Arial" w:cs="Arial"/>
+                <w:b/>
+                <w:bCs/>
+                <w:color w:val="1F1F1F"/>
+                <w:bdr w:val="none" w:sz="0" w:space="0" w:color="auto" w:frame="1"/>
+              </w:rPr>
+              <w:t xml:space="preserve"> (SMS/LMS)</w:t>
+            </w:r>
+          </w:p>
+        </w:tc>
+        <w:tc>
+          <w:tcPr>
+            <w:tcW w:w="0" w:type="auto"/>
+            <w:tcBorders>
+              <w:top w:val="single" w:sz="6" w:space="0" w:color="auto"/>
+              <w:left w:val="single" w:sz="6" w:space="0" w:color="auto"/>
+              <w:bottom w:val="single" w:sz="6" w:space="0" w:color="auto"/>
+              <w:right w:val="single" w:sz="6" w:space="0" w:color="auto"/>
+            </w:tcBorders>
+            <w:tcMar>
+              <w:top w:w="240" w:type="dxa"/>
+              <w:left w:w="0" w:type="dxa"/>
+              <w:bottom w:w="240" w:type="dxa"/>
+              <w:right w:w="180" w:type="dxa"/>
+            </w:tcMar>
+            <w:vAlign w:val="center"/>
+            <w:hideMark/>
+          </w:tcPr>
+          <w:p>
+            <w:pPr>
+              <w:rPr>
+                <w:rFonts w:ascii="Arial" w:hAnsi="Arial" w:cs="Arial"/>
+                <w:color w:val="1F1F1F"/>
+              </w:rPr>
+            </w:pPr>
+            <w:r>
+              <w:rPr>
+                <w:rFonts w:ascii="Malgun Gothic" w:eastAsia="Malgun Gothic" w:hAnsi="Malgun Gothic" w:cs="Malgun Gothic" w:hint="eastAsia"/>
+                <w:color w:val="1F1F1F"/>
+                <w:bdr w:val="none" w:sz="0" w:space="0" w:color="auto" w:frame="1"/>
+              </w:rPr>
+              <w:t>통신사</w:t>
+            </w:r>
+            <w:r>
+              <w:rPr>
+                <w:rFonts w:ascii="Arial" w:hAnsi="Arial" w:cs="Arial"/>
+                <w:color w:val="1F1F1F"/>
+                <w:bdr w:val="none" w:sz="0" w:space="0" w:color="auto" w:frame="1"/>
+              </w:rPr>
+              <w:t xml:space="preserve"> API</w:t>
+            </w:r>
+          </w:p>
+        </w:tc>
+        <w:tc>
+          <w:tcPr>
+            <w:tcW w:w="0" w:type="auto"/>
+            <w:tcBorders>
+              <w:top w:val="single" w:sz="6" w:space="0" w:color="auto"/>
+              <w:left w:val="single" w:sz="6" w:space="0" w:color="auto"/>
+              <w:bottom w:val="single" w:sz="6" w:space="0" w:color="auto"/>
+              <w:right w:val="single" w:sz="6" w:space="0" w:color="auto"/>
+            </w:tcBorders>
+            <w:tcMar>
+              <w:top w:w="240" w:type="dxa"/>
+              <w:left w:w="0" w:type="dxa"/>
+              <w:bottom w:w="240" w:type="dxa"/>
+              <w:right w:w="180" w:type="dxa"/>
+            </w:tcMar>
+            <w:vAlign w:val="center"/>
+            <w:hideMark/>
+          </w:tcPr>
+          <w:p>
+            <w:pPr>
+              <w:rPr>
+                <w:rFonts w:ascii="Arial" w:hAnsi="Arial" w:cs="Arial"/>
+                <w:color w:val="1F1F1F"/>
+              </w:rPr>
+            </w:pPr>
+            <w:r>
+              <w:rPr>
+                <w:rFonts w:ascii="Malgun Gothic" w:eastAsia="Malgun Gothic" w:hAnsi="Malgun Gothic" w:cs="Malgun Gothic" w:hint="eastAsia"/>
+                <w:b/>
+                <w:bCs/>
+                <w:color w:val="1F1F1F"/>
+                <w:bdr w:val="none" w:sz="0" w:space="0" w:color="auto" w:frame="1"/>
+              </w:rPr>
+              <w:t>유료</w:t>
+            </w:r>
+            <w:r>
+              <w:rPr>
+                <w:rFonts w:ascii="Arial" w:hAnsi="Arial" w:cs="Arial"/>
+                <w:b/>
+                <w:bCs/>
+                <w:color w:val="1F1F1F"/>
+                <w:bdr w:val="none" w:sz="0" w:space="0" w:color="auto" w:frame="1"/>
+              </w:rPr>
+              <w:t xml:space="preserve"> (</w:t>
+            </w:r>
+            <w:r>
+              <w:rPr>
+                <w:rFonts w:ascii="Malgun Gothic" w:eastAsia="Malgun Gothic" w:hAnsi="Malgun Gothic" w:cs="Malgun Gothic" w:hint="eastAsia"/>
+                <w:b/>
+                <w:bCs/>
+                <w:color w:val="1F1F1F"/>
+                <w:bdr w:val="none" w:sz="0" w:space="0" w:color="auto" w:frame="1"/>
+              </w:rPr>
+              <w:t>건당</w:t>
+            </w:r>
+            <w:r>
+              <w:rPr>
+                <w:rFonts w:ascii="Arial" w:hAnsi="Arial" w:cs="Arial"/>
+                <w:b/>
+                <w:bCs/>
+                <w:color w:val="1F1F1F"/>
+                <w:bdr w:val="none" w:sz="0" w:space="0" w:color="auto" w:frame="1"/>
+              </w:rPr>
+              <w:t xml:space="preserve"> </w:t>
+            </w:r>
+            <w:r>
+              <w:rPr>
+                <w:rFonts w:ascii="Malgun Gothic" w:eastAsia="Malgun Gothic" w:hAnsi="Malgun Gothic" w:cs="Malgun Gothic" w:hint="eastAsia"/>
+                <w:b/>
+                <w:bCs/>
+                <w:color w:val="1F1F1F"/>
+                <w:bdr w:val="none" w:sz="0" w:space="0" w:color="auto" w:frame="1"/>
+              </w:rPr>
+              <w:t>약</w:t>
+            </w:r>
+            <w:r>
+              <w:rPr>
+                <w:rFonts w:ascii="Arial" w:hAnsi="Arial" w:cs="Arial"/>
+                <w:b/>
+                <w:bCs/>
+                <w:color w:val="1F1F1F"/>
+                <w:bdr w:val="none" w:sz="0" w:space="0" w:color="auto" w:frame="1"/>
+              </w:rPr>
+              <w:t xml:space="preserve"> 10~30</w:t>
+            </w:r>
+            <w:r>
+              <w:rPr>
+                <w:rFonts w:ascii="Malgun Gothic" w:eastAsia="Malgun Gothic" w:hAnsi="Malgun Gothic" w:cs="Malgun Gothic" w:hint="eastAsia"/>
+                <w:b/>
+                <w:bCs/>
+                <w:color w:val="1F1F1F"/>
+                <w:bdr w:val="none" w:sz="0" w:space="0" w:color="auto" w:frame="1"/>
+              </w:rPr>
+              <w:t>원</w:t>
+            </w:r>
+            <w:r>
+              <w:rPr>
+                <w:rFonts w:ascii="Arial" w:hAnsi="Arial" w:cs="Arial"/>
+                <w:b/>
+                <w:bCs/>
+                <w:color w:val="1F1F1F"/>
+                <w:bdr w:val="none" w:sz="0" w:space="0" w:color="auto" w:frame="1"/>
+              </w:rPr>
+              <w:t>)</w:t>
+            </w:r>
+          </w:p>
+        </w:tc>
+        <w:tc>
+          <w:tcPr>
+            <w:tcW w:w="0" w:type="auto"/>
+            <w:tcBorders>
+              <w:top w:val="single" w:sz="6" w:space="0" w:color="auto"/>
+              <w:left w:val="single" w:sz="6" w:space="0" w:color="auto"/>
+              <w:bottom w:val="single" w:sz="6" w:space="0" w:color="auto"/>
+              <w:right w:val="single" w:sz="6" w:space="0" w:color="auto"/>
+            </w:tcBorders>
+            <w:tcMar>
+              <w:top w:w="240" w:type="dxa"/>
+              <w:left w:w="0" w:type="dxa"/>
+              <w:bottom w:w="240" w:type="dxa"/>
+              <w:right w:w="0" w:type="dxa"/>
+            </w:tcMar>
+            <w:vAlign w:val="center"/>
+            <w:hideMark/>
+          </w:tcPr>
+          <w:p>
+            <w:pPr>
+              <w:rPr>
+                <w:rFonts w:ascii="Arial" w:hAnsi="Arial" w:cs="Arial"/>
+                <w:color w:val="1F1F1F"/>
+              </w:rPr>
+            </w:pPr>
+            <w:r>
+              <w:rPr>
+                <w:rFonts w:ascii="Malgun Gothic" w:eastAsia="Malgun Gothic" w:hAnsi="Malgun Gothic" w:cs="Malgun Gothic" w:hint="eastAsia"/>
+                <w:color w:val="1F1F1F"/>
+                <w:bdr w:val="none" w:sz="0" w:space="0" w:color="auto" w:frame="1"/>
+              </w:rPr>
+              <w:t>가장</w:t>
+            </w:r>
+            <w:r>
+              <w:rPr>
+                <w:rFonts w:ascii="Arial" w:hAnsi="Arial" w:cs="Arial"/>
+                <w:color w:val="1F1F1F"/>
+                <w:bdr w:val="none" w:sz="0" w:space="0" w:color="auto" w:frame="1"/>
+              </w:rPr>
+              <w:t xml:space="preserve"> </w:t>
+            </w:r>
+            <w:r>
+              <w:rPr>
+                <w:rFonts w:ascii="Malgun Gothic" w:eastAsia="Malgun Gothic" w:hAnsi="Malgun Gothic" w:cs="Malgun Gothic" w:hint="eastAsia"/>
+                <w:color w:val="1F1F1F"/>
+                <w:bdr w:val="none" w:sz="0" w:space="0" w:color="auto" w:frame="1"/>
+              </w:rPr>
+              <w:t>비싸지만</w:t>
+            </w:r>
+            <w:r>
+              <w:rPr>
+                <w:rFonts w:ascii="Arial" w:hAnsi="Arial" w:cs="Arial"/>
+                <w:color w:val="1F1F1F"/>
+                <w:bdr w:val="none" w:sz="0" w:space="0" w:color="auto" w:frame="1"/>
+              </w:rPr>
+              <w:t xml:space="preserve">, </w:t>
+            </w:r>
+            <w:r>
+              <w:rPr>
+                <w:rFonts w:ascii="Malgun Gothic" w:eastAsia="Malgun Gothic" w:hAnsi="Malgun Gothic" w:cs="Malgun Gothic" w:hint="eastAsia"/>
+                <w:color w:val="1F1F1F"/>
+                <w:bdr w:val="none" w:sz="0" w:space="0" w:color="auto" w:frame="1"/>
+              </w:rPr>
+              <w:t>앱</w:t>
+            </w:r>
+            <w:r>
+              <w:rPr>
+                <w:rFonts w:ascii="Arial" w:hAnsi="Arial" w:cs="Arial"/>
+                <w:color w:val="1F1F1F"/>
+                <w:bdr w:val="none" w:sz="0" w:space="0" w:color="auto" w:frame="1"/>
+              </w:rPr>
+              <w:t xml:space="preserve"> </w:t>
+            </w:r>
+            <w:r>
+              <w:rPr>
+                <w:rFonts w:ascii="Malgun Gothic" w:eastAsia="Malgun Gothic" w:hAnsi="Malgun Gothic" w:cs="Malgun Gothic" w:hint="eastAsia"/>
+                <w:color w:val="1F1F1F"/>
+                <w:bdr w:val="none" w:sz="0" w:space="0" w:color="auto" w:frame="1"/>
+              </w:rPr>
+              <w:t>미설치자에게도</w:t>
+            </w:r>
+            <w:r>
+              <w:rPr>
+                <w:rFonts w:ascii="Arial" w:hAnsi="Arial" w:cs="Arial"/>
+                <w:color w:val="1F1F1F"/>
+                <w:bdr w:val="none" w:sz="0" w:space="0" w:color="auto" w:frame="1"/>
+              </w:rPr>
+              <w:t xml:space="preserve"> </w:t>
+            </w:r>
+            <w:r>
+              <w:rPr>
+                <w:rFonts w:ascii="Malgun Gothic" w:eastAsia="Malgun Gothic" w:hAnsi="Malgun Gothic" w:cs="Malgun Gothic" w:hint="eastAsia"/>
+                <w:color w:val="1F1F1F"/>
+                <w:bdr w:val="none" w:sz="0" w:space="0" w:color="auto" w:frame="1"/>
+              </w:rPr>
+              <w:t>확실히</w:t>
+            </w:r>
+            <w:r>
+              <w:rPr>
+                <w:rFonts w:ascii="Arial" w:hAnsi="Arial" w:cs="Arial"/>
+                <w:color w:val="1F1F1F"/>
+                <w:bdr w:val="none" w:sz="0" w:space="0" w:color="auto" w:frame="1"/>
+              </w:rPr>
+              <w:t xml:space="preserve"> </w:t>
+            </w:r>
+            <w:r>
+              <w:rPr>
+                <w:rFonts w:ascii="Malgun Gothic" w:eastAsia="Malgun Gothic" w:hAnsi="Malgun Gothic" w:cs="Malgun Gothic" w:hint="eastAsia"/>
+                <w:color w:val="1F1F1F"/>
+                <w:bdr w:val="none" w:sz="0" w:space="0" w:color="auto" w:frame="1"/>
+              </w:rPr>
+              <w:t>전달됨</w:t>
+            </w:r>
+            <w:r>
+              <w:rPr>
+                <w:rFonts w:ascii="Arial" w:hAnsi="Arial" w:cs="Arial"/>
+                <w:color w:val="1F1F1F"/>
+                <w:bdr w:val="none" w:sz="0" w:space="0" w:color="auto" w:frame="1"/>
+              </w:rPr>
+              <w:t>.</w:t>
+            </w:r>
+          </w:p>
+        </w:tc>
+      </w:tr>
+    </w:tbl>
+    <w:p/>
+    <w:tbl>
+      <w:tblPr>
+        <w:tblW w:w="0" w:type="auto"/>
+        <w:tblCellSpacing w:w="15" w:type="dxa"/>
+        <w:tblCellMar>
+          <w:left w:w="0" w:type="dxa"/>
+          <w:right w:w="0" w:type="dxa"/>
+        </w:tblCellMar>
+        <w:tblLook w:val="04A0" w:firstRow="1" w:lastRow="0" w:firstColumn="1" w:lastColumn="0" w:noHBand="0" w:noVBand="1"/>
+      </w:tblPr>
+      <w:tblGrid>
+        <w:gridCol w:w="1596"/>
+        <w:gridCol w:w="1541"/>
+        <w:gridCol w:w="6207"/>
+      </w:tblGrid>
+      <w:tr>
+        <w:trPr>
+          <w:tblHeader/>
+          <w:tblCellSpacing w:w="15" w:type="dxa"/>
+        </w:trPr>
+        <w:tc>
+          <w:tcPr>
+            <w:tcW w:w="0" w:type="auto"/>
+            <w:tcBorders>
+              <w:top w:val="single" w:sz="6" w:space="0" w:color="auto"/>
+              <w:left w:val="single" w:sz="6" w:space="0" w:color="auto"/>
+              <w:bottom w:val="single" w:sz="6" w:space="0" w:color="auto"/>
+              <w:right w:val="single" w:sz="6" w:space="0" w:color="auto"/>
+            </w:tcBorders>
+            <w:tcMar>
+              <w:top w:w="240" w:type="dxa"/>
+              <w:left w:w="0" w:type="dxa"/>
+              <w:bottom w:w="240" w:type="dxa"/>
+              <w:right w:w="180" w:type="dxa"/>
+            </w:tcMar>
+            <w:vAlign w:val="center"/>
+            <w:hideMark/>
+          </w:tcPr>
+          <w:p>
+            <w:r>
+              <w:rPr>
+                <w:rFonts w:ascii="Batang" w:eastAsia="Batang" w:hAnsi="Batang" w:cs="Batang" w:hint="eastAsia"/>
+                <w:b/>
+                <w:bCs/>
+              </w:rPr>
+              <w:t>구분</w:t>
+            </w:r>
+          </w:p>
+        </w:tc>
+        <w:tc>
+          <w:tcPr>
+            <w:tcW w:w="0" w:type="auto"/>
+            <w:tcBorders>
+              <w:top w:val="single" w:sz="6" w:space="0" w:color="auto"/>
+              <w:left w:val="single" w:sz="6" w:space="0" w:color="auto"/>
+              <w:bottom w:val="single" w:sz="6" w:space="0" w:color="auto"/>
+              <w:right w:val="single" w:sz="6" w:space="0" w:color="auto"/>
+            </w:tcBorders>
+            <w:tcMar>
+              <w:top w:w="240" w:type="dxa"/>
+              <w:left w:w="0" w:type="dxa"/>
+              <w:bottom w:w="240" w:type="dxa"/>
+              <w:right w:w="180" w:type="dxa"/>
+            </w:tcMar>
+            <w:vAlign w:val="center"/>
+            <w:hideMark/>
+          </w:tcPr>
+          <w:p>
+            <w:r>
+              <w:rPr>
+                <w:rFonts w:ascii="Batang" w:eastAsia="Batang" w:hAnsi="Batang" w:cs="Batang" w:hint="eastAsia"/>
+                <w:b/>
+                <w:bCs/>
+              </w:rPr>
+              <w:t>인승</w:t>
+            </w:r>
+            <w:r>
+              <w:rPr>
+                <w:b/>
+                <w:bCs/>
+              </w:rPr>
+              <w:t xml:space="preserve"> (</w:t>
+            </w:r>
+            <w:r>
+              <w:rPr>
+                <w:rFonts w:ascii="Batang" w:eastAsia="Batang" w:hAnsi="Batang" w:cs="Batang" w:hint="eastAsia"/>
+                <w:b/>
+                <w:bCs/>
+              </w:rPr>
+              <w:t>좌석</w:t>
+            </w:r>
+            <w:r>
+              <w:rPr>
+                <w:b/>
+                <w:bCs/>
+              </w:rPr>
+              <w:t xml:space="preserve"> </w:t>
+            </w:r>
+            <w:r>
+              <w:rPr>
+                <w:rFonts w:ascii="Batang" w:eastAsia="Batang" w:hAnsi="Batang" w:cs="Batang" w:hint="eastAsia"/>
+                <w:b/>
+                <w:bCs/>
+              </w:rPr>
+              <w:t>수</w:t>
+            </w:r>
+            <w:r>
+              <w:rPr>
+                <w:b/>
+                <w:bCs/>
+              </w:rPr>
+              <w:t>)</w:t>
+            </w:r>
+          </w:p>
+        </w:tc>
+        <w:tc>
+          <w:tcPr>
+            <w:tcW w:w="0" w:type="auto"/>
+            <w:tcBorders>
+              <w:top w:val="single" w:sz="6" w:space="0" w:color="auto"/>
+              <w:left w:val="single" w:sz="6" w:space="0" w:color="auto"/>
+              <w:bottom w:val="single" w:sz="6" w:space="0" w:color="auto"/>
+              <w:right w:val="single" w:sz="6" w:space="0" w:color="auto"/>
+            </w:tcBorders>
+            <w:tcMar>
+              <w:top w:w="240" w:type="dxa"/>
+              <w:left w:w="0" w:type="dxa"/>
+              <w:bottom w:w="240" w:type="dxa"/>
+              <w:right w:w="0" w:type="dxa"/>
+            </w:tcMar>
+            <w:vAlign w:val="center"/>
+            <w:hideMark/>
+          </w:tcPr>
+          <w:p>
+            <w:r>
+              <w:rPr>
+                <w:rFonts w:ascii="Batang" w:eastAsia="Batang" w:hAnsi="Batang" w:cs="Batang" w:hint="eastAsia"/>
+                <w:b/>
+                <w:bCs/>
+              </w:rPr>
+              <w:t>특징</w:t>
+            </w:r>
+            <w:r>
+              <w:rPr>
+                <w:b/>
+                <w:bCs/>
+              </w:rPr>
+              <w:t xml:space="preserve"> </w:t>
+            </w:r>
+            <w:r>
+              <w:rPr>
+                <w:rFonts w:ascii="Batang" w:eastAsia="Batang" w:hAnsi="Batang" w:cs="Batang" w:hint="eastAsia"/>
+                <w:b/>
+                <w:bCs/>
+              </w:rPr>
+              <w:t>및</w:t>
+            </w:r>
+            <w:r>
+              <w:rPr>
+                <w:b/>
+                <w:bCs/>
+              </w:rPr>
+              <w:t xml:space="preserve"> </w:t>
+            </w:r>
+            <w:r>
+              <w:rPr>
+                <w:rFonts w:ascii="Batang" w:eastAsia="Batang" w:hAnsi="Batang" w:cs="Batang" w:hint="eastAsia"/>
+                <w:b/>
+                <w:bCs/>
+              </w:rPr>
+              <w:t>용도</w:t>
+            </w:r>
+          </w:p>
+        </w:tc>
+      </w:tr>
+      <w:tr>
+        <w:trPr>
+          <w:tblCellSpacing w:w="15" w:type="dxa"/>
+        </w:trPr>
+        <w:tc>
+          <w:tcPr>
+            <w:tcW w:w="0" w:type="auto"/>
+            <w:tcBorders>
+              <w:top w:val="single" w:sz="6" w:space="0" w:color="auto"/>
+              <w:left w:val="single" w:sz="6" w:space="0" w:color="auto"/>
+              <w:bottom w:val="single" w:sz="6" w:space="0" w:color="auto"/>
+              <w:right w:val="single" w:sz="6" w:space="0" w:color="auto"/>
+            </w:tcBorders>
+            <w:tcMar>
+              <w:top w:w="240" w:type="dxa"/>
+              <w:left w:w="0" w:type="dxa"/>
+              <w:bottom w:w="240" w:type="dxa"/>
+              <w:right w:w="180" w:type="dxa"/>
+            </w:tcMar>
+            <w:vAlign w:val="center"/>
+            <w:hideMark/>
+          </w:tcPr>
+          <w:p>
+            <w:r>
+              <w:rPr>
+                <w:rFonts w:ascii="Batang" w:eastAsia="Batang" w:hAnsi="Batang" w:cs="Batang" w:hint="eastAsia"/>
+                <w:b/>
+                <w:bCs/>
+              </w:rPr>
+              <w:t>대형</w:t>
+            </w:r>
+            <w:r>
+              <w:rPr>
+                <w:b/>
+                <w:bCs/>
+              </w:rPr>
+              <w:t xml:space="preserve"> </w:t>
+            </w:r>
+            <w:r>
+              <w:rPr>
+                <w:rFonts w:ascii="Batang" w:eastAsia="Batang" w:hAnsi="Batang" w:cs="Batang" w:hint="eastAsia"/>
+                <w:b/>
+                <w:bCs/>
+              </w:rPr>
+              <w:t>버스</w:t>
+            </w:r>
+          </w:p>
+        </w:tc>
+        <w:tc>
+          <w:tcPr>
+            <w:tcW w:w="0" w:type="auto"/>
+            <w:tcBorders>
+              <w:top w:val="single" w:sz="6" w:space="0" w:color="auto"/>
+              <w:left w:val="single" w:sz="6" w:space="0" w:color="auto"/>
+              <w:bottom w:val="single" w:sz="6" w:space="0" w:color="auto"/>
+              <w:right w:val="single" w:sz="6" w:space="0" w:color="auto"/>
+            </w:tcBorders>
+            <w:tcMar>
+              <w:top w:w="240" w:type="dxa"/>
+              <w:left w:w="0" w:type="dxa"/>
+              <w:bottom w:w="240" w:type="dxa"/>
+              <w:right w:w="180" w:type="dxa"/>
+            </w:tcMar>
+            <w:vAlign w:val="center"/>
+            <w:hideMark/>
+          </w:tcPr>
+          <w:p>
+            <w:r>
+              <w:rPr>
+                <w:b/>
+                <w:bCs/>
+              </w:rPr>
+              <w:t>45</w:t>
+            </w:r>
+            <w:r>
+              <w:rPr>
+                <w:rFonts w:ascii="Batang" w:eastAsia="Batang" w:hAnsi="Batang" w:cs="Batang" w:hint="eastAsia"/>
+                <w:b/>
+                <w:bCs/>
+              </w:rPr>
+              <w:t>인승</w:t>
+            </w:r>
+            <w:r>
+              <w:rPr>
+                <w:b/>
+                <w:bCs/>
+              </w:rPr>
+              <w:t xml:space="preserve"> / 28</w:t>
+            </w:r>
+            <w:r>
+              <w:rPr>
+                <w:rFonts w:ascii="Batang" w:eastAsia="Batang" w:hAnsi="Batang" w:cs="Batang" w:hint="eastAsia"/>
+                <w:b/>
+                <w:bCs/>
+              </w:rPr>
+              <w:t>인승</w:t>
+            </w:r>
+          </w:p>
+        </w:tc>
+        <w:tc>
+          <w:tcPr>
+            <w:tcW w:w="0" w:type="auto"/>
+            <w:tcBorders>
+              <w:top w:val="single" w:sz="6" w:space="0" w:color="auto"/>
+              <w:left w:val="single" w:sz="6" w:space="0" w:color="auto"/>
+              <w:bottom w:val="single" w:sz="6" w:space="0" w:color="auto"/>
+              <w:right w:val="single" w:sz="6" w:space="0" w:color="auto"/>
+            </w:tcBorders>
+            <w:tcMar>
+              <w:top w:w="240" w:type="dxa"/>
+              <w:left w:w="0" w:type="dxa"/>
+              <w:bottom w:w="240" w:type="dxa"/>
+              <w:right w:w="0" w:type="dxa"/>
+            </w:tcMar>
+            <w:vAlign w:val="center"/>
+            <w:hideMark/>
+          </w:tcPr>
+          <w:p>
+            <w:r>
+              <w:rPr>
+                <w:rFonts w:ascii="Batang" w:eastAsia="Batang" w:hAnsi="Batang" w:cs="Batang" w:hint="eastAsia"/>
+              </w:rPr>
+              <w:t>가장</w:t>
+            </w:r>
+            <w:r>
+              <w:t xml:space="preserve"> </w:t>
+            </w:r>
+            <w:r>
+              <w:rPr>
+                <w:rFonts w:ascii="Batang" w:eastAsia="Batang" w:hAnsi="Batang" w:cs="Batang" w:hint="eastAsia"/>
+              </w:rPr>
+              <w:t>일반적인</w:t>
+            </w:r>
+            <w:r>
+              <w:t xml:space="preserve"> </w:t>
+            </w:r>
+            <w:r>
+              <w:rPr>
+                <w:rFonts w:ascii="Batang" w:eastAsia="Batang" w:hAnsi="Batang" w:cs="Batang" w:hint="eastAsia"/>
+              </w:rPr>
+              <w:t>관광버스</w:t>
+            </w:r>
+            <w:r>
+              <w:t>. 45</w:t>
+            </w:r>
+            <w:r>
+              <w:rPr>
+                <w:rFonts w:ascii="Batang" w:eastAsia="Batang" w:hAnsi="Batang" w:cs="Batang" w:hint="eastAsia"/>
+              </w:rPr>
+              <w:t>인승은</w:t>
+            </w:r>
+            <w:r>
+              <w:t xml:space="preserve"> </w:t>
+            </w:r>
+            <w:r>
+              <w:rPr>
+                <w:rFonts w:ascii="Batang" w:eastAsia="Batang" w:hAnsi="Batang" w:cs="Batang" w:hint="eastAsia"/>
+              </w:rPr>
+              <w:t>일반형</w:t>
+            </w:r>
+            <w:r>
+              <w:t>, 28</w:t>
+            </w:r>
+            <w:r>
+              <w:rPr>
+                <w:rFonts w:ascii="Batang" w:eastAsia="Batang" w:hAnsi="Batang" w:cs="Batang" w:hint="eastAsia"/>
+              </w:rPr>
+              <w:t>인승은</w:t>
+            </w:r>
+            <w:r>
+              <w:t xml:space="preserve"> </w:t>
+            </w:r>
+            <w:r>
+              <w:rPr>
+                <w:rFonts w:ascii="Batang" w:eastAsia="Batang" w:hAnsi="Batang" w:cs="Batang" w:hint="eastAsia"/>
+              </w:rPr>
+              <w:t>우등</w:t>
+            </w:r>
+            <w:r>
+              <w:t xml:space="preserve"> </w:t>
+            </w:r>
+            <w:r>
+              <w:rPr>
+                <w:rFonts w:ascii="Batang" w:eastAsia="Batang" w:hAnsi="Batang" w:cs="Batang" w:hint="eastAsia"/>
+              </w:rPr>
+              <w:t>버스</w:t>
+            </w:r>
+            <w:r>
+              <w:t>(</w:t>
+            </w:r>
+            <w:r>
+              <w:rPr>
+                <w:rFonts w:ascii="Batang" w:eastAsia="Batang" w:hAnsi="Batang" w:cs="Batang" w:hint="eastAsia"/>
+              </w:rPr>
+              <w:t>좌석</w:t>
+            </w:r>
+            <w:r>
+              <w:t xml:space="preserve"> </w:t>
+            </w:r>
+            <w:r>
+              <w:rPr>
+                <w:rFonts w:ascii="Batang" w:eastAsia="Batang" w:hAnsi="Batang" w:cs="Batang" w:hint="eastAsia"/>
+              </w:rPr>
+              <w:t>간격</w:t>
+            </w:r>
+            <w:r>
+              <w:t xml:space="preserve"> </w:t>
+            </w:r>
+            <w:r>
+              <w:rPr>
+                <w:rFonts w:ascii="Batang" w:eastAsia="Batang" w:hAnsi="Batang" w:cs="Batang" w:hint="eastAsia"/>
+              </w:rPr>
+              <w:t>넓음</w:t>
+            </w:r>
+            <w:r>
+              <w:t>)</w:t>
+            </w:r>
+            <w:r>
+              <w:rPr>
+                <w:rFonts w:ascii="Batang" w:eastAsia="Batang" w:hAnsi="Batang" w:cs="Batang" w:hint="eastAsia"/>
+              </w:rPr>
+              <w:t>입니다</w:t>
+            </w:r>
+            <w:r>
+              <w:t>.</w:t>
+            </w:r>
+          </w:p>
+        </w:tc>
+      </w:tr>
+      <w:tr>
+        <w:trPr>
+          <w:tblCellSpacing w:w="15" w:type="dxa"/>
+        </w:trPr>
+        <w:tc>
+          <w:tcPr>
+            <w:tcW w:w="0" w:type="auto"/>
+            <w:tcBorders>
+              <w:top w:val="single" w:sz="6" w:space="0" w:color="auto"/>
+              <w:left w:val="single" w:sz="6" w:space="0" w:color="auto"/>
+              <w:bottom w:val="single" w:sz="6" w:space="0" w:color="auto"/>
+              <w:right w:val="single" w:sz="6" w:space="0" w:color="auto"/>
+            </w:tcBorders>
+            <w:tcMar>
+              <w:top w:w="240" w:type="dxa"/>
+              <w:left w:w="0" w:type="dxa"/>
+              <w:bottom w:w="240" w:type="dxa"/>
+              <w:right w:w="180" w:type="dxa"/>
+            </w:tcMar>
+            <w:vAlign w:val="center"/>
+            <w:hideMark/>
+          </w:tcPr>
+          <w:p>
+            <w:r>
+              <w:rPr>
+                <w:rFonts w:ascii="Batang" w:eastAsia="Batang" w:hAnsi="Batang" w:cs="Batang" w:hint="eastAsia"/>
+                <w:b/>
+                <w:bCs/>
+              </w:rPr>
+              <w:t>중형</w:t>
+            </w:r>
+            <w:r>
+              <w:rPr>
+                <w:b/>
+                <w:bCs/>
+              </w:rPr>
+              <w:t xml:space="preserve"> </w:t>
+            </w:r>
+            <w:r>
+              <w:rPr>
+                <w:rFonts w:ascii="Batang" w:eastAsia="Batang" w:hAnsi="Batang" w:cs="Batang" w:hint="eastAsia"/>
+                <w:b/>
+                <w:bCs/>
+              </w:rPr>
+              <w:t>버스</w:t>
+            </w:r>
+          </w:p>
+        </w:tc>
+        <w:tc>
+          <w:tcPr>
+            <w:tcW w:w="0" w:type="auto"/>
+            <w:tcBorders>
+              <w:top w:val="single" w:sz="6" w:space="0" w:color="auto"/>
+              <w:left w:val="single" w:sz="6" w:space="0" w:color="auto"/>
+              <w:bottom w:val="single" w:sz="6" w:space="0" w:color="auto"/>
+              <w:right w:val="single" w:sz="6" w:space="0" w:color="auto"/>
+            </w:tcBorders>
+            <w:tcMar>
+              <w:top w:w="240" w:type="dxa"/>
+              <w:left w:w="0" w:type="dxa"/>
+              <w:bottom w:w="240" w:type="dxa"/>
+              <w:right w:w="180" w:type="dxa"/>
+            </w:tcMar>
+            <w:vAlign w:val="center"/>
+            <w:hideMark/>
+          </w:tcPr>
+          <w:p>
+            <w:r>
+              <w:rPr>
+                <w:b/>
+                <w:bCs/>
+              </w:rPr>
+              <w:t>35</w:t>
+            </w:r>
+            <w:r>
+              <w:rPr>
+                <w:rFonts w:ascii="Batang" w:eastAsia="Batang" w:hAnsi="Batang" w:cs="Batang" w:hint="eastAsia"/>
+                <w:b/>
+                <w:bCs/>
+              </w:rPr>
+              <w:t>인승</w:t>
+            </w:r>
+            <w:r>
+              <w:rPr>
+                <w:b/>
+                <w:bCs/>
+              </w:rPr>
+              <w:t xml:space="preserve"> / 25</w:t>
+            </w:r>
+            <w:r>
+              <w:rPr>
+                <w:rFonts w:ascii="Batang" w:eastAsia="Batang" w:hAnsi="Batang" w:cs="Batang" w:hint="eastAsia"/>
+                <w:b/>
+                <w:bCs/>
+              </w:rPr>
+              <w:t>인승</w:t>
+            </w:r>
+          </w:p>
+        </w:tc>
+        <w:tc>
+          <w:tcPr>
+            <w:tcW w:w="0" w:type="auto"/>
+            <w:tcBorders>
+              <w:top w:val="single" w:sz="6" w:space="0" w:color="auto"/>
+              <w:left w:val="single" w:sz="6" w:space="0" w:color="auto"/>
+              <w:bottom w:val="single" w:sz="6" w:space="0" w:color="auto"/>
+              <w:right w:val="single" w:sz="6" w:space="0" w:color="auto"/>
+            </w:tcBorders>
+            <w:tcMar>
+              <w:top w:w="240" w:type="dxa"/>
+              <w:left w:w="0" w:type="dxa"/>
+              <w:bottom w:w="240" w:type="dxa"/>
+              <w:right w:w="0" w:type="dxa"/>
+            </w:tcMar>
+            <w:vAlign w:val="center"/>
+            <w:hideMark/>
+          </w:tcPr>
+          <w:p>
+            <w:r>
+              <w:rPr>
+                <w:rFonts w:ascii="Batang" w:eastAsia="Batang" w:hAnsi="Batang" w:cs="Batang" w:hint="eastAsia"/>
+              </w:rPr>
+              <w:t>대형보다</w:t>
+            </w:r>
+            <w:r>
+              <w:t xml:space="preserve"> </w:t>
+            </w:r>
+            <w:r>
+              <w:rPr>
+                <w:rFonts w:ascii="Batang" w:eastAsia="Batang" w:hAnsi="Batang" w:cs="Batang" w:hint="eastAsia"/>
+              </w:rPr>
+              <w:t>차체</w:t>
+            </w:r>
+            <w:r>
+              <w:t xml:space="preserve"> </w:t>
+            </w:r>
+            <w:r>
+              <w:rPr>
+                <w:rFonts w:ascii="Batang" w:eastAsia="Batang" w:hAnsi="Batang" w:cs="Batang" w:hint="eastAsia"/>
+              </w:rPr>
+              <w:t>길이가</w:t>
+            </w:r>
+            <w:r>
+              <w:t xml:space="preserve"> </w:t>
+            </w:r>
+            <w:r>
+              <w:rPr>
+                <w:rFonts w:ascii="Batang" w:eastAsia="Batang" w:hAnsi="Batang" w:cs="Batang" w:hint="eastAsia"/>
+              </w:rPr>
+              <w:t>짧습니다</w:t>
+            </w:r>
+            <w:r>
+              <w:t>. 20~30</w:t>
+            </w:r>
+            <w:r>
+              <w:rPr>
+                <w:rFonts w:ascii="Batang" w:eastAsia="Batang" w:hAnsi="Batang" w:cs="Batang" w:hint="eastAsia"/>
+              </w:rPr>
+              <w:t>명</w:t>
+            </w:r>
+            <w:r>
+              <w:t xml:space="preserve"> </w:t>
+            </w:r>
+            <w:r>
+              <w:rPr>
+                <w:rFonts w:ascii="Batang" w:eastAsia="Batang" w:hAnsi="Batang" w:cs="Batang" w:hint="eastAsia"/>
+              </w:rPr>
+              <w:t>규모의</w:t>
+            </w:r>
+            <w:r>
+              <w:t xml:space="preserve"> </w:t>
+            </w:r>
+            <w:r>
+              <w:rPr>
+                <w:rFonts w:ascii="Batang" w:eastAsia="Batang" w:hAnsi="Batang" w:cs="Batang" w:hint="eastAsia"/>
+              </w:rPr>
+              <w:t>단체</w:t>
+            </w:r>
+            <w:r>
+              <w:t xml:space="preserve"> </w:t>
+            </w:r>
+            <w:r>
+              <w:rPr>
+                <w:rFonts w:ascii="Batang" w:eastAsia="Batang" w:hAnsi="Batang" w:cs="Batang" w:hint="eastAsia"/>
+              </w:rPr>
+              <w:t>여행이나</w:t>
+            </w:r>
+            <w:r>
+              <w:t xml:space="preserve"> </w:t>
+            </w:r>
+            <w:r>
+              <w:rPr>
+                <w:rFonts w:ascii="Batang" w:eastAsia="Batang" w:hAnsi="Batang" w:cs="Batang" w:hint="eastAsia"/>
+              </w:rPr>
+              <w:t>웨딩</w:t>
+            </w:r>
+            <w:r>
+              <w:t xml:space="preserve"> </w:t>
+            </w:r>
+            <w:r>
+              <w:rPr>
+                <w:rFonts w:ascii="Batang" w:eastAsia="Batang" w:hAnsi="Batang" w:cs="Batang" w:hint="eastAsia"/>
+              </w:rPr>
+              <w:t>하객</w:t>
+            </w:r>
+            <w:r>
+              <w:t xml:space="preserve"> </w:t>
+            </w:r>
+            <w:r>
+              <w:rPr>
+                <w:rFonts w:ascii="Batang" w:eastAsia="Batang" w:hAnsi="Batang" w:cs="Batang" w:hint="eastAsia"/>
+              </w:rPr>
+              <w:t>수송에</w:t>
+            </w:r>
+            <w:r>
+              <w:t xml:space="preserve"> </w:t>
+            </w:r>
+            <w:r>
+              <w:rPr>
+                <w:rFonts w:ascii="Batang" w:eastAsia="Batang" w:hAnsi="Batang" w:cs="Batang" w:hint="eastAsia"/>
+              </w:rPr>
+              <w:t>적합합니다</w:t>
+            </w:r>
+            <w:r>
+              <w:t>.</w:t>
+            </w:r>
+          </w:p>
+        </w:tc>
+      </w:tr>
+      <w:tr>
+        <w:trPr>
+          <w:tblCellSpacing w:w="15" w:type="dxa"/>
+        </w:trPr>
+        <w:tc>
+          <w:tcPr>
+            <w:tcW w:w="0" w:type="auto"/>
+            <w:tcBorders>
+              <w:top w:val="single" w:sz="6" w:space="0" w:color="auto"/>
+              <w:left w:val="single" w:sz="6" w:space="0" w:color="auto"/>
+              <w:bottom w:val="single" w:sz="6" w:space="0" w:color="auto"/>
+              <w:right w:val="single" w:sz="6" w:space="0" w:color="auto"/>
+            </w:tcBorders>
+            <w:tcMar>
+              <w:top w:w="240" w:type="dxa"/>
+              <w:left w:w="0" w:type="dxa"/>
+              <w:bottom w:w="240" w:type="dxa"/>
+              <w:right w:w="180" w:type="dxa"/>
+            </w:tcMar>
+            <w:vAlign w:val="center"/>
+            <w:hideMark/>
+          </w:tcPr>
+          <w:p>
+            <w:r>
+              <w:rPr>
+                <w:rFonts w:ascii="Batang" w:eastAsia="Batang" w:hAnsi="Batang" w:cs="Batang" w:hint="eastAsia"/>
+                <w:b/>
+                <w:bCs/>
+              </w:rPr>
+              <w:t>소형</w:t>
+            </w:r>
+            <w:r>
+              <w:rPr>
+                <w:b/>
+                <w:bCs/>
+              </w:rPr>
+              <w:t>/</w:t>
+            </w:r>
+            <w:r>
+              <w:rPr>
+                <w:rFonts w:ascii="Batang" w:eastAsia="Batang" w:hAnsi="Batang" w:cs="Batang" w:hint="eastAsia"/>
+                <w:b/>
+                <w:bCs/>
+              </w:rPr>
+              <w:t>미니</w:t>
+            </w:r>
+            <w:r>
+              <w:rPr>
+                <w:b/>
+                <w:bCs/>
+              </w:rPr>
+              <w:t xml:space="preserve"> </w:t>
+            </w:r>
+            <w:r>
+              <w:rPr>
+                <w:rFonts w:ascii="Batang" w:eastAsia="Batang" w:hAnsi="Batang" w:cs="Batang" w:hint="eastAsia"/>
+                <w:b/>
+                <w:bCs/>
+              </w:rPr>
+              <w:t>버스</w:t>
+            </w:r>
+          </w:p>
+        </w:tc>
+        <w:tc>
+          <w:tcPr>
+            <w:tcW w:w="0" w:type="auto"/>
+            <w:tcBorders>
+              <w:top w:val="single" w:sz="6" w:space="0" w:color="auto"/>
+              <w:left w:val="single" w:sz="6" w:space="0" w:color="auto"/>
+              <w:bottom w:val="single" w:sz="6" w:space="0" w:color="auto"/>
+              <w:right w:val="single" w:sz="6" w:space="0" w:color="auto"/>
+            </w:tcBorders>
+            <w:tcMar>
+              <w:top w:w="240" w:type="dxa"/>
+              <w:left w:w="0" w:type="dxa"/>
+              <w:bottom w:w="240" w:type="dxa"/>
+              <w:right w:w="180" w:type="dxa"/>
+            </w:tcMar>
+            <w:vAlign w:val="center"/>
+            <w:hideMark/>
+          </w:tcPr>
+          <w:p>
+            <w:r>
+              <w:rPr>
+                <w:b/>
+                <w:bCs/>
+              </w:rPr>
+              <w:t>15</w:t>
+            </w:r>
+            <w:r>
+              <w:rPr>
+                <w:rFonts w:ascii="Batang" w:eastAsia="Batang" w:hAnsi="Batang" w:cs="Batang" w:hint="eastAsia"/>
+                <w:b/>
+                <w:bCs/>
+              </w:rPr>
+              <w:t>인승</w:t>
+            </w:r>
+            <w:r>
+              <w:rPr>
+                <w:b/>
+                <w:bCs/>
+              </w:rPr>
+              <w:t xml:space="preserve"> / 12</w:t>
+            </w:r>
+            <w:r>
+              <w:rPr>
+                <w:rFonts w:ascii="Batang" w:eastAsia="Batang" w:hAnsi="Batang" w:cs="Batang" w:hint="eastAsia"/>
+                <w:b/>
+                <w:bCs/>
+              </w:rPr>
+              <w:t>인승</w:t>
+            </w:r>
+          </w:p>
+        </w:tc>
+        <w:tc>
+          <w:tcPr>
+            <w:tcW w:w="0" w:type="auto"/>
+            <w:tcBorders>
+              <w:top w:val="single" w:sz="6" w:space="0" w:color="auto"/>
+              <w:left w:val="single" w:sz="6" w:space="0" w:color="auto"/>
+              <w:bottom w:val="single" w:sz="6" w:space="0" w:color="auto"/>
+              <w:right w:val="single" w:sz="6" w:space="0" w:color="auto"/>
+            </w:tcBorders>
+            <w:tcMar>
+              <w:top w:w="240" w:type="dxa"/>
+              <w:left w:w="0" w:type="dxa"/>
+              <w:bottom w:w="240" w:type="dxa"/>
+              <w:right w:w="0" w:type="dxa"/>
+            </w:tcMar>
+            <w:vAlign w:val="center"/>
+            <w:hideMark/>
+          </w:tcPr>
+          <w:p>
+            <w:r>
+              <w:rPr>
+                <w:rFonts w:ascii="Batang" w:eastAsia="Batang" w:hAnsi="Batang" w:cs="Batang" w:hint="eastAsia"/>
+              </w:rPr>
+              <w:t>카운티나</w:t>
+            </w:r>
+            <w:r>
+              <w:t xml:space="preserve"> </w:t>
+            </w:r>
+            <w:proofErr w:type="spellStart"/>
+            <w:r>
+              <w:rPr>
+                <w:rFonts w:ascii="Batang" w:eastAsia="Batang" w:hAnsi="Batang" w:cs="Batang" w:hint="eastAsia"/>
+              </w:rPr>
+              <w:t>쏠라티</w:t>
+            </w:r>
+            <w:proofErr w:type="spellEnd"/>
+            <w:r>
+              <w:t xml:space="preserve"> </w:t>
+            </w:r>
+            <w:r>
+              <w:rPr>
+                <w:rFonts w:ascii="Batang" w:eastAsia="Batang" w:hAnsi="Batang" w:cs="Batang" w:hint="eastAsia"/>
+              </w:rPr>
+              <w:t>같은</w:t>
+            </w:r>
+            <w:r>
+              <w:t xml:space="preserve"> </w:t>
+            </w:r>
+            <w:r>
+              <w:rPr>
+                <w:rFonts w:ascii="Batang" w:eastAsia="Batang" w:hAnsi="Batang" w:cs="Batang" w:hint="eastAsia"/>
+              </w:rPr>
+              <w:t>차량입니다</w:t>
+            </w:r>
+            <w:r>
+              <w:t xml:space="preserve">. </w:t>
+            </w:r>
+            <w:r>
+              <w:rPr>
+                <w:rFonts w:ascii="Batang" w:eastAsia="Batang" w:hAnsi="Batang" w:cs="Batang" w:hint="eastAsia"/>
+              </w:rPr>
+              <w:t>좁은</w:t>
+            </w:r>
+            <w:r>
+              <w:t xml:space="preserve"> </w:t>
+            </w:r>
+            <w:r>
+              <w:rPr>
+                <w:rFonts w:ascii="Batang" w:eastAsia="Batang" w:hAnsi="Batang" w:cs="Batang" w:hint="eastAsia"/>
+              </w:rPr>
+              <w:t>길</w:t>
+            </w:r>
+            <w:r>
+              <w:t xml:space="preserve"> </w:t>
+            </w:r>
+            <w:r>
+              <w:rPr>
+                <w:rFonts w:ascii="Batang" w:eastAsia="Batang" w:hAnsi="Batang" w:cs="Batang" w:hint="eastAsia"/>
+              </w:rPr>
+              <w:t>통행이</w:t>
+            </w:r>
+            <w:r>
+              <w:t xml:space="preserve"> </w:t>
+            </w:r>
+            <w:r>
+              <w:rPr>
+                <w:rFonts w:ascii="Batang" w:eastAsia="Batang" w:hAnsi="Batang" w:cs="Batang" w:hint="eastAsia"/>
+              </w:rPr>
+              <w:t>가능하며</w:t>
+            </w:r>
+            <w:r>
+              <w:t xml:space="preserve"> </w:t>
+            </w:r>
+            <w:r>
+              <w:rPr>
+                <w:rFonts w:ascii="Batang" w:eastAsia="Batang" w:hAnsi="Batang" w:cs="Batang" w:hint="eastAsia"/>
+              </w:rPr>
+              <w:t>소규모</w:t>
+            </w:r>
+            <w:r>
+              <w:t xml:space="preserve"> </w:t>
+            </w:r>
+            <w:r>
+              <w:rPr>
+                <w:rFonts w:ascii="Batang" w:eastAsia="Batang" w:hAnsi="Batang" w:cs="Batang" w:hint="eastAsia"/>
+              </w:rPr>
+              <w:t>가족</w:t>
+            </w:r>
+            <w:r>
+              <w:t xml:space="preserve"> </w:t>
+            </w:r>
+            <w:r>
+              <w:rPr>
+                <w:rFonts w:ascii="Batang" w:eastAsia="Batang" w:hAnsi="Batang" w:cs="Batang" w:hint="eastAsia"/>
+              </w:rPr>
+              <w:t>모임에</w:t>
+            </w:r>
+            <w:r>
+              <w:t xml:space="preserve"> </w:t>
+            </w:r>
+            <w:r>
+              <w:rPr>
+                <w:rFonts w:ascii="Batang" w:eastAsia="Batang" w:hAnsi="Batang" w:cs="Batang" w:hint="eastAsia"/>
+              </w:rPr>
+              <w:t>주로</w:t>
+            </w:r>
+            <w:r>
+              <w:t xml:space="preserve"> </w:t>
+            </w:r>
+            <w:r>
+              <w:rPr>
+                <w:rFonts w:ascii="Batang" w:eastAsia="Batang" w:hAnsi="Batang" w:cs="Batang" w:hint="eastAsia"/>
+              </w:rPr>
+              <w:t>쓰입니다</w:t>
+            </w:r>
+            <w:r>
+              <w:t>.</w:t>
+            </w:r>
+          </w:p>
+        </w:tc>
+      </w:tr>
+      <w:tr>
+        <w:trPr>
+          <w:tblCellSpacing w:w="15" w:type="dxa"/>
+        </w:trPr>
+        <w:tc>
+          <w:tcPr>
+            <w:tcW w:w="0" w:type="auto"/>
+            <w:tcBorders>
+              <w:top w:val="single" w:sz="6" w:space="0" w:color="auto"/>
+              <w:left w:val="single" w:sz="6" w:space="0" w:color="auto"/>
+              <w:bottom w:val="single" w:sz="6" w:space="0" w:color="auto"/>
+              <w:right w:val="single" w:sz="6" w:space="0" w:color="auto"/>
+            </w:tcBorders>
+            <w:tcMar>
+              <w:top w:w="240" w:type="dxa"/>
+              <w:left w:w="0" w:type="dxa"/>
+              <w:bottom w:w="240" w:type="dxa"/>
+              <w:right w:w="180" w:type="dxa"/>
+            </w:tcMar>
+            <w:vAlign w:val="center"/>
+            <w:hideMark/>
+          </w:tcPr>
+          <w:p>
+            <w:r>
+              <w:rPr>
+                <w:rFonts w:ascii="Batang" w:eastAsia="Batang" w:hAnsi="Batang" w:cs="Batang" w:hint="eastAsia"/>
+                <w:b/>
+                <w:bCs/>
+              </w:rPr>
+              <w:t>프리미엄</w:t>
+            </w:r>
+            <w:r>
+              <w:rPr>
+                <w:b/>
+                <w:bCs/>
+              </w:rPr>
+              <w:t xml:space="preserve"> </w:t>
+            </w:r>
+            <w:r>
+              <w:rPr>
+                <w:rFonts w:ascii="Batang" w:eastAsia="Batang" w:hAnsi="Batang" w:cs="Batang" w:hint="eastAsia"/>
+                <w:b/>
+                <w:bCs/>
+              </w:rPr>
+              <w:t>버스</w:t>
+            </w:r>
+          </w:p>
+        </w:tc>
+        <w:tc>
+          <w:tcPr>
+            <w:tcW w:w="0" w:type="auto"/>
+            <w:tcBorders>
+              <w:top w:val="single" w:sz="6" w:space="0" w:color="auto"/>
+              <w:left w:val="single" w:sz="6" w:space="0" w:color="auto"/>
+              <w:bottom w:val="single" w:sz="6" w:space="0" w:color="auto"/>
+              <w:right w:val="single" w:sz="6" w:space="0" w:color="auto"/>
+            </w:tcBorders>
+            <w:tcMar>
+              <w:top w:w="240" w:type="dxa"/>
+              <w:left w:w="0" w:type="dxa"/>
+              <w:bottom w:w="240" w:type="dxa"/>
+              <w:right w:w="180" w:type="dxa"/>
+            </w:tcMar>
+            <w:vAlign w:val="center"/>
+            <w:hideMark/>
+          </w:tcPr>
+          <w:p>
+            <w:r>
+              <w:rPr>
+                <w:b/>
+                <w:bCs/>
+              </w:rPr>
+              <w:t>21</w:t>
+            </w:r>
+            <w:r>
+              <w:rPr>
+                <w:rFonts w:ascii="Batang" w:eastAsia="Batang" w:hAnsi="Batang" w:cs="Batang" w:hint="eastAsia"/>
+                <w:b/>
+                <w:bCs/>
+              </w:rPr>
+              <w:t>인승</w:t>
+            </w:r>
+            <w:r>
+              <w:rPr>
+                <w:b/>
+                <w:bCs/>
+              </w:rPr>
+              <w:t xml:space="preserve"> </w:t>
+            </w:r>
+            <w:r>
+              <w:rPr>
+                <w:rFonts w:ascii="Batang" w:eastAsia="Batang" w:hAnsi="Batang" w:cs="Batang" w:hint="eastAsia"/>
+                <w:b/>
+                <w:bCs/>
+              </w:rPr>
+              <w:t>이하</w:t>
+            </w:r>
+          </w:p>
+        </w:tc>
+        <w:tc>
+          <w:tcPr>
+            <w:tcW w:w="0" w:type="auto"/>
+            <w:tcBorders>
+              <w:top w:val="single" w:sz="6" w:space="0" w:color="auto"/>
+              <w:left w:val="single" w:sz="6" w:space="0" w:color="auto"/>
+              <w:bottom w:val="single" w:sz="6" w:space="0" w:color="auto"/>
+              <w:right w:val="single" w:sz="6" w:space="0" w:color="auto"/>
+            </w:tcBorders>
+            <w:tcMar>
+              <w:top w:w="240" w:type="dxa"/>
+              <w:left w:w="0" w:type="dxa"/>
+              <w:bottom w:w="240" w:type="dxa"/>
+              <w:right w:w="0" w:type="dxa"/>
+            </w:tcMar>
+            <w:vAlign w:val="center"/>
+            <w:hideMark/>
+          </w:tcPr>
+          <w:p>
+            <w:r>
+              <w:rPr>
+                <w:rFonts w:ascii="Batang" w:eastAsia="Batang" w:hAnsi="Batang" w:cs="Batang" w:hint="eastAsia"/>
+              </w:rPr>
+              <w:t>최고급</w:t>
+            </w:r>
+            <w:r>
+              <w:t xml:space="preserve"> </w:t>
+            </w:r>
+            <w:r>
+              <w:rPr>
+                <w:rFonts w:ascii="Batang" w:eastAsia="Batang" w:hAnsi="Batang" w:cs="Batang" w:hint="eastAsia"/>
+              </w:rPr>
+              <w:t>사양</w:t>
+            </w:r>
+            <w:r>
+              <w:t xml:space="preserve">. </w:t>
+            </w:r>
+            <w:proofErr w:type="spellStart"/>
+            <w:r>
+              <w:rPr>
+                <w:rFonts w:ascii="Batang" w:eastAsia="Batang" w:hAnsi="Batang" w:cs="Batang" w:hint="eastAsia"/>
+              </w:rPr>
+              <w:t>좌석별</w:t>
+            </w:r>
+            <w:proofErr w:type="spellEnd"/>
+            <w:r>
+              <w:t xml:space="preserve"> </w:t>
+            </w:r>
+            <w:r>
+              <w:rPr>
+                <w:rFonts w:ascii="Batang" w:eastAsia="Batang" w:hAnsi="Batang" w:cs="Batang" w:hint="eastAsia"/>
+              </w:rPr>
+              <w:t>모니터</w:t>
+            </w:r>
+            <w:r>
+              <w:t xml:space="preserve">, </w:t>
+            </w:r>
+            <w:r>
+              <w:rPr>
+                <w:rFonts w:ascii="Batang" w:eastAsia="Batang" w:hAnsi="Batang" w:cs="Batang" w:hint="eastAsia"/>
+              </w:rPr>
+              <w:t>전동</w:t>
+            </w:r>
+            <w:r>
+              <w:t xml:space="preserve"> </w:t>
+            </w:r>
+            <w:r>
+              <w:rPr>
+                <w:rFonts w:ascii="Batang" w:eastAsia="Batang" w:hAnsi="Batang" w:cs="Batang" w:hint="eastAsia"/>
+              </w:rPr>
+              <w:t>시트</w:t>
+            </w:r>
+            <w:r>
+              <w:t xml:space="preserve"> </w:t>
+            </w:r>
+            <w:r>
+              <w:rPr>
+                <w:rFonts w:ascii="Batang" w:eastAsia="Batang" w:hAnsi="Batang" w:cs="Batang" w:hint="eastAsia"/>
+              </w:rPr>
+              <w:t>등이</w:t>
+            </w:r>
+            <w:r>
+              <w:t xml:space="preserve"> </w:t>
+            </w:r>
+            <w:r>
+              <w:rPr>
+                <w:rFonts w:ascii="Batang" w:eastAsia="Batang" w:hAnsi="Batang" w:cs="Batang" w:hint="eastAsia"/>
+              </w:rPr>
+              <w:t>포함된</w:t>
+            </w:r>
+            <w:r>
+              <w:t xml:space="preserve"> </w:t>
+            </w:r>
+            <w:r>
+              <w:rPr>
+                <w:rFonts w:ascii="Batang" w:eastAsia="Batang" w:hAnsi="Batang" w:cs="Batang" w:hint="eastAsia"/>
+              </w:rPr>
+              <w:t>최고급형</w:t>
+            </w:r>
+            <w:r>
+              <w:t xml:space="preserve"> </w:t>
+            </w:r>
+            <w:r>
+              <w:rPr>
+                <w:rFonts w:ascii="Batang" w:eastAsia="Batang" w:hAnsi="Batang" w:cs="Batang" w:hint="eastAsia"/>
+              </w:rPr>
+              <w:t>멤버십</w:t>
+            </w:r>
+            <w:r>
+              <w:t xml:space="preserve"> </w:t>
+            </w:r>
+            <w:r>
+              <w:rPr>
+                <w:rFonts w:ascii="Batang" w:eastAsia="Batang" w:hAnsi="Batang" w:cs="Batang" w:hint="eastAsia"/>
+              </w:rPr>
+              <w:t>기사님들이</w:t>
+            </w:r>
+            <w:r>
+              <w:t xml:space="preserve"> </w:t>
+            </w:r>
+            <w:r>
+              <w:rPr>
+                <w:rFonts w:ascii="Batang" w:eastAsia="Batang" w:hAnsi="Batang" w:cs="Batang" w:hint="eastAsia"/>
+              </w:rPr>
+              <w:t>주로</w:t>
+            </w:r>
+            <w:r>
+              <w:t xml:space="preserve"> </w:t>
+            </w:r>
+            <w:r>
+              <w:rPr>
+                <w:rFonts w:ascii="Batang" w:eastAsia="Batang" w:hAnsi="Batang" w:cs="Batang" w:hint="eastAsia"/>
+              </w:rPr>
+              <w:t>운용합니다</w:t>
+            </w:r>
+            <w:r>
+              <w:t>.</w:t>
+            </w:r>
+          </w:p>
+        </w:tc>
+      </w:tr>
+    </w:tbl>
+    <w:p>
+      <w:pPr>
         <w:rPr>
           <w:rFonts w:hint="eastAsia"/>
         </w:rPr>
-        <w:t xml:space="preserve"> </w:t>
-      </w:r>
-      <w:r>
-        <w:rPr>
-          <w:rFonts w:hint="eastAsia"/>
-        </w:rPr>
-        <w:t>대표님께</w:t>
-      </w:r>
-    </w:p>
-    <w:p>
-      <w:r>
-        <w:rPr>
-          <w:rFonts w:hint="eastAsia"/>
-        </w:rPr>
-        <w:t xml:space="preserve">       </w:t>
-      </w:r>
-      <w:r>
-        <w:rPr>
-          <w:rFonts w:hint="eastAsia"/>
-        </w:rPr>
-        <w:t>수수료</w:t>
-      </w:r>
-      <w:r>
-        <w:rPr>
-          <w:rFonts w:hint="eastAsia"/>
-        </w:rPr>
-        <w:t xml:space="preserve"> </w:t>
-      </w:r>
-      <w:r>
-        <w:rPr>
-          <w:rFonts w:hint="eastAsia"/>
-        </w:rPr>
-        <w:t>취소</w:t>
-      </w:r>
-      <w:r>
-        <w:rPr>
-          <w:rFonts w:hint="eastAsia"/>
-        </w:rPr>
-        <w:t xml:space="preserve"> </w:t>
-      </w:r>
-      <w:r>
-        <w:rPr>
-          <w:rFonts w:hint="eastAsia"/>
-        </w:rPr>
-        <w:t>및</w:t>
-      </w:r>
-      <w:r>
-        <w:rPr>
-          <w:rFonts w:hint="eastAsia"/>
-        </w:rPr>
-        <w:t xml:space="preserve"> </w:t>
-      </w:r>
-      <w:r>
-        <w:rPr>
-          <w:rFonts w:hint="eastAsia"/>
-        </w:rPr>
-        <w:t>수수료</w:t>
-      </w:r>
-      <w:r>
-        <w:rPr>
-          <w:rFonts w:hint="eastAsia"/>
-        </w:rPr>
-        <w:t xml:space="preserve"> </w:t>
-      </w:r>
-      <w:r>
-        <w:rPr>
-          <w:rFonts w:hint="eastAsia"/>
-        </w:rPr>
-        <w:t>정산에</w:t>
-      </w:r>
-      <w:r>
-        <w:rPr>
-          <w:rFonts w:hint="eastAsia"/>
-        </w:rPr>
-        <w:t xml:space="preserve"> </w:t>
-      </w:r>
-      <w:r>
-        <w:rPr>
-          <w:rFonts w:hint="eastAsia"/>
-        </w:rPr>
-        <w:t>대한</w:t>
-      </w:r>
-      <w:r>
-        <w:rPr>
-          <w:rFonts w:hint="eastAsia"/>
-        </w:rPr>
-        <w:t xml:space="preserve"> </w:t>
-      </w:r>
-      <w:r>
-        <w:rPr>
-          <w:rFonts w:hint="eastAsia"/>
-        </w:rPr>
-        <w:t>처리</w:t>
-      </w:r>
-      <w:r>
-        <w:rPr>
-          <w:rFonts w:hint="eastAsia"/>
-        </w:rPr>
-        <w:t xml:space="preserve"> </w:t>
-      </w:r>
-      <w:r>
-        <w:rPr>
-          <w:rFonts w:hint="eastAsia"/>
-        </w:rPr>
-        <w:t>방법에</w:t>
-      </w:r>
-      <w:r>
-        <w:rPr>
-          <w:rFonts w:hint="eastAsia"/>
-        </w:rPr>
-        <w:t xml:space="preserve"> </w:t>
-      </w:r>
-      <w:r>
-        <w:rPr>
-          <w:rFonts w:hint="eastAsia"/>
-        </w:rPr>
-        <w:t>대해</w:t>
-      </w:r>
-    </w:p>
-    <w:p>
-      <w:pPr>
-        <w:rPr>
-          <w:rFonts w:hint="eastAsia"/>
-        </w:rPr>
-      </w:pPr>
-      <w:r>
-        <w:rPr>
-          <w:rFonts w:hint="eastAsia"/>
-        </w:rPr>
-        <w:t xml:space="preserve">       </w:t>
-      </w:r>
-      <w:r>
-        <w:rPr>
-          <w:rFonts w:hint="eastAsia"/>
-        </w:rPr>
-        <w:t>좋은</w:t>
-      </w:r>
-      <w:r>
-        <w:rPr>
-          <w:rFonts w:hint="eastAsia"/>
-        </w:rPr>
-        <w:t xml:space="preserve"> </w:t>
-      </w:r>
-      <w:r>
-        <w:rPr>
-          <w:rFonts w:hint="eastAsia"/>
-        </w:rPr>
-        <w:t>의견</w:t>
-      </w:r>
-      <w:r>
-        <w:rPr>
-          <w:rFonts w:hint="eastAsia"/>
-        </w:rPr>
-        <w:t xml:space="preserve"> </w:t>
-      </w:r>
-      <w:r>
-        <w:rPr>
-          <w:rFonts w:hint="eastAsia"/>
-        </w:rPr>
-        <w:t>많이</w:t>
-      </w:r>
-      <w:r>
-        <w:rPr>
-          <w:rFonts w:hint="eastAsia"/>
-        </w:rPr>
-        <w:t xml:space="preserve"> </w:t>
-      </w:r>
-      <w:r>
-        <w:rPr>
-          <w:rFonts w:hint="eastAsia"/>
-        </w:rPr>
-        <w:t>부탁</w:t>
-      </w:r>
-      <w:r>
-        <w:rPr>
-          <w:rFonts w:hint="eastAsia"/>
-        </w:rPr>
-        <w:t xml:space="preserve"> </w:t>
-      </w:r>
-      <w:r>
-        <w:rPr>
-          <w:rFonts w:hint="eastAsia"/>
-        </w:rPr>
-        <w:t>드립니다</w:t>
-      </w:r>
-      <w:r>
-        <w:rPr>
-          <w:rFonts w:hint="eastAsia"/>
-        </w:rPr>
-        <w:t xml:space="preserve">. </w:t>
-      </w:r>
-      <w:r>
-        <w:rPr>
-          <w:rFonts w:hint="eastAsia"/>
-        </w:rPr>
-        <w:t>제일</w:t>
-      </w:r>
-      <w:r>
-        <w:rPr>
-          <w:rFonts w:hint="eastAsia"/>
-        </w:rPr>
-        <w:t xml:space="preserve"> </w:t>
-      </w:r>
-      <w:r>
-        <w:rPr>
-          <w:rFonts w:hint="eastAsia"/>
-        </w:rPr>
-        <w:t>중요한</w:t>
-      </w:r>
-      <w:r>
-        <w:rPr>
-          <w:rFonts w:hint="eastAsia"/>
-        </w:rPr>
-        <w:t xml:space="preserve"> </w:t>
-      </w:r>
-      <w:r>
-        <w:rPr>
-          <w:rFonts w:hint="eastAsia"/>
-        </w:rPr>
-        <w:t>부분</w:t>
-      </w:r>
-      <w:r>
-        <w:rPr>
-          <w:rFonts w:hint="eastAsia"/>
-        </w:rPr>
-        <w:t xml:space="preserve"> </w:t>
-      </w:r>
-      <w:r>
-        <w:rPr>
-          <w:rFonts w:hint="eastAsia"/>
-        </w:rPr>
-        <w:t>입니다</w:t>
-      </w:r>
-      <w:r>
-        <w:rPr>
-          <w:rFonts w:hint="eastAsia"/>
-        </w:rPr>
-        <w:t>.</w:t>
-      </w:r>
+      </w:pPr>
     </w:p>
     <w:sectPr>
       <w:pgSz w:w="12240" w:h="15840"/>
@@ -6041,7 +4919,7 @@
 </file>
 
 <file path=word/numbering.xml><?xml version="1.0" encoding="utf-8"?>
-<w:numbering xmlns:wpc="http://schemas.microsoft.com/office/word/2010/wordprocessingCanvas" xmlns:cx="http://schemas.microsoft.com/office/drawing/2014/chartex" xmlns:cx1="http://schemas.microsoft.com/office/drawing/2015/9/8/chartex" xmlns:cx2="http://schemas.microsoft.com/office/drawing/2015/10/21/chartex" xmlns:cx3="http://schemas.microsoft.com/office/drawing/2016/5/9/chartex" xmlns:cx4="http://schemas.microsoft.com/office/drawing/2016/5/10/chartex" xmlns:cx5="http://schemas.microsoft.com/office/drawing/2016/5/11/chartex" xmlns:cx6="http://schemas.microsoft.com/office/drawing/2016/5/12/chartex" xmlns:cx7="http://schemas.microsoft.com/office/drawing/2016/5/13/chartex" xmlns:cx8="http://schemas.microsoft.com/office/drawing/2016/5/14/chartex" xmlns:mc="http://schemas.openxmlformats.org/markup-compatibility/2006" xmlns:aink="http://schemas.microsoft.com/office/drawing/2016/ink" xmlns:am3d="http://schemas.microsoft.com/office/drawing/2017/model3d" xmlns:o="urn:schemas-microsoft-com:office:office" xmlns:oel="http://schemas.microsoft.com/office/2019/extlst" xmlns:r="http://schemas.openxmlformats.org/officeDocument/2006/relationships" xmlns:m="http://schemas.openxmlformats.org/officeDocument/2006/math" xmlns:v="urn:schemas-microsoft-com:vml" xmlns:wp14="http://schemas.microsoft.com/office/word/2010/wordprocessingDrawing" xmlns:wp="http://schemas.openxmlformats.org/drawingml/2006/wordprocessingDrawing" xmlns:w10="urn:schemas-microsoft-com:office:word" xmlns:w="http://schemas.openxmlformats.org/wordprocessingml/2006/main" xmlns:w14="http://schemas.microsoft.com/office/word/2010/wordml" xmlns:w15="http://schemas.microsoft.com/office/word/2012/wordml" xmlns:w16cex="http://schemas.microsoft.com/office/word/2018/wordml/cex" xmlns:w16cid="http://schemas.microsoft.com/office/word/2016/wordml/cid" xmlns:w16="http://schemas.microsoft.com/office/word/2018/wordml" xmlns:w16sdtdh="http://schemas.microsoft.com/office/word/2020/wordml/sdtdatahash" xmlns:w16se="http://schemas.microsoft.com/office/word/2015/wordml/symex" xmlns:wpg="http://schemas.microsoft.com/office/word/2010/wordprocessingGroup" xmlns:wpi="http://schemas.microsoft.com/office/word/2010/wordprocessingInk" xmlns:wne="http://schemas.microsoft.com/office/word/2006/wordml" xmlns:wps="http://schemas.microsoft.com/office/word/2010/wordprocessingShape" mc:Ignorable="w14 w15 w16se w16cid w16 w16cex w16sdtdh wp14">
+<w:numbering xmlns:wpc="http://schemas.microsoft.com/office/word/2010/wordprocessingCanvas" xmlns:cx="http://schemas.microsoft.com/office/drawing/2014/chartex" xmlns:cx1="http://schemas.microsoft.com/office/drawing/2015/9/8/chartex" xmlns:cx2="http://schemas.microsoft.com/office/drawing/2015/10/21/chartex" xmlns:cx3="http://schemas.microsoft.com/office/drawing/2016/5/9/chartex" xmlns:cx4="http://schemas.microsoft.com/office/drawing/2016/5/10/chartex" xmlns:cx5="http://schemas.microsoft.com/office/drawing/2016/5/11/chartex" xmlns:cx6="http://schemas.microsoft.com/office/drawing/2016/5/12/chartex" xmlns:cx7="http://schemas.microsoft.com/office/drawing/2016/5/13/chartex" xmlns:cx8="http://schemas.microsoft.com/office/drawing/2016/5/14/chartex" xmlns:mc="http://schemas.openxmlformats.org/markup-compatibility/2006" xmlns:aink="http://schemas.microsoft.com/office/drawing/2016/ink" xmlns:am3d="http://schemas.microsoft.com/office/drawing/2017/model3d" xmlns:o="urn:schemas-microsoft-com:office:office" xmlns:oel="http://schemas.microsoft.com/office/2019/extlst" xmlns:r="http://schemas.openxmlformats.org/officeDocument/2006/relationships" xmlns:m="http://schemas.openxmlformats.org/officeDocument/2006/math" xmlns:v="urn:schemas-microsoft-com:vml" xmlns:wp14="http://schemas.microsoft.com/office/word/2010/wordprocessingDrawing" xmlns:wp="http://schemas.openxmlformats.org/drawingml/2006/wordprocessingDrawing" xmlns:w10="urn:schemas-microsoft-com:office:word" xmlns:w="http://schemas.openxmlformats.org/wordprocessingml/2006/main" xmlns:w14="http://schemas.microsoft.com/office/word/2010/wordml" xmlns:w15="http://schemas.microsoft.com/office/word/2012/wordml" xmlns:w16cex="http://schemas.microsoft.com/office/word/2018/wordml/cex" xmlns:w16cid="http://schemas.microsoft.com/office/word/2016/wordml/cid" xmlns:w16="http://schemas.microsoft.com/office/word/2018/wordml" xmlns:w16du="http://schemas.microsoft.com/office/word/2023/wordml/word16du" xmlns:w16sdtdh="http://schemas.microsoft.com/office/word/2020/wordml/sdtdatahash" xmlns:w16se="http://schemas.microsoft.com/office/word/2015/wordml/symex" xmlns:wpg="http://schemas.microsoft.com/office/word/2010/wordprocessingGroup" xmlns:wpi="http://schemas.microsoft.com/office/word/2010/wordprocessingInk" xmlns:wne="http://schemas.microsoft.com/office/word/2006/wordml" xmlns:wps="http://schemas.microsoft.com/office/word/2010/wordprocessingShape" mc:Ignorable="w14 w15 w16se w16cid w16 w16cex w16sdtdh w16du wp14">
   <w:abstractNum w:abstractNumId="0" w15:restartNumberingAfterBreak="0">
     <w:nsid w:val="008D5274"/>
     <w:multiLevelType w:val="multilevel"/>
@@ -9046,7 +7924,7 @@
 </file>
 
 <file path=word/styles.xml><?xml version="1.0" encoding="utf-8"?>
-<w:styles xmlns:mc="http://schemas.openxmlformats.org/markup-compatibility/2006" xmlns:r="http://schemas.openxmlformats.org/officeDocument/2006/relationships" xmlns:w="http://schemas.openxmlformats.org/wordprocessingml/2006/main" xmlns:w14="http://schemas.microsoft.com/office/word/2010/wordml" xmlns:w15="http://schemas.microsoft.com/office/word/2012/wordml" xmlns:w16cex="http://schemas.microsoft.com/office/word/2018/wordml/cex" xmlns:w16cid="http://schemas.microsoft.com/office/word/2016/wordml/cid" xmlns:w16="http://schemas.microsoft.com/office/word/2018/wordml" xmlns:w16sdtdh="http://schemas.microsoft.com/office/word/2020/wordml/sdtdatahash" xmlns:w16se="http://schemas.microsoft.com/office/word/2015/wordml/symex" mc:Ignorable="w14 w15 w16se w16cid w16 w16cex w16sdtdh">
+<w:styles xmlns:mc="http://schemas.openxmlformats.org/markup-compatibility/2006" xmlns:r="http://schemas.openxmlformats.org/officeDocument/2006/relationships" xmlns:w="http://schemas.openxmlformats.org/wordprocessingml/2006/main" xmlns:w14="http://schemas.microsoft.com/office/word/2010/wordml" xmlns:w15="http://schemas.microsoft.com/office/word/2012/wordml" xmlns:w16cex="http://schemas.microsoft.com/office/word/2018/wordml/cex" xmlns:w16cid="http://schemas.microsoft.com/office/word/2016/wordml/cid" xmlns:w16="http://schemas.microsoft.com/office/word/2018/wordml" xmlns:w16du="http://schemas.microsoft.com/office/word/2023/wordml/word16du" xmlns:w16sdtdh="http://schemas.microsoft.com/office/word/2020/wordml/sdtdatahash" xmlns:w16se="http://schemas.microsoft.com/office/word/2015/wordml/symex" mc:Ignorable="w14 w15 w16se w16cid w16 w16cex w16sdtdh w16du">
   <w:docDefaults>
     <w:rPrDefault>
       <w:rPr>
@@ -9441,6 +8319,12 @@
   <w:style w:type="paragraph" w:default="1" w:styleId="Normal">
     <w:name w:val="Normal"/>
     <w:qFormat/>
+    <w:rsid w:val="00663E94"/>
+    <w:rPr>
+      <w:rFonts w:ascii="Times New Roman" w:eastAsia="Times New Roman" w:hAnsi="Times New Roman" w:cs="Times New Roman"/>
+      <w:kern w:val="0"/>
+      <w14:ligatures w14:val="none"/>
+    </w:rPr>
   </w:style>
   <w:style w:type="paragraph" w:styleId="Heading1">
     <w:name w:val="heading 1"/>
@@ -9459,8 +8343,10 @@
     <w:rPr>
       <w:rFonts w:asciiTheme="majorHAnsi" w:eastAsiaTheme="majorEastAsia" w:hAnsiTheme="majorHAnsi" w:cstheme="majorBidi"/>
       <w:color w:val="2F5496" w:themeColor="accent1" w:themeShade="BF"/>
+      <w:kern w:val="2"/>
       <w:sz w:val="32"/>
       <w:szCs w:val="32"/>
+      <w14:ligatures w14:val="standardContextual"/>
     </w:rPr>
   </w:style>
   <w:style w:type="paragraph" w:styleId="Heading2">
@@ -9482,8 +8368,10 @@
     <w:rPr>
       <w:rFonts w:asciiTheme="majorHAnsi" w:eastAsiaTheme="majorEastAsia" w:hAnsiTheme="majorHAnsi" w:cstheme="majorBidi"/>
       <w:color w:val="2F5496" w:themeColor="accent1" w:themeShade="BF"/>
+      <w:kern w:val="2"/>
       <w:sz w:val="26"/>
       <w:szCs w:val="26"/>
+      <w14:ligatures w14:val="standardContextual"/>
     </w:rPr>
   </w:style>
   <w:style w:type="paragraph" w:styleId="Heading3">
@@ -9498,13 +8386,10 @@
       <w:outlineLvl w:val="2"/>
     </w:pPr>
     <w:rPr>
-      <w:rFonts w:ascii="Times New Roman" w:eastAsia="Times New Roman" w:hAnsi="Times New Roman" w:cs="Times New Roman"/>
       <w:b/>
       <w:bCs/>
-      <w:kern w:val="0"/>
       <w:sz w:val="27"/>
       <w:szCs w:val="27"/>
-      <w14:ligatures w14:val="none"/>
     </w:rPr>
   </w:style>
   <w:style w:type="character" w:default="1" w:styleId="DefaultParagraphFont">
@@ -9559,6 +8444,11 @@
       <w:ind w:left="720"/>
       <w:contextualSpacing/>
     </w:pPr>
+    <w:rPr>
+      <w:rFonts w:asciiTheme="minorHAnsi" w:eastAsiaTheme="minorEastAsia" w:hAnsiTheme="minorHAnsi" w:cstheme="minorBidi"/>
+      <w:kern w:val="2"/>
+      <w14:ligatures w14:val="standardContextual"/>
+    </w:rPr>
   </w:style>
   <w:style w:type="character" w:customStyle="1" w:styleId="Heading1Char">
     <w:name w:val="Heading 1 Char"/>
@@ -9585,6 +8475,17 @@
       <w:color w:val="2F5496" w:themeColor="accent1" w:themeShade="BF"/>
       <w:sz w:val="26"/>
       <w:szCs w:val="26"/>
+    </w:rPr>
+  </w:style>
+  <w:style w:type="character" w:styleId="Strong">
+    <w:name w:val="Strong"/>
+    <w:basedOn w:val="DefaultParagraphFont"/>
+    <w:uiPriority w:val="22"/>
+    <w:qFormat/>
+    <w:rsid w:val="00663E94"/>
+    <w:rPr>
+      <w:b/>
+      <w:bCs/>
     </w:rPr>
   </w:style>
 </w:styles>
